--- a/docs/er/worksheets/worksheet-guiado-2-licenciamento.docx
+++ b/docs/er/worksheets/worksheet-guiado-2-licenciamento.docx
@@ -2664,19 +2664,28 @@
         <w:spacing w:after="80"/>
       </w:pPr>
       <w:r>
-        <w:t xml:space="preserve">Para cada relação, tente mentalmente colocar a FK no lado natural e escrever 3 linhas com dados reais.</w:t>
+        <w:t xml:space="preserve">Para cada relação, aplique o método em 4 passos: (A) tentativa com 3 linhas de dados reais; (B) observação de vazios ou repetições; (C) decisão; (D) nome da regra.</w:t>
       </w:r>
     </w:p>
     <w:p>
       <w:pPr>
         <w:spacing w:after="80"/>
       </w:pPr>
+      <w:r>
+        <w:rPr>
+          <w:b/>
+          <w:bCs/>
+          <w:sz w:val="20"/>
+          <w:szCs w:val="20"/>
+        </w:rPr>
+        <w:t xml:space="preserve">Lembrete rápido: </w:t>
+      </w:r>
       <w:r>
         <w:rPr>
           <w:sz w:val="20"/>
           <w:szCs w:val="20"/>
         </w:rPr>
-        <w:t xml:space="preserve">• Não aparecem NULLs nem repetições? </w:t>
+        <w:t xml:space="preserve">tudo limpo → </w:t>
       </w:r>
       <w:r>
         <w:rPr>
@@ -2686,19 +2695,14 @@
           <w:sz w:val="20"/>
           <w:szCs w:val="20"/>
         </w:rPr>
-        <w:t xml:space="preserve">→ Ficam 2 tabelas (Regra 4).</w:t>
-      </w:r>
-    </w:p>
-    <w:p>
-      <w:pPr>
-        <w:spacing w:after="80"/>
-      </w:pPr>
+        <w:t xml:space="preserve">Regra 4 (2 tabelas)</w:t>
+      </w:r>
       <w:r>
         <w:rPr>
           <w:sz w:val="20"/>
           <w:szCs w:val="20"/>
         </w:rPr>
-        <w:t xml:space="preserve">• Aparecem células vazias? </w:t>
+        <w:t xml:space="preserve">   |   NULLs → </w:t>
       </w:r>
       <w:r>
         <w:rPr>
@@ -2708,19 +2712,14 @@
           <w:sz w:val="20"/>
           <w:szCs w:val="20"/>
         </w:rPr>
-        <w:t xml:space="preserve">→ Criar 3ª tabela (Regra 5).</w:t>
-      </w:r>
-    </w:p>
-    <w:p>
-      <w:pPr>
-        <w:spacing w:after="80"/>
-      </w:pPr>
+        <w:t xml:space="preserve">Regra 5 (3 tabelas)</w:t>
+      </w:r>
       <w:r>
         <w:rPr>
           <w:sz w:val="20"/>
           <w:szCs w:val="20"/>
         </w:rPr>
-        <w:t xml:space="preserve">• Aparecem linhas repetidas? </w:t>
+        <w:t xml:space="preserve">   |   repetições → </w:t>
       </w:r>
       <w:r>
         <w:rPr>
@@ -2730,7 +2729,7 @@
           <w:sz w:val="20"/>
           <w:szCs w:val="20"/>
         </w:rPr>
-        <w:t xml:space="preserve">→ Criar 3ª tabela associativa (Regra 6).</w:t>
+        <w:t xml:space="preserve">Regra 6 (3 tabelas)</w:t>
       </w:r>
     </w:p>
     <w:p>
@@ -2739,6 +2738,36 @@
       </w:pPr>
       <w:r>
         <w:t xml:space="preserve"/>
+      </w:r>
+    </w:p>
+    <w:p>
+      <w:pPr>
+        <w:shd w:fill="DCE6F1" w:val="clear"/>
+        <w:spacing w:after="80" w:before="200"/>
+      </w:pPr>
+      <w:r>
+        <w:rPr>
+          <w:b/>
+          <w:bCs/>
+          <w:color w:val="1F3864"/>
+          <w:sz w:val="22"/>
+          <w:szCs w:val="22"/>
+        </w:rPr>
+        <w:t xml:space="preserve">  Relação 1:  ________________________________________________________________</w:t>
+      </w:r>
+    </w:p>
+    <w:p>
+      <w:pPr>
+        <w:spacing w:after="80"/>
+      </w:pPr>
+      <w:r>
+        <w:rPr>
+          <w:b/>
+          <w:bCs/>
+          <w:sz w:val="20"/>
+          <w:szCs w:val="20"/>
+        </w:rPr>
+        <w:t xml:space="preserve">Passo A — Tentativa: coloque a FK no lado mais natural e escreva 3 linhas com dados plausíveis.</w:t>
       </w:r>
     </w:p>
     <w:tbl>
@@ -2754,10 +2783,10 @@
         </w:tblBorders>
       </w:tblPr>
       <w:tblGrid>
-        <w:gridCol w:w="2400"/>
-        <w:gridCol w:w="3838"/>
-        <w:gridCol w:w="1900"/>
-        <w:gridCol w:w="1500"/>
+        <w:gridCol w:w="2410"/>
+        <w:gridCol w:w="2410"/>
+        <w:gridCol w:w="2409"/>
+        <w:gridCol w:w="2409"/>
       </w:tblGrid>
       <w:tr>
         <w:trPr>
@@ -2765,7 +2794,7 @@
         </w:trPr>
         <w:tc>
           <w:tcPr>
-            <w:tcW w:type="dxa" w:w="2400"/>
+            <w:tcW w:type="dxa" w:w="2410"/>
             <w:tcBorders>
               <w:top w:val="single" w:color="AAAAAA" w:sz="4"/>
               <w:left w:val="single" w:color="AAAAAA" w:sz="4"/>
@@ -2789,13 +2818,13 @@
                 <w:sz w:val="20"/>
                 <w:szCs w:val="20"/>
               </w:rPr>
-              <w:t xml:space="preserve">Relação</w:t>
-            </w:r>
-          </w:p>
-        </w:tc>
-        <w:tc>
-          <w:tcPr>
-            <w:tcW w:type="dxa" w:w="3838"/>
+              <w:t xml:space="preserve"/>
+            </w:r>
+          </w:p>
+        </w:tc>
+        <w:tc>
+          <w:tcPr>
+            <w:tcW w:type="dxa" w:w="2410"/>
             <w:tcBorders>
               <w:top w:val="single" w:color="AAAAAA" w:sz="4"/>
               <w:left w:val="single" w:color="AAAAAA" w:sz="4"/>
@@ -2819,13 +2848,13 @@
                 <w:sz w:val="20"/>
                 <w:szCs w:val="20"/>
               </w:rPr>
-              <w:t xml:space="preserve">O que acontece se colocar a FK?</w:t>
-            </w:r>
-          </w:p>
-        </w:tc>
-        <w:tc>
-          <w:tcPr>
-            <w:tcW w:type="dxa" w:w="1900"/>
+              <w:t xml:space="preserve"/>
+            </w:r>
+          </w:p>
+        </w:tc>
+        <w:tc>
+          <w:tcPr>
+            <w:tcW w:type="dxa" w:w="2409"/>
             <w:tcBorders>
               <w:top w:val="single" w:color="AAAAAA" w:sz="4"/>
               <w:left w:val="single" w:color="AAAAAA" w:sz="4"/>
@@ -2849,13 +2878,13 @@
                 <w:sz w:val="20"/>
                 <w:szCs w:val="20"/>
               </w:rPr>
-              <w:t xml:space="preserve">Decisão</w:t>
-            </w:r>
-          </w:p>
-        </w:tc>
-        <w:tc>
-          <w:tcPr>
-            <w:tcW w:type="dxa" w:w="1500"/>
+              <w:t xml:space="preserve"/>
+            </w:r>
+          </w:p>
+        </w:tc>
+        <w:tc>
+          <w:tcPr>
+            <w:tcW w:type="dxa" w:w="2409"/>
             <w:tcBorders>
               <w:top w:val="single" w:color="AAAAAA" w:sz="4"/>
               <w:left w:val="single" w:color="AAAAAA" w:sz="4"/>
@@ -2879,7 +2908,7 @@
                 <w:sz w:val="20"/>
                 <w:szCs w:val="20"/>
               </w:rPr>
-              <w:t xml:space="preserve">Regra</w:t>
+              <w:t xml:space="preserve"/>
             </w:r>
           </w:p>
         </w:tc>
@@ -2887,82 +2916,82 @@
       <w:tr>
         <w:tc>
           <w:tcPr>
-            <w:tcW w:type="dxa" w:w="2400"/>
-            <w:tcBorders>
-              <w:top w:val="single" w:color="AAAAAA" w:sz="4"/>
-              <w:left w:val="single" w:color="AAAAAA" w:sz="4"/>
-              <w:bottom w:val="single" w:color="AAAAAA" w:sz="4"/>
-              <w:right w:val="single" w:color="AAAAAA" w:sz="4"/>
-            </w:tcBorders>
-            <w:tcMar>
-              <w:top w:type="dxa" w:w="80"/>
-              <w:left w:type="dxa" w:w="120"/>
-              <w:bottom w:type="dxa" w:w="80"/>
-              <w:right w:type="dxa" w:w="120"/>
-            </w:tcMar>
-          </w:tcPr>
-          <w:p>
-            <w:pPr>
-              <w:spacing w:after="300"/>
-            </w:pPr>
-            <w:r>
-              <w:t xml:space="preserve"/>
-            </w:r>
-          </w:p>
-        </w:tc>
-        <w:tc>
-          <w:tcPr>
-            <w:tcW w:type="dxa" w:w="3838"/>
-            <w:tcBorders>
-              <w:top w:val="single" w:color="AAAAAA" w:sz="4"/>
-              <w:left w:val="single" w:color="AAAAAA" w:sz="4"/>
-              <w:bottom w:val="single" w:color="AAAAAA" w:sz="4"/>
-              <w:right w:val="single" w:color="AAAAAA" w:sz="4"/>
-            </w:tcBorders>
-            <w:tcMar>
-              <w:top w:type="dxa" w:w="80"/>
-              <w:left w:type="dxa" w:w="120"/>
-              <w:bottom w:type="dxa" w:w="80"/>
-              <w:right w:type="dxa" w:w="120"/>
-            </w:tcMar>
-          </w:tcPr>
-          <w:p>
-            <w:pPr>
-              <w:spacing w:after="300"/>
-            </w:pPr>
-            <w:r>
-              <w:t xml:space="preserve"/>
-            </w:r>
-          </w:p>
-        </w:tc>
-        <w:tc>
-          <w:tcPr>
-            <w:tcW w:type="dxa" w:w="1900"/>
-            <w:tcBorders>
-              <w:top w:val="single" w:color="AAAAAA" w:sz="4"/>
-              <w:left w:val="single" w:color="AAAAAA" w:sz="4"/>
-              <w:bottom w:val="single" w:color="AAAAAA" w:sz="4"/>
-              <w:right w:val="single" w:color="AAAAAA" w:sz="4"/>
-            </w:tcBorders>
-            <w:tcMar>
-              <w:top w:type="dxa" w:w="80"/>
-              <w:left w:type="dxa" w:w="120"/>
-              <w:bottom w:type="dxa" w:w="80"/>
-              <w:right w:type="dxa" w:w="120"/>
-            </w:tcMar>
-          </w:tcPr>
-          <w:p>
-            <w:pPr>
-              <w:spacing w:after="300"/>
-            </w:pPr>
-            <w:r>
-              <w:t xml:space="preserve"/>
-            </w:r>
-          </w:p>
-        </w:tc>
-        <w:tc>
-          <w:tcPr>
-            <w:tcW w:type="dxa" w:w="1500"/>
+            <w:tcW w:type="dxa" w:w="2410"/>
+            <w:tcBorders>
+              <w:top w:val="single" w:color="AAAAAA" w:sz="4"/>
+              <w:left w:val="single" w:color="AAAAAA" w:sz="4"/>
+              <w:bottom w:val="single" w:color="AAAAAA" w:sz="4"/>
+              <w:right w:val="single" w:color="AAAAAA" w:sz="4"/>
+            </w:tcBorders>
+            <w:tcMar>
+              <w:top w:type="dxa" w:w="80"/>
+              <w:left w:type="dxa" w:w="120"/>
+              <w:bottom w:type="dxa" w:w="80"/>
+              <w:right w:type="dxa" w:w="120"/>
+            </w:tcMar>
+          </w:tcPr>
+          <w:p>
+            <w:pPr>
+              <w:spacing w:after="300"/>
+            </w:pPr>
+            <w:r>
+              <w:t xml:space="preserve"/>
+            </w:r>
+          </w:p>
+        </w:tc>
+        <w:tc>
+          <w:tcPr>
+            <w:tcW w:type="dxa" w:w="2410"/>
+            <w:tcBorders>
+              <w:top w:val="single" w:color="AAAAAA" w:sz="4"/>
+              <w:left w:val="single" w:color="AAAAAA" w:sz="4"/>
+              <w:bottom w:val="single" w:color="AAAAAA" w:sz="4"/>
+              <w:right w:val="single" w:color="AAAAAA" w:sz="4"/>
+            </w:tcBorders>
+            <w:tcMar>
+              <w:top w:type="dxa" w:w="80"/>
+              <w:left w:type="dxa" w:w="120"/>
+              <w:bottom w:type="dxa" w:w="80"/>
+              <w:right w:type="dxa" w:w="120"/>
+            </w:tcMar>
+          </w:tcPr>
+          <w:p>
+            <w:pPr>
+              <w:spacing w:after="300"/>
+            </w:pPr>
+            <w:r>
+              <w:t xml:space="preserve"/>
+            </w:r>
+          </w:p>
+        </w:tc>
+        <w:tc>
+          <w:tcPr>
+            <w:tcW w:type="dxa" w:w="2409"/>
+            <w:tcBorders>
+              <w:top w:val="single" w:color="AAAAAA" w:sz="4"/>
+              <w:left w:val="single" w:color="AAAAAA" w:sz="4"/>
+              <w:bottom w:val="single" w:color="AAAAAA" w:sz="4"/>
+              <w:right w:val="single" w:color="AAAAAA" w:sz="4"/>
+            </w:tcBorders>
+            <w:tcMar>
+              <w:top w:type="dxa" w:w="80"/>
+              <w:left w:type="dxa" w:w="120"/>
+              <w:bottom w:type="dxa" w:w="80"/>
+              <w:right w:type="dxa" w:w="120"/>
+            </w:tcMar>
+          </w:tcPr>
+          <w:p>
+            <w:pPr>
+              <w:spacing w:after="300"/>
+            </w:pPr>
+            <w:r>
+              <w:t xml:space="preserve"/>
+            </w:r>
+          </w:p>
+        </w:tc>
+        <w:tc>
+          <w:tcPr>
+            <w:tcW w:type="dxa" w:w="2409"/>
             <w:tcBorders>
               <w:top w:val="single" w:color="AAAAAA" w:sz="4"/>
               <w:left w:val="single" w:color="AAAAAA" w:sz="4"/>
@@ -2989,82 +3018,82 @@
       <w:tr>
         <w:tc>
           <w:tcPr>
-            <w:tcW w:type="dxa" w:w="2400"/>
-            <w:tcBorders>
-              <w:top w:val="single" w:color="AAAAAA" w:sz="4"/>
-              <w:left w:val="single" w:color="AAAAAA" w:sz="4"/>
-              <w:bottom w:val="single" w:color="AAAAAA" w:sz="4"/>
-              <w:right w:val="single" w:color="AAAAAA" w:sz="4"/>
-            </w:tcBorders>
-            <w:tcMar>
-              <w:top w:type="dxa" w:w="80"/>
-              <w:left w:type="dxa" w:w="120"/>
-              <w:bottom w:type="dxa" w:w="80"/>
-              <w:right w:type="dxa" w:w="120"/>
-            </w:tcMar>
-          </w:tcPr>
-          <w:p>
-            <w:pPr>
-              <w:spacing w:after="300"/>
-            </w:pPr>
-            <w:r>
-              <w:t xml:space="preserve"/>
-            </w:r>
-          </w:p>
-        </w:tc>
-        <w:tc>
-          <w:tcPr>
-            <w:tcW w:type="dxa" w:w="3838"/>
-            <w:tcBorders>
-              <w:top w:val="single" w:color="AAAAAA" w:sz="4"/>
-              <w:left w:val="single" w:color="AAAAAA" w:sz="4"/>
-              <w:bottom w:val="single" w:color="AAAAAA" w:sz="4"/>
-              <w:right w:val="single" w:color="AAAAAA" w:sz="4"/>
-            </w:tcBorders>
-            <w:tcMar>
-              <w:top w:type="dxa" w:w="80"/>
-              <w:left w:type="dxa" w:w="120"/>
-              <w:bottom w:type="dxa" w:w="80"/>
-              <w:right w:type="dxa" w:w="120"/>
-            </w:tcMar>
-          </w:tcPr>
-          <w:p>
-            <w:pPr>
-              <w:spacing w:after="300"/>
-            </w:pPr>
-            <w:r>
-              <w:t xml:space="preserve"/>
-            </w:r>
-          </w:p>
-        </w:tc>
-        <w:tc>
-          <w:tcPr>
-            <w:tcW w:type="dxa" w:w="1900"/>
-            <w:tcBorders>
-              <w:top w:val="single" w:color="AAAAAA" w:sz="4"/>
-              <w:left w:val="single" w:color="AAAAAA" w:sz="4"/>
-              <w:bottom w:val="single" w:color="AAAAAA" w:sz="4"/>
-              <w:right w:val="single" w:color="AAAAAA" w:sz="4"/>
-            </w:tcBorders>
-            <w:tcMar>
-              <w:top w:type="dxa" w:w="80"/>
-              <w:left w:type="dxa" w:w="120"/>
-              <w:bottom w:type="dxa" w:w="80"/>
-              <w:right w:type="dxa" w:w="120"/>
-            </w:tcMar>
-          </w:tcPr>
-          <w:p>
-            <w:pPr>
-              <w:spacing w:after="300"/>
-            </w:pPr>
-            <w:r>
-              <w:t xml:space="preserve"/>
-            </w:r>
-          </w:p>
-        </w:tc>
-        <w:tc>
-          <w:tcPr>
-            <w:tcW w:type="dxa" w:w="1500"/>
+            <w:tcW w:type="dxa" w:w="2410"/>
+            <w:tcBorders>
+              <w:top w:val="single" w:color="AAAAAA" w:sz="4"/>
+              <w:left w:val="single" w:color="AAAAAA" w:sz="4"/>
+              <w:bottom w:val="single" w:color="AAAAAA" w:sz="4"/>
+              <w:right w:val="single" w:color="AAAAAA" w:sz="4"/>
+            </w:tcBorders>
+            <w:tcMar>
+              <w:top w:type="dxa" w:w="80"/>
+              <w:left w:type="dxa" w:w="120"/>
+              <w:bottom w:type="dxa" w:w="80"/>
+              <w:right w:type="dxa" w:w="120"/>
+            </w:tcMar>
+          </w:tcPr>
+          <w:p>
+            <w:pPr>
+              <w:spacing w:after="300"/>
+            </w:pPr>
+            <w:r>
+              <w:t xml:space="preserve"/>
+            </w:r>
+          </w:p>
+        </w:tc>
+        <w:tc>
+          <w:tcPr>
+            <w:tcW w:type="dxa" w:w="2410"/>
+            <w:tcBorders>
+              <w:top w:val="single" w:color="AAAAAA" w:sz="4"/>
+              <w:left w:val="single" w:color="AAAAAA" w:sz="4"/>
+              <w:bottom w:val="single" w:color="AAAAAA" w:sz="4"/>
+              <w:right w:val="single" w:color="AAAAAA" w:sz="4"/>
+            </w:tcBorders>
+            <w:tcMar>
+              <w:top w:type="dxa" w:w="80"/>
+              <w:left w:type="dxa" w:w="120"/>
+              <w:bottom w:type="dxa" w:w="80"/>
+              <w:right w:type="dxa" w:w="120"/>
+            </w:tcMar>
+          </w:tcPr>
+          <w:p>
+            <w:pPr>
+              <w:spacing w:after="300"/>
+            </w:pPr>
+            <w:r>
+              <w:t xml:space="preserve"/>
+            </w:r>
+          </w:p>
+        </w:tc>
+        <w:tc>
+          <w:tcPr>
+            <w:tcW w:type="dxa" w:w="2409"/>
+            <w:tcBorders>
+              <w:top w:val="single" w:color="AAAAAA" w:sz="4"/>
+              <w:left w:val="single" w:color="AAAAAA" w:sz="4"/>
+              <w:bottom w:val="single" w:color="AAAAAA" w:sz="4"/>
+              <w:right w:val="single" w:color="AAAAAA" w:sz="4"/>
+            </w:tcBorders>
+            <w:tcMar>
+              <w:top w:type="dxa" w:w="80"/>
+              <w:left w:type="dxa" w:w="120"/>
+              <w:bottom w:type="dxa" w:w="80"/>
+              <w:right w:type="dxa" w:w="120"/>
+            </w:tcMar>
+          </w:tcPr>
+          <w:p>
+            <w:pPr>
+              <w:spacing w:after="300"/>
+            </w:pPr>
+            <w:r>
+              <w:t xml:space="preserve"/>
+            </w:r>
+          </w:p>
+        </w:tc>
+        <w:tc>
+          <w:tcPr>
+            <w:tcW w:type="dxa" w:w="2409"/>
             <w:tcBorders>
               <w:top w:val="single" w:color="AAAAAA" w:sz="4"/>
               <w:left w:val="single" w:color="AAAAAA" w:sz="4"/>
@@ -3091,100 +3120,356 @@
       <w:tr>
         <w:tc>
           <w:tcPr>
-            <w:tcW w:type="dxa" w:w="2400"/>
-            <w:tcBorders>
-              <w:top w:val="single" w:color="AAAAAA" w:sz="4"/>
-              <w:left w:val="single" w:color="AAAAAA" w:sz="4"/>
-              <w:bottom w:val="single" w:color="AAAAAA" w:sz="4"/>
-              <w:right w:val="single" w:color="AAAAAA" w:sz="4"/>
-            </w:tcBorders>
-            <w:tcMar>
-              <w:top w:type="dxa" w:w="80"/>
-              <w:left w:type="dxa" w:w="120"/>
-              <w:bottom w:type="dxa" w:w="80"/>
-              <w:right w:type="dxa" w:w="120"/>
-            </w:tcMar>
-          </w:tcPr>
-          <w:p>
-            <w:pPr>
-              <w:spacing w:after="300"/>
-            </w:pPr>
-            <w:r>
-              <w:t xml:space="preserve"/>
-            </w:r>
-          </w:p>
-        </w:tc>
-        <w:tc>
-          <w:tcPr>
-            <w:tcW w:type="dxa" w:w="3838"/>
-            <w:tcBorders>
-              <w:top w:val="single" w:color="AAAAAA" w:sz="4"/>
-              <w:left w:val="single" w:color="AAAAAA" w:sz="4"/>
-              <w:bottom w:val="single" w:color="AAAAAA" w:sz="4"/>
-              <w:right w:val="single" w:color="AAAAAA" w:sz="4"/>
-            </w:tcBorders>
-            <w:tcMar>
-              <w:top w:type="dxa" w:w="80"/>
-              <w:left w:type="dxa" w:w="120"/>
-              <w:bottom w:type="dxa" w:w="80"/>
-              <w:right w:type="dxa" w:w="120"/>
-            </w:tcMar>
-          </w:tcPr>
-          <w:p>
-            <w:pPr>
-              <w:spacing w:after="300"/>
-            </w:pPr>
-            <w:r>
-              <w:t xml:space="preserve"/>
-            </w:r>
-          </w:p>
-        </w:tc>
-        <w:tc>
-          <w:tcPr>
-            <w:tcW w:type="dxa" w:w="1900"/>
-            <w:tcBorders>
-              <w:top w:val="single" w:color="AAAAAA" w:sz="4"/>
-              <w:left w:val="single" w:color="AAAAAA" w:sz="4"/>
-              <w:bottom w:val="single" w:color="AAAAAA" w:sz="4"/>
-              <w:right w:val="single" w:color="AAAAAA" w:sz="4"/>
-            </w:tcBorders>
-            <w:tcMar>
-              <w:top w:type="dxa" w:w="80"/>
-              <w:left w:type="dxa" w:w="120"/>
-              <w:bottom w:type="dxa" w:w="80"/>
-              <w:right w:type="dxa" w:w="120"/>
-            </w:tcMar>
-          </w:tcPr>
-          <w:p>
-            <w:pPr>
-              <w:spacing w:after="300"/>
-            </w:pPr>
-            <w:r>
-              <w:t xml:space="preserve"/>
-            </w:r>
-          </w:p>
-        </w:tc>
-        <w:tc>
-          <w:tcPr>
-            <w:tcW w:type="dxa" w:w="1500"/>
-            <w:tcBorders>
-              <w:top w:val="single" w:color="AAAAAA" w:sz="4"/>
-              <w:left w:val="single" w:color="AAAAAA" w:sz="4"/>
-              <w:bottom w:val="single" w:color="AAAAAA" w:sz="4"/>
-              <w:right w:val="single" w:color="AAAAAA" w:sz="4"/>
-            </w:tcBorders>
-            <w:tcMar>
-              <w:top w:type="dxa" w:w="80"/>
-              <w:left w:type="dxa" w:w="120"/>
-              <w:bottom w:type="dxa" w:w="80"/>
-              <w:right w:type="dxa" w:w="120"/>
-            </w:tcMar>
-          </w:tcPr>
-          <w:p>
-            <w:pPr>
-              <w:spacing w:after="300"/>
-            </w:pPr>
-            <w:r>
+            <w:tcW w:type="dxa" w:w="2410"/>
+            <w:tcBorders>
+              <w:top w:val="single" w:color="AAAAAA" w:sz="4"/>
+              <w:left w:val="single" w:color="AAAAAA" w:sz="4"/>
+              <w:bottom w:val="single" w:color="AAAAAA" w:sz="4"/>
+              <w:right w:val="single" w:color="AAAAAA" w:sz="4"/>
+            </w:tcBorders>
+            <w:tcMar>
+              <w:top w:type="dxa" w:w="80"/>
+              <w:left w:type="dxa" w:w="120"/>
+              <w:bottom w:type="dxa" w:w="80"/>
+              <w:right w:type="dxa" w:w="120"/>
+            </w:tcMar>
+          </w:tcPr>
+          <w:p>
+            <w:pPr>
+              <w:spacing w:after="300"/>
+            </w:pPr>
+            <w:r>
+              <w:t xml:space="preserve"/>
+            </w:r>
+          </w:p>
+        </w:tc>
+        <w:tc>
+          <w:tcPr>
+            <w:tcW w:type="dxa" w:w="2410"/>
+            <w:tcBorders>
+              <w:top w:val="single" w:color="AAAAAA" w:sz="4"/>
+              <w:left w:val="single" w:color="AAAAAA" w:sz="4"/>
+              <w:bottom w:val="single" w:color="AAAAAA" w:sz="4"/>
+              <w:right w:val="single" w:color="AAAAAA" w:sz="4"/>
+            </w:tcBorders>
+            <w:tcMar>
+              <w:top w:type="dxa" w:w="80"/>
+              <w:left w:type="dxa" w:w="120"/>
+              <w:bottom w:type="dxa" w:w="80"/>
+              <w:right w:type="dxa" w:w="120"/>
+            </w:tcMar>
+          </w:tcPr>
+          <w:p>
+            <w:pPr>
+              <w:spacing w:after="300"/>
+            </w:pPr>
+            <w:r>
+              <w:t xml:space="preserve"/>
+            </w:r>
+          </w:p>
+        </w:tc>
+        <w:tc>
+          <w:tcPr>
+            <w:tcW w:type="dxa" w:w="2409"/>
+            <w:tcBorders>
+              <w:top w:val="single" w:color="AAAAAA" w:sz="4"/>
+              <w:left w:val="single" w:color="AAAAAA" w:sz="4"/>
+              <w:bottom w:val="single" w:color="AAAAAA" w:sz="4"/>
+              <w:right w:val="single" w:color="AAAAAA" w:sz="4"/>
+            </w:tcBorders>
+            <w:tcMar>
+              <w:top w:type="dxa" w:w="80"/>
+              <w:left w:type="dxa" w:w="120"/>
+              <w:bottom w:type="dxa" w:w="80"/>
+              <w:right w:type="dxa" w:w="120"/>
+            </w:tcMar>
+          </w:tcPr>
+          <w:p>
+            <w:pPr>
+              <w:spacing w:after="300"/>
+            </w:pPr>
+            <w:r>
+              <w:t xml:space="preserve"/>
+            </w:r>
+          </w:p>
+        </w:tc>
+        <w:tc>
+          <w:tcPr>
+            <w:tcW w:type="dxa" w:w="2409"/>
+            <w:tcBorders>
+              <w:top w:val="single" w:color="AAAAAA" w:sz="4"/>
+              <w:left w:val="single" w:color="AAAAAA" w:sz="4"/>
+              <w:bottom w:val="single" w:color="AAAAAA" w:sz="4"/>
+              <w:right w:val="single" w:color="AAAAAA" w:sz="4"/>
+            </w:tcBorders>
+            <w:tcMar>
+              <w:top w:type="dxa" w:w="80"/>
+              <w:left w:type="dxa" w:w="120"/>
+              <w:bottom w:type="dxa" w:w="80"/>
+              <w:right w:type="dxa" w:w="120"/>
+            </w:tcMar>
+          </w:tcPr>
+          <w:p>
+            <w:pPr>
+              <w:spacing w:after="300"/>
+            </w:pPr>
+            <w:r>
+              <w:t xml:space="preserve"/>
+            </w:r>
+          </w:p>
+        </w:tc>
+      </w:tr>
+    </w:tbl>
+    <w:p>
+      <w:pPr>
+        <w:spacing w:after="80"/>
+      </w:pPr>
+      <w:r>
+        <w:t xml:space="preserve"/>
+      </w:r>
+    </w:p>
+    <w:p>
+      <w:pPr>
+        <w:spacing w:after="80"/>
+      </w:pPr>
+      <w:r>
+        <w:rPr>
+          <w:b/>
+          <w:bCs/>
+          <w:sz w:val="20"/>
+          <w:szCs w:val="20"/>
+        </w:rPr>
+        <w:t xml:space="preserve">Passo B — Observe a tabela:</w:t>
+      </w:r>
+    </w:p>
+    <w:p>
+      <w:pPr>
+        <w:spacing w:after="80"/>
+      </w:pPr>
+      <w:r>
+        <w:rPr>
+          <w:sz w:val="20"/>
+          <w:szCs w:val="20"/>
+        </w:rPr>
+        <w:t xml:space="preserve">☐  Há células vazias (NULLs)?          ☐  Há linhas repetidas?</w:t>
+      </w:r>
+    </w:p>
+    <w:p>
+      <w:pPr>
+        <w:spacing w:after="80"/>
+      </w:pPr>
+      <w:r>
+        <w:rPr>
+          <w:b/>
+          <w:bCs/>
+          <w:sz w:val="20"/>
+          <w:szCs w:val="20"/>
+        </w:rPr>
+        <w:t xml:space="preserve">Passo C — Decisão:</w:t>
+      </w:r>
+    </w:p>
+    <w:p>
+      <w:pPr>
+        <w:spacing w:after="80"/>
+      </w:pPr>
+      <w:r>
+        <w:rPr>
+          <w:sz w:val="20"/>
+          <w:szCs w:val="20"/>
+        </w:rPr>
+        <w:t xml:space="preserve">☐  Tudo limpo → ficam 2 tabelas          ☐  Criar tabela associativa: _______________________ → 3 tabelas</w:t>
+      </w:r>
+    </w:p>
+    <w:p>
+      <w:pPr>
+        <w:spacing w:after="80"/>
+      </w:pPr>
+      <w:r>
+        <w:rPr>
+          <w:b/>
+          <w:bCs/>
+          <w:sz w:val="20"/>
+          <w:szCs w:val="20"/>
+        </w:rPr>
+        <w:t xml:space="preserve">Passo D — Regra aplicada: Regra _____</w:t>
+      </w:r>
+    </w:p>
+    <w:p>
+      <w:pPr>
+        <w:spacing w:after="200"/>
+      </w:pPr>
+      <w:r>
+        <w:t xml:space="preserve"/>
+      </w:r>
+    </w:p>
+    <w:p>
+      <w:pPr>
+        <w:shd w:fill="DCE6F1" w:val="clear"/>
+        <w:spacing w:after="80" w:before="200"/>
+      </w:pPr>
+      <w:r>
+        <w:rPr>
+          <w:b/>
+          <w:bCs/>
+          <w:color w:val="1F3864"/>
+          <w:sz w:val="22"/>
+          <w:szCs w:val="22"/>
+        </w:rPr>
+        <w:t xml:space="preserve">  Relação 2:  ________________________________________________________________</w:t>
+      </w:r>
+    </w:p>
+    <w:p>
+      <w:pPr>
+        <w:spacing w:after="80"/>
+      </w:pPr>
+      <w:r>
+        <w:rPr>
+          <w:b/>
+          <w:bCs/>
+          <w:sz w:val="20"/>
+          <w:szCs w:val="20"/>
+        </w:rPr>
+        <w:t xml:space="preserve">Passo A — Tentativa: coloque a FK no lado mais natural e escreva 3 linhas com dados plausíveis.</w:t>
+      </w:r>
+    </w:p>
+    <w:tbl>
+      <w:tblPr>
+        <w:tblW w:type="dxa" w:w="9638"/>
+        <w:tblBorders>
+          <w:top w:val="single" w:color="auto" w:sz="4"/>
+          <w:left w:val="single" w:color="auto" w:sz="4"/>
+          <w:bottom w:val="single" w:color="auto" w:sz="4"/>
+          <w:right w:val="single" w:color="auto" w:sz="4"/>
+          <w:insideH w:val="single" w:color="auto" w:sz="4"/>
+          <w:insideV w:val="single" w:color="auto" w:sz="4"/>
+        </w:tblBorders>
+      </w:tblPr>
+      <w:tblGrid>
+        <w:gridCol w:w="2410"/>
+        <w:gridCol w:w="2410"/>
+        <w:gridCol w:w="2409"/>
+        <w:gridCol w:w="2409"/>
+      </w:tblGrid>
+      <w:tr>
+        <w:trPr>
+          <w:tblHeader/>
+        </w:trPr>
+        <w:tc>
+          <w:tcPr>
+            <w:tcW w:type="dxa" w:w="2410"/>
+            <w:tcBorders>
+              <w:top w:val="single" w:color="AAAAAA" w:sz="4"/>
+              <w:left w:val="single" w:color="AAAAAA" w:sz="4"/>
+              <w:bottom w:val="single" w:color="AAAAAA" w:sz="4"/>
+              <w:right w:val="single" w:color="AAAAAA" w:sz="4"/>
+            </w:tcBorders>
+            <w:shd w:fill="1F3864" w:val="clear"/>
+            <w:tcMar>
+              <w:top w:type="dxa" w:w="80"/>
+              <w:left w:type="dxa" w:w="120"/>
+              <w:bottom w:type="dxa" w:w="80"/>
+              <w:right w:type="dxa" w:w="120"/>
+            </w:tcMar>
+          </w:tcPr>
+          <w:p>
+            <w:r>
+              <w:rPr>
+                <w:b/>
+                <w:bCs/>
+                <w:color w:val="FFFFFF"/>
+                <w:sz w:val="20"/>
+                <w:szCs w:val="20"/>
+              </w:rPr>
+              <w:t xml:space="preserve"/>
+            </w:r>
+          </w:p>
+        </w:tc>
+        <w:tc>
+          <w:tcPr>
+            <w:tcW w:type="dxa" w:w="2410"/>
+            <w:tcBorders>
+              <w:top w:val="single" w:color="AAAAAA" w:sz="4"/>
+              <w:left w:val="single" w:color="AAAAAA" w:sz="4"/>
+              <w:bottom w:val="single" w:color="AAAAAA" w:sz="4"/>
+              <w:right w:val="single" w:color="AAAAAA" w:sz="4"/>
+            </w:tcBorders>
+            <w:shd w:fill="1F3864" w:val="clear"/>
+            <w:tcMar>
+              <w:top w:type="dxa" w:w="80"/>
+              <w:left w:type="dxa" w:w="120"/>
+              <w:bottom w:type="dxa" w:w="80"/>
+              <w:right w:type="dxa" w:w="120"/>
+            </w:tcMar>
+          </w:tcPr>
+          <w:p>
+            <w:r>
+              <w:rPr>
+                <w:b/>
+                <w:bCs/>
+                <w:color w:val="FFFFFF"/>
+                <w:sz w:val="20"/>
+                <w:szCs w:val="20"/>
+              </w:rPr>
+              <w:t xml:space="preserve"/>
+            </w:r>
+          </w:p>
+        </w:tc>
+        <w:tc>
+          <w:tcPr>
+            <w:tcW w:type="dxa" w:w="2409"/>
+            <w:tcBorders>
+              <w:top w:val="single" w:color="AAAAAA" w:sz="4"/>
+              <w:left w:val="single" w:color="AAAAAA" w:sz="4"/>
+              <w:bottom w:val="single" w:color="AAAAAA" w:sz="4"/>
+              <w:right w:val="single" w:color="AAAAAA" w:sz="4"/>
+            </w:tcBorders>
+            <w:shd w:fill="1F3864" w:val="clear"/>
+            <w:tcMar>
+              <w:top w:type="dxa" w:w="80"/>
+              <w:left w:type="dxa" w:w="120"/>
+              <w:bottom w:type="dxa" w:w="80"/>
+              <w:right w:type="dxa" w:w="120"/>
+            </w:tcMar>
+          </w:tcPr>
+          <w:p>
+            <w:r>
+              <w:rPr>
+                <w:b/>
+                <w:bCs/>
+                <w:color w:val="FFFFFF"/>
+                <w:sz w:val="20"/>
+                <w:szCs w:val="20"/>
+              </w:rPr>
+              <w:t xml:space="preserve"/>
+            </w:r>
+          </w:p>
+        </w:tc>
+        <w:tc>
+          <w:tcPr>
+            <w:tcW w:type="dxa" w:w="2409"/>
+            <w:tcBorders>
+              <w:top w:val="single" w:color="AAAAAA" w:sz="4"/>
+              <w:left w:val="single" w:color="AAAAAA" w:sz="4"/>
+              <w:bottom w:val="single" w:color="AAAAAA" w:sz="4"/>
+              <w:right w:val="single" w:color="AAAAAA" w:sz="4"/>
+            </w:tcBorders>
+            <w:shd w:fill="1F3864" w:val="clear"/>
+            <w:tcMar>
+              <w:top w:type="dxa" w:w="80"/>
+              <w:left w:type="dxa" w:w="120"/>
+              <w:bottom w:type="dxa" w:w="80"/>
+              <w:right w:type="dxa" w:w="120"/>
+            </w:tcMar>
+          </w:tcPr>
+          <w:p>
+            <w:r>
+              <w:rPr>
+                <w:b/>
+                <w:bCs/>
+                <w:color w:val="FFFFFF"/>
+                <w:sz w:val="20"/>
+                <w:szCs w:val="20"/>
+              </w:rPr>
               <w:t xml:space="preserve"/>
             </w:r>
           </w:p>
@@ -3193,82 +3478,82 @@
       <w:tr>
         <w:tc>
           <w:tcPr>
-            <w:tcW w:type="dxa" w:w="2400"/>
-            <w:tcBorders>
-              <w:top w:val="single" w:color="AAAAAA" w:sz="4"/>
-              <w:left w:val="single" w:color="AAAAAA" w:sz="4"/>
-              <w:bottom w:val="single" w:color="AAAAAA" w:sz="4"/>
-              <w:right w:val="single" w:color="AAAAAA" w:sz="4"/>
-            </w:tcBorders>
-            <w:tcMar>
-              <w:top w:type="dxa" w:w="80"/>
-              <w:left w:type="dxa" w:w="120"/>
-              <w:bottom w:type="dxa" w:w="80"/>
-              <w:right w:type="dxa" w:w="120"/>
-            </w:tcMar>
-          </w:tcPr>
-          <w:p>
-            <w:pPr>
-              <w:spacing w:after="300"/>
-            </w:pPr>
-            <w:r>
-              <w:t xml:space="preserve"/>
-            </w:r>
-          </w:p>
-        </w:tc>
-        <w:tc>
-          <w:tcPr>
-            <w:tcW w:type="dxa" w:w="3838"/>
-            <w:tcBorders>
-              <w:top w:val="single" w:color="AAAAAA" w:sz="4"/>
-              <w:left w:val="single" w:color="AAAAAA" w:sz="4"/>
-              <w:bottom w:val="single" w:color="AAAAAA" w:sz="4"/>
-              <w:right w:val="single" w:color="AAAAAA" w:sz="4"/>
-            </w:tcBorders>
-            <w:tcMar>
-              <w:top w:type="dxa" w:w="80"/>
-              <w:left w:type="dxa" w:w="120"/>
-              <w:bottom w:type="dxa" w:w="80"/>
-              <w:right w:type="dxa" w:w="120"/>
-            </w:tcMar>
-          </w:tcPr>
-          <w:p>
-            <w:pPr>
-              <w:spacing w:after="300"/>
-            </w:pPr>
-            <w:r>
-              <w:t xml:space="preserve"/>
-            </w:r>
-          </w:p>
-        </w:tc>
-        <w:tc>
-          <w:tcPr>
-            <w:tcW w:type="dxa" w:w="1900"/>
-            <w:tcBorders>
-              <w:top w:val="single" w:color="AAAAAA" w:sz="4"/>
-              <w:left w:val="single" w:color="AAAAAA" w:sz="4"/>
-              <w:bottom w:val="single" w:color="AAAAAA" w:sz="4"/>
-              <w:right w:val="single" w:color="AAAAAA" w:sz="4"/>
-            </w:tcBorders>
-            <w:tcMar>
-              <w:top w:type="dxa" w:w="80"/>
-              <w:left w:type="dxa" w:w="120"/>
-              <w:bottom w:type="dxa" w:w="80"/>
-              <w:right w:type="dxa" w:w="120"/>
-            </w:tcMar>
-          </w:tcPr>
-          <w:p>
-            <w:pPr>
-              <w:spacing w:after="300"/>
-            </w:pPr>
-            <w:r>
-              <w:t xml:space="preserve"/>
-            </w:r>
-          </w:p>
-        </w:tc>
-        <w:tc>
-          <w:tcPr>
-            <w:tcW w:type="dxa" w:w="1500"/>
+            <w:tcW w:type="dxa" w:w="2410"/>
+            <w:tcBorders>
+              <w:top w:val="single" w:color="AAAAAA" w:sz="4"/>
+              <w:left w:val="single" w:color="AAAAAA" w:sz="4"/>
+              <w:bottom w:val="single" w:color="AAAAAA" w:sz="4"/>
+              <w:right w:val="single" w:color="AAAAAA" w:sz="4"/>
+            </w:tcBorders>
+            <w:tcMar>
+              <w:top w:type="dxa" w:w="80"/>
+              <w:left w:type="dxa" w:w="120"/>
+              <w:bottom w:type="dxa" w:w="80"/>
+              <w:right w:type="dxa" w:w="120"/>
+            </w:tcMar>
+          </w:tcPr>
+          <w:p>
+            <w:pPr>
+              <w:spacing w:after="300"/>
+            </w:pPr>
+            <w:r>
+              <w:t xml:space="preserve"/>
+            </w:r>
+          </w:p>
+        </w:tc>
+        <w:tc>
+          <w:tcPr>
+            <w:tcW w:type="dxa" w:w="2410"/>
+            <w:tcBorders>
+              <w:top w:val="single" w:color="AAAAAA" w:sz="4"/>
+              <w:left w:val="single" w:color="AAAAAA" w:sz="4"/>
+              <w:bottom w:val="single" w:color="AAAAAA" w:sz="4"/>
+              <w:right w:val="single" w:color="AAAAAA" w:sz="4"/>
+            </w:tcBorders>
+            <w:tcMar>
+              <w:top w:type="dxa" w:w="80"/>
+              <w:left w:type="dxa" w:w="120"/>
+              <w:bottom w:type="dxa" w:w="80"/>
+              <w:right w:type="dxa" w:w="120"/>
+            </w:tcMar>
+          </w:tcPr>
+          <w:p>
+            <w:pPr>
+              <w:spacing w:after="300"/>
+            </w:pPr>
+            <w:r>
+              <w:t xml:space="preserve"/>
+            </w:r>
+          </w:p>
+        </w:tc>
+        <w:tc>
+          <w:tcPr>
+            <w:tcW w:type="dxa" w:w="2409"/>
+            <w:tcBorders>
+              <w:top w:val="single" w:color="AAAAAA" w:sz="4"/>
+              <w:left w:val="single" w:color="AAAAAA" w:sz="4"/>
+              <w:bottom w:val="single" w:color="AAAAAA" w:sz="4"/>
+              <w:right w:val="single" w:color="AAAAAA" w:sz="4"/>
+            </w:tcBorders>
+            <w:tcMar>
+              <w:top w:type="dxa" w:w="80"/>
+              <w:left w:type="dxa" w:w="120"/>
+              <w:bottom w:type="dxa" w:w="80"/>
+              <w:right w:type="dxa" w:w="120"/>
+            </w:tcMar>
+          </w:tcPr>
+          <w:p>
+            <w:pPr>
+              <w:spacing w:after="300"/>
+            </w:pPr>
+            <w:r>
+              <w:t xml:space="preserve"/>
+            </w:r>
+          </w:p>
+        </w:tc>
+        <w:tc>
+          <w:tcPr>
+            <w:tcW w:type="dxa" w:w="2409"/>
             <w:tcBorders>
               <w:top w:val="single" w:color="AAAAAA" w:sz="4"/>
               <w:left w:val="single" w:color="AAAAAA" w:sz="4"/>
@@ -3295,82 +3580,184 @@
       <w:tr>
         <w:tc>
           <w:tcPr>
-            <w:tcW w:type="dxa" w:w="2400"/>
-            <w:tcBorders>
-              <w:top w:val="single" w:color="AAAAAA" w:sz="4"/>
-              <w:left w:val="single" w:color="AAAAAA" w:sz="4"/>
-              <w:bottom w:val="single" w:color="AAAAAA" w:sz="4"/>
-              <w:right w:val="single" w:color="AAAAAA" w:sz="4"/>
-            </w:tcBorders>
-            <w:tcMar>
-              <w:top w:type="dxa" w:w="80"/>
-              <w:left w:type="dxa" w:w="120"/>
-              <w:bottom w:type="dxa" w:w="80"/>
-              <w:right w:type="dxa" w:w="120"/>
-            </w:tcMar>
-          </w:tcPr>
-          <w:p>
-            <w:pPr>
-              <w:spacing w:after="300"/>
-            </w:pPr>
-            <w:r>
-              <w:t xml:space="preserve"/>
-            </w:r>
-          </w:p>
-        </w:tc>
-        <w:tc>
-          <w:tcPr>
-            <w:tcW w:type="dxa" w:w="3838"/>
-            <w:tcBorders>
-              <w:top w:val="single" w:color="AAAAAA" w:sz="4"/>
-              <w:left w:val="single" w:color="AAAAAA" w:sz="4"/>
-              <w:bottom w:val="single" w:color="AAAAAA" w:sz="4"/>
-              <w:right w:val="single" w:color="AAAAAA" w:sz="4"/>
-            </w:tcBorders>
-            <w:tcMar>
-              <w:top w:type="dxa" w:w="80"/>
-              <w:left w:type="dxa" w:w="120"/>
-              <w:bottom w:type="dxa" w:w="80"/>
-              <w:right w:type="dxa" w:w="120"/>
-            </w:tcMar>
-          </w:tcPr>
-          <w:p>
-            <w:pPr>
-              <w:spacing w:after="300"/>
-            </w:pPr>
-            <w:r>
-              <w:t xml:space="preserve"/>
-            </w:r>
-          </w:p>
-        </w:tc>
-        <w:tc>
-          <w:tcPr>
-            <w:tcW w:type="dxa" w:w="1900"/>
-            <w:tcBorders>
-              <w:top w:val="single" w:color="AAAAAA" w:sz="4"/>
-              <w:left w:val="single" w:color="AAAAAA" w:sz="4"/>
-              <w:bottom w:val="single" w:color="AAAAAA" w:sz="4"/>
-              <w:right w:val="single" w:color="AAAAAA" w:sz="4"/>
-            </w:tcBorders>
-            <w:tcMar>
-              <w:top w:type="dxa" w:w="80"/>
-              <w:left w:type="dxa" w:w="120"/>
-              <w:bottom w:type="dxa" w:w="80"/>
-              <w:right w:type="dxa" w:w="120"/>
-            </w:tcMar>
-          </w:tcPr>
-          <w:p>
-            <w:pPr>
-              <w:spacing w:after="300"/>
-            </w:pPr>
-            <w:r>
-              <w:t xml:space="preserve"/>
-            </w:r>
-          </w:p>
-        </w:tc>
-        <w:tc>
-          <w:tcPr>
-            <w:tcW w:type="dxa" w:w="1500"/>
+            <w:tcW w:type="dxa" w:w="2410"/>
+            <w:tcBorders>
+              <w:top w:val="single" w:color="AAAAAA" w:sz="4"/>
+              <w:left w:val="single" w:color="AAAAAA" w:sz="4"/>
+              <w:bottom w:val="single" w:color="AAAAAA" w:sz="4"/>
+              <w:right w:val="single" w:color="AAAAAA" w:sz="4"/>
+            </w:tcBorders>
+            <w:tcMar>
+              <w:top w:type="dxa" w:w="80"/>
+              <w:left w:type="dxa" w:w="120"/>
+              <w:bottom w:type="dxa" w:w="80"/>
+              <w:right w:type="dxa" w:w="120"/>
+            </w:tcMar>
+          </w:tcPr>
+          <w:p>
+            <w:pPr>
+              <w:spacing w:after="300"/>
+            </w:pPr>
+            <w:r>
+              <w:t xml:space="preserve"/>
+            </w:r>
+          </w:p>
+        </w:tc>
+        <w:tc>
+          <w:tcPr>
+            <w:tcW w:type="dxa" w:w="2410"/>
+            <w:tcBorders>
+              <w:top w:val="single" w:color="AAAAAA" w:sz="4"/>
+              <w:left w:val="single" w:color="AAAAAA" w:sz="4"/>
+              <w:bottom w:val="single" w:color="AAAAAA" w:sz="4"/>
+              <w:right w:val="single" w:color="AAAAAA" w:sz="4"/>
+            </w:tcBorders>
+            <w:tcMar>
+              <w:top w:type="dxa" w:w="80"/>
+              <w:left w:type="dxa" w:w="120"/>
+              <w:bottom w:type="dxa" w:w="80"/>
+              <w:right w:type="dxa" w:w="120"/>
+            </w:tcMar>
+          </w:tcPr>
+          <w:p>
+            <w:pPr>
+              <w:spacing w:after="300"/>
+            </w:pPr>
+            <w:r>
+              <w:t xml:space="preserve"/>
+            </w:r>
+          </w:p>
+        </w:tc>
+        <w:tc>
+          <w:tcPr>
+            <w:tcW w:type="dxa" w:w="2409"/>
+            <w:tcBorders>
+              <w:top w:val="single" w:color="AAAAAA" w:sz="4"/>
+              <w:left w:val="single" w:color="AAAAAA" w:sz="4"/>
+              <w:bottom w:val="single" w:color="AAAAAA" w:sz="4"/>
+              <w:right w:val="single" w:color="AAAAAA" w:sz="4"/>
+            </w:tcBorders>
+            <w:tcMar>
+              <w:top w:type="dxa" w:w="80"/>
+              <w:left w:type="dxa" w:w="120"/>
+              <w:bottom w:type="dxa" w:w="80"/>
+              <w:right w:type="dxa" w:w="120"/>
+            </w:tcMar>
+          </w:tcPr>
+          <w:p>
+            <w:pPr>
+              <w:spacing w:after="300"/>
+            </w:pPr>
+            <w:r>
+              <w:t xml:space="preserve"/>
+            </w:r>
+          </w:p>
+        </w:tc>
+        <w:tc>
+          <w:tcPr>
+            <w:tcW w:type="dxa" w:w="2409"/>
+            <w:tcBorders>
+              <w:top w:val="single" w:color="AAAAAA" w:sz="4"/>
+              <w:left w:val="single" w:color="AAAAAA" w:sz="4"/>
+              <w:bottom w:val="single" w:color="AAAAAA" w:sz="4"/>
+              <w:right w:val="single" w:color="AAAAAA" w:sz="4"/>
+            </w:tcBorders>
+            <w:tcMar>
+              <w:top w:type="dxa" w:w="80"/>
+              <w:left w:type="dxa" w:w="120"/>
+              <w:bottom w:type="dxa" w:w="80"/>
+              <w:right w:type="dxa" w:w="120"/>
+            </w:tcMar>
+          </w:tcPr>
+          <w:p>
+            <w:pPr>
+              <w:spacing w:after="300"/>
+            </w:pPr>
+            <w:r>
+              <w:t xml:space="preserve"/>
+            </w:r>
+          </w:p>
+        </w:tc>
+      </w:tr>
+      <w:tr>
+        <w:tc>
+          <w:tcPr>
+            <w:tcW w:type="dxa" w:w="2410"/>
+            <w:tcBorders>
+              <w:top w:val="single" w:color="AAAAAA" w:sz="4"/>
+              <w:left w:val="single" w:color="AAAAAA" w:sz="4"/>
+              <w:bottom w:val="single" w:color="AAAAAA" w:sz="4"/>
+              <w:right w:val="single" w:color="AAAAAA" w:sz="4"/>
+            </w:tcBorders>
+            <w:tcMar>
+              <w:top w:type="dxa" w:w="80"/>
+              <w:left w:type="dxa" w:w="120"/>
+              <w:bottom w:type="dxa" w:w="80"/>
+              <w:right w:type="dxa" w:w="120"/>
+            </w:tcMar>
+          </w:tcPr>
+          <w:p>
+            <w:pPr>
+              <w:spacing w:after="300"/>
+            </w:pPr>
+            <w:r>
+              <w:t xml:space="preserve"/>
+            </w:r>
+          </w:p>
+        </w:tc>
+        <w:tc>
+          <w:tcPr>
+            <w:tcW w:type="dxa" w:w="2410"/>
+            <w:tcBorders>
+              <w:top w:val="single" w:color="AAAAAA" w:sz="4"/>
+              <w:left w:val="single" w:color="AAAAAA" w:sz="4"/>
+              <w:bottom w:val="single" w:color="AAAAAA" w:sz="4"/>
+              <w:right w:val="single" w:color="AAAAAA" w:sz="4"/>
+            </w:tcBorders>
+            <w:tcMar>
+              <w:top w:type="dxa" w:w="80"/>
+              <w:left w:type="dxa" w:w="120"/>
+              <w:bottom w:type="dxa" w:w="80"/>
+              <w:right w:type="dxa" w:w="120"/>
+            </w:tcMar>
+          </w:tcPr>
+          <w:p>
+            <w:pPr>
+              <w:spacing w:after="300"/>
+            </w:pPr>
+            <w:r>
+              <w:t xml:space="preserve"/>
+            </w:r>
+          </w:p>
+        </w:tc>
+        <w:tc>
+          <w:tcPr>
+            <w:tcW w:type="dxa" w:w="2409"/>
+            <w:tcBorders>
+              <w:top w:val="single" w:color="AAAAAA" w:sz="4"/>
+              <w:left w:val="single" w:color="AAAAAA" w:sz="4"/>
+              <w:bottom w:val="single" w:color="AAAAAA" w:sz="4"/>
+              <w:right w:val="single" w:color="AAAAAA" w:sz="4"/>
+            </w:tcBorders>
+            <w:tcMar>
+              <w:top w:type="dxa" w:w="80"/>
+              <w:left w:type="dxa" w:w="120"/>
+              <w:bottom w:type="dxa" w:w="80"/>
+              <w:right w:type="dxa" w:w="120"/>
+            </w:tcMar>
+          </w:tcPr>
+          <w:p>
+            <w:pPr>
+              <w:spacing w:after="300"/>
+            </w:pPr>
+            <w:r>
+              <w:t xml:space="preserve"/>
+            </w:r>
+          </w:p>
+        </w:tc>
+        <w:tc>
+          <w:tcPr>
+            <w:tcW w:type="dxa" w:w="2409"/>
             <w:tcBorders>
               <w:top w:val="single" w:color="AAAAAA" w:sz="4"/>
               <w:left w:val="single" w:color="AAAAAA" w:sz="4"/>
@@ -3395,6 +3782,642 @@
         </w:tc>
       </w:tr>
     </w:tbl>
+    <w:p>
+      <w:pPr>
+        <w:spacing w:after="80"/>
+      </w:pPr>
+      <w:r>
+        <w:t xml:space="preserve"/>
+      </w:r>
+    </w:p>
+    <w:p>
+      <w:pPr>
+        <w:spacing w:after="80"/>
+      </w:pPr>
+      <w:r>
+        <w:rPr>
+          <w:b/>
+          <w:bCs/>
+          <w:sz w:val="20"/>
+          <w:szCs w:val="20"/>
+        </w:rPr>
+        <w:t xml:space="preserve">Passo B — Observe a tabela:</w:t>
+      </w:r>
+    </w:p>
+    <w:p>
+      <w:pPr>
+        <w:spacing w:after="80"/>
+      </w:pPr>
+      <w:r>
+        <w:rPr>
+          <w:sz w:val="20"/>
+          <w:szCs w:val="20"/>
+        </w:rPr>
+        <w:t xml:space="preserve">☐  Há células vazias (NULLs)?          ☐  Há linhas repetidas?</w:t>
+      </w:r>
+    </w:p>
+    <w:p>
+      <w:pPr>
+        <w:spacing w:after="80"/>
+      </w:pPr>
+      <w:r>
+        <w:rPr>
+          <w:b/>
+          <w:bCs/>
+          <w:sz w:val="20"/>
+          <w:szCs w:val="20"/>
+        </w:rPr>
+        <w:t xml:space="preserve">Passo C — Decisão:</w:t>
+      </w:r>
+    </w:p>
+    <w:p>
+      <w:pPr>
+        <w:spacing w:after="80"/>
+      </w:pPr>
+      <w:r>
+        <w:rPr>
+          <w:sz w:val="20"/>
+          <w:szCs w:val="20"/>
+        </w:rPr>
+        <w:t xml:space="preserve">☐  Tudo limpo → ficam 2 tabelas          ☐  Criar tabela associativa: _______________________ → 3 tabelas</w:t>
+      </w:r>
+    </w:p>
+    <w:p>
+      <w:pPr>
+        <w:spacing w:after="80"/>
+      </w:pPr>
+      <w:r>
+        <w:rPr>
+          <w:b/>
+          <w:bCs/>
+          <w:sz w:val="20"/>
+          <w:szCs w:val="20"/>
+        </w:rPr>
+        <w:t xml:space="preserve">Passo D — Regra aplicada: Regra _____</w:t>
+      </w:r>
+    </w:p>
+    <w:p>
+      <w:pPr>
+        <w:spacing w:after="200"/>
+      </w:pPr>
+      <w:r>
+        <w:t xml:space="preserve"/>
+      </w:r>
+    </w:p>
+    <w:p>
+      <w:pPr>
+        <w:shd w:fill="DCE6F1" w:val="clear"/>
+        <w:spacing w:after="80" w:before="200"/>
+      </w:pPr>
+      <w:r>
+        <w:rPr>
+          <w:b/>
+          <w:bCs/>
+          <w:color w:val="1F3864"/>
+          <w:sz w:val="22"/>
+          <w:szCs w:val="22"/>
+        </w:rPr>
+        <w:t xml:space="preserve">  Relação 3:  ________________________________________________________________</w:t>
+      </w:r>
+    </w:p>
+    <w:p>
+      <w:pPr>
+        <w:spacing w:after="80"/>
+      </w:pPr>
+      <w:r>
+        <w:rPr>
+          <w:b/>
+          <w:bCs/>
+          <w:sz w:val="20"/>
+          <w:szCs w:val="20"/>
+        </w:rPr>
+        <w:t xml:space="preserve">Passo A — Tentativa: coloque a FK no lado mais natural e escreva 3 linhas com dados plausíveis.</w:t>
+      </w:r>
+    </w:p>
+    <w:tbl>
+      <w:tblPr>
+        <w:tblW w:type="dxa" w:w="9638"/>
+        <w:tblBorders>
+          <w:top w:val="single" w:color="auto" w:sz="4"/>
+          <w:left w:val="single" w:color="auto" w:sz="4"/>
+          <w:bottom w:val="single" w:color="auto" w:sz="4"/>
+          <w:right w:val="single" w:color="auto" w:sz="4"/>
+          <w:insideH w:val="single" w:color="auto" w:sz="4"/>
+          <w:insideV w:val="single" w:color="auto" w:sz="4"/>
+        </w:tblBorders>
+      </w:tblPr>
+      <w:tblGrid>
+        <w:gridCol w:w="2410"/>
+        <w:gridCol w:w="2410"/>
+        <w:gridCol w:w="2409"/>
+        <w:gridCol w:w="2409"/>
+      </w:tblGrid>
+      <w:tr>
+        <w:trPr>
+          <w:tblHeader/>
+        </w:trPr>
+        <w:tc>
+          <w:tcPr>
+            <w:tcW w:type="dxa" w:w="2410"/>
+            <w:tcBorders>
+              <w:top w:val="single" w:color="AAAAAA" w:sz="4"/>
+              <w:left w:val="single" w:color="AAAAAA" w:sz="4"/>
+              <w:bottom w:val="single" w:color="AAAAAA" w:sz="4"/>
+              <w:right w:val="single" w:color="AAAAAA" w:sz="4"/>
+            </w:tcBorders>
+            <w:shd w:fill="1F3864" w:val="clear"/>
+            <w:tcMar>
+              <w:top w:type="dxa" w:w="80"/>
+              <w:left w:type="dxa" w:w="120"/>
+              <w:bottom w:type="dxa" w:w="80"/>
+              <w:right w:type="dxa" w:w="120"/>
+            </w:tcMar>
+          </w:tcPr>
+          <w:p>
+            <w:r>
+              <w:rPr>
+                <w:b/>
+                <w:bCs/>
+                <w:color w:val="FFFFFF"/>
+                <w:sz w:val="20"/>
+                <w:szCs w:val="20"/>
+              </w:rPr>
+              <w:t xml:space="preserve"/>
+            </w:r>
+          </w:p>
+        </w:tc>
+        <w:tc>
+          <w:tcPr>
+            <w:tcW w:type="dxa" w:w="2410"/>
+            <w:tcBorders>
+              <w:top w:val="single" w:color="AAAAAA" w:sz="4"/>
+              <w:left w:val="single" w:color="AAAAAA" w:sz="4"/>
+              <w:bottom w:val="single" w:color="AAAAAA" w:sz="4"/>
+              <w:right w:val="single" w:color="AAAAAA" w:sz="4"/>
+            </w:tcBorders>
+            <w:shd w:fill="1F3864" w:val="clear"/>
+            <w:tcMar>
+              <w:top w:type="dxa" w:w="80"/>
+              <w:left w:type="dxa" w:w="120"/>
+              <w:bottom w:type="dxa" w:w="80"/>
+              <w:right w:type="dxa" w:w="120"/>
+            </w:tcMar>
+          </w:tcPr>
+          <w:p>
+            <w:r>
+              <w:rPr>
+                <w:b/>
+                <w:bCs/>
+                <w:color w:val="FFFFFF"/>
+                <w:sz w:val="20"/>
+                <w:szCs w:val="20"/>
+              </w:rPr>
+              <w:t xml:space="preserve"/>
+            </w:r>
+          </w:p>
+        </w:tc>
+        <w:tc>
+          <w:tcPr>
+            <w:tcW w:type="dxa" w:w="2409"/>
+            <w:tcBorders>
+              <w:top w:val="single" w:color="AAAAAA" w:sz="4"/>
+              <w:left w:val="single" w:color="AAAAAA" w:sz="4"/>
+              <w:bottom w:val="single" w:color="AAAAAA" w:sz="4"/>
+              <w:right w:val="single" w:color="AAAAAA" w:sz="4"/>
+            </w:tcBorders>
+            <w:shd w:fill="1F3864" w:val="clear"/>
+            <w:tcMar>
+              <w:top w:type="dxa" w:w="80"/>
+              <w:left w:type="dxa" w:w="120"/>
+              <w:bottom w:type="dxa" w:w="80"/>
+              <w:right w:type="dxa" w:w="120"/>
+            </w:tcMar>
+          </w:tcPr>
+          <w:p>
+            <w:r>
+              <w:rPr>
+                <w:b/>
+                <w:bCs/>
+                <w:color w:val="FFFFFF"/>
+                <w:sz w:val="20"/>
+                <w:szCs w:val="20"/>
+              </w:rPr>
+              <w:t xml:space="preserve"/>
+            </w:r>
+          </w:p>
+        </w:tc>
+        <w:tc>
+          <w:tcPr>
+            <w:tcW w:type="dxa" w:w="2409"/>
+            <w:tcBorders>
+              <w:top w:val="single" w:color="AAAAAA" w:sz="4"/>
+              <w:left w:val="single" w:color="AAAAAA" w:sz="4"/>
+              <w:bottom w:val="single" w:color="AAAAAA" w:sz="4"/>
+              <w:right w:val="single" w:color="AAAAAA" w:sz="4"/>
+            </w:tcBorders>
+            <w:shd w:fill="1F3864" w:val="clear"/>
+            <w:tcMar>
+              <w:top w:type="dxa" w:w="80"/>
+              <w:left w:type="dxa" w:w="120"/>
+              <w:bottom w:type="dxa" w:w="80"/>
+              <w:right w:type="dxa" w:w="120"/>
+            </w:tcMar>
+          </w:tcPr>
+          <w:p>
+            <w:r>
+              <w:rPr>
+                <w:b/>
+                <w:bCs/>
+                <w:color w:val="FFFFFF"/>
+                <w:sz w:val="20"/>
+                <w:szCs w:val="20"/>
+              </w:rPr>
+              <w:t xml:space="preserve"/>
+            </w:r>
+          </w:p>
+        </w:tc>
+      </w:tr>
+      <w:tr>
+        <w:tc>
+          <w:tcPr>
+            <w:tcW w:type="dxa" w:w="2410"/>
+            <w:tcBorders>
+              <w:top w:val="single" w:color="AAAAAA" w:sz="4"/>
+              <w:left w:val="single" w:color="AAAAAA" w:sz="4"/>
+              <w:bottom w:val="single" w:color="AAAAAA" w:sz="4"/>
+              <w:right w:val="single" w:color="AAAAAA" w:sz="4"/>
+            </w:tcBorders>
+            <w:tcMar>
+              <w:top w:type="dxa" w:w="80"/>
+              <w:left w:type="dxa" w:w="120"/>
+              <w:bottom w:type="dxa" w:w="80"/>
+              <w:right w:type="dxa" w:w="120"/>
+            </w:tcMar>
+          </w:tcPr>
+          <w:p>
+            <w:pPr>
+              <w:spacing w:after="300"/>
+            </w:pPr>
+            <w:r>
+              <w:t xml:space="preserve"/>
+            </w:r>
+          </w:p>
+        </w:tc>
+        <w:tc>
+          <w:tcPr>
+            <w:tcW w:type="dxa" w:w="2410"/>
+            <w:tcBorders>
+              <w:top w:val="single" w:color="AAAAAA" w:sz="4"/>
+              <w:left w:val="single" w:color="AAAAAA" w:sz="4"/>
+              <w:bottom w:val="single" w:color="AAAAAA" w:sz="4"/>
+              <w:right w:val="single" w:color="AAAAAA" w:sz="4"/>
+            </w:tcBorders>
+            <w:tcMar>
+              <w:top w:type="dxa" w:w="80"/>
+              <w:left w:type="dxa" w:w="120"/>
+              <w:bottom w:type="dxa" w:w="80"/>
+              <w:right w:type="dxa" w:w="120"/>
+            </w:tcMar>
+          </w:tcPr>
+          <w:p>
+            <w:pPr>
+              <w:spacing w:after="300"/>
+            </w:pPr>
+            <w:r>
+              <w:t xml:space="preserve"/>
+            </w:r>
+          </w:p>
+        </w:tc>
+        <w:tc>
+          <w:tcPr>
+            <w:tcW w:type="dxa" w:w="2409"/>
+            <w:tcBorders>
+              <w:top w:val="single" w:color="AAAAAA" w:sz="4"/>
+              <w:left w:val="single" w:color="AAAAAA" w:sz="4"/>
+              <w:bottom w:val="single" w:color="AAAAAA" w:sz="4"/>
+              <w:right w:val="single" w:color="AAAAAA" w:sz="4"/>
+            </w:tcBorders>
+            <w:tcMar>
+              <w:top w:type="dxa" w:w="80"/>
+              <w:left w:type="dxa" w:w="120"/>
+              <w:bottom w:type="dxa" w:w="80"/>
+              <w:right w:type="dxa" w:w="120"/>
+            </w:tcMar>
+          </w:tcPr>
+          <w:p>
+            <w:pPr>
+              <w:spacing w:after="300"/>
+            </w:pPr>
+            <w:r>
+              <w:t xml:space="preserve"/>
+            </w:r>
+          </w:p>
+        </w:tc>
+        <w:tc>
+          <w:tcPr>
+            <w:tcW w:type="dxa" w:w="2409"/>
+            <w:tcBorders>
+              <w:top w:val="single" w:color="AAAAAA" w:sz="4"/>
+              <w:left w:val="single" w:color="AAAAAA" w:sz="4"/>
+              <w:bottom w:val="single" w:color="AAAAAA" w:sz="4"/>
+              <w:right w:val="single" w:color="AAAAAA" w:sz="4"/>
+            </w:tcBorders>
+            <w:tcMar>
+              <w:top w:type="dxa" w:w="80"/>
+              <w:left w:type="dxa" w:w="120"/>
+              <w:bottom w:type="dxa" w:w="80"/>
+              <w:right w:type="dxa" w:w="120"/>
+            </w:tcMar>
+          </w:tcPr>
+          <w:p>
+            <w:pPr>
+              <w:spacing w:after="300"/>
+            </w:pPr>
+            <w:r>
+              <w:t xml:space="preserve"/>
+            </w:r>
+          </w:p>
+        </w:tc>
+      </w:tr>
+      <w:tr>
+        <w:tc>
+          <w:tcPr>
+            <w:tcW w:type="dxa" w:w="2410"/>
+            <w:tcBorders>
+              <w:top w:val="single" w:color="AAAAAA" w:sz="4"/>
+              <w:left w:val="single" w:color="AAAAAA" w:sz="4"/>
+              <w:bottom w:val="single" w:color="AAAAAA" w:sz="4"/>
+              <w:right w:val="single" w:color="AAAAAA" w:sz="4"/>
+            </w:tcBorders>
+            <w:tcMar>
+              <w:top w:type="dxa" w:w="80"/>
+              <w:left w:type="dxa" w:w="120"/>
+              <w:bottom w:type="dxa" w:w="80"/>
+              <w:right w:type="dxa" w:w="120"/>
+            </w:tcMar>
+          </w:tcPr>
+          <w:p>
+            <w:pPr>
+              <w:spacing w:after="300"/>
+            </w:pPr>
+            <w:r>
+              <w:t xml:space="preserve"/>
+            </w:r>
+          </w:p>
+        </w:tc>
+        <w:tc>
+          <w:tcPr>
+            <w:tcW w:type="dxa" w:w="2410"/>
+            <w:tcBorders>
+              <w:top w:val="single" w:color="AAAAAA" w:sz="4"/>
+              <w:left w:val="single" w:color="AAAAAA" w:sz="4"/>
+              <w:bottom w:val="single" w:color="AAAAAA" w:sz="4"/>
+              <w:right w:val="single" w:color="AAAAAA" w:sz="4"/>
+            </w:tcBorders>
+            <w:tcMar>
+              <w:top w:type="dxa" w:w="80"/>
+              <w:left w:type="dxa" w:w="120"/>
+              <w:bottom w:type="dxa" w:w="80"/>
+              <w:right w:type="dxa" w:w="120"/>
+            </w:tcMar>
+          </w:tcPr>
+          <w:p>
+            <w:pPr>
+              <w:spacing w:after="300"/>
+            </w:pPr>
+            <w:r>
+              <w:t xml:space="preserve"/>
+            </w:r>
+          </w:p>
+        </w:tc>
+        <w:tc>
+          <w:tcPr>
+            <w:tcW w:type="dxa" w:w="2409"/>
+            <w:tcBorders>
+              <w:top w:val="single" w:color="AAAAAA" w:sz="4"/>
+              <w:left w:val="single" w:color="AAAAAA" w:sz="4"/>
+              <w:bottom w:val="single" w:color="AAAAAA" w:sz="4"/>
+              <w:right w:val="single" w:color="AAAAAA" w:sz="4"/>
+            </w:tcBorders>
+            <w:tcMar>
+              <w:top w:type="dxa" w:w="80"/>
+              <w:left w:type="dxa" w:w="120"/>
+              <w:bottom w:type="dxa" w:w="80"/>
+              <w:right w:type="dxa" w:w="120"/>
+            </w:tcMar>
+          </w:tcPr>
+          <w:p>
+            <w:pPr>
+              <w:spacing w:after="300"/>
+            </w:pPr>
+            <w:r>
+              <w:t xml:space="preserve"/>
+            </w:r>
+          </w:p>
+        </w:tc>
+        <w:tc>
+          <w:tcPr>
+            <w:tcW w:type="dxa" w:w="2409"/>
+            <w:tcBorders>
+              <w:top w:val="single" w:color="AAAAAA" w:sz="4"/>
+              <w:left w:val="single" w:color="AAAAAA" w:sz="4"/>
+              <w:bottom w:val="single" w:color="AAAAAA" w:sz="4"/>
+              <w:right w:val="single" w:color="AAAAAA" w:sz="4"/>
+            </w:tcBorders>
+            <w:tcMar>
+              <w:top w:type="dxa" w:w="80"/>
+              <w:left w:type="dxa" w:w="120"/>
+              <w:bottom w:type="dxa" w:w="80"/>
+              <w:right w:type="dxa" w:w="120"/>
+            </w:tcMar>
+          </w:tcPr>
+          <w:p>
+            <w:pPr>
+              <w:spacing w:after="300"/>
+            </w:pPr>
+            <w:r>
+              <w:t xml:space="preserve"/>
+            </w:r>
+          </w:p>
+        </w:tc>
+      </w:tr>
+      <w:tr>
+        <w:tc>
+          <w:tcPr>
+            <w:tcW w:type="dxa" w:w="2410"/>
+            <w:tcBorders>
+              <w:top w:val="single" w:color="AAAAAA" w:sz="4"/>
+              <w:left w:val="single" w:color="AAAAAA" w:sz="4"/>
+              <w:bottom w:val="single" w:color="AAAAAA" w:sz="4"/>
+              <w:right w:val="single" w:color="AAAAAA" w:sz="4"/>
+            </w:tcBorders>
+            <w:tcMar>
+              <w:top w:type="dxa" w:w="80"/>
+              <w:left w:type="dxa" w:w="120"/>
+              <w:bottom w:type="dxa" w:w="80"/>
+              <w:right w:type="dxa" w:w="120"/>
+            </w:tcMar>
+          </w:tcPr>
+          <w:p>
+            <w:pPr>
+              <w:spacing w:after="300"/>
+            </w:pPr>
+            <w:r>
+              <w:t xml:space="preserve"/>
+            </w:r>
+          </w:p>
+        </w:tc>
+        <w:tc>
+          <w:tcPr>
+            <w:tcW w:type="dxa" w:w="2410"/>
+            <w:tcBorders>
+              <w:top w:val="single" w:color="AAAAAA" w:sz="4"/>
+              <w:left w:val="single" w:color="AAAAAA" w:sz="4"/>
+              <w:bottom w:val="single" w:color="AAAAAA" w:sz="4"/>
+              <w:right w:val="single" w:color="AAAAAA" w:sz="4"/>
+            </w:tcBorders>
+            <w:tcMar>
+              <w:top w:type="dxa" w:w="80"/>
+              <w:left w:type="dxa" w:w="120"/>
+              <w:bottom w:type="dxa" w:w="80"/>
+              <w:right w:type="dxa" w:w="120"/>
+            </w:tcMar>
+          </w:tcPr>
+          <w:p>
+            <w:pPr>
+              <w:spacing w:after="300"/>
+            </w:pPr>
+            <w:r>
+              <w:t xml:space="preserve"/>
+            </w:r>
+          </w:p>
+        </w:tc>
+        <w:tc>
+          <w:tcPr>
+            <w:tcW w:type="dxa" w:w="2409"/>
+            <w:tcBorders>
+              <w:top w:val="single" w:color="AAAAAA" w:sz="4"/>
+              <w:left w:val="single" w:color="AAAAAA" w:sz="4"/>
+              <w:bottom w:val="single" w:color="AAAAAA" w:sz="4"/>
+              <w:right w:val="single" w:color="AAAAAA" w:sz="4"/>
+            </w:tcBorders>
+            <w:tcMar>
+              <w:top w:type="dxa" w:w="80"/>
+              <w:left w:type="dxa" w:w="120"/>
+              <w:bottom w:type="dxa" w:w="80"/>
+              <w:right w:type="dxa" w:w="120"/>
+            </w:tcMar>
+          </w:tcPr>
+          <w:p>
+            <w:pPr>
+              <w:spacing w:after="300"/>
+            </w:pPr>
+            <w:r>
+              <w:t xml:space="preserve"/>
+            </w:r>
+          </w:p>
+        </w:tc>
+        <w:tc>
+          <w:tcPr>
+            <w:tcW w:type="dxa" w:w="2409"/>
+            <w:tcBorders>
+              <w:top w:val="single" w:color="AAAAAA" w:sz="4"/>
+              <w:left w:val="single" w:color="AAAAAA" w:sz="4"/>
+              <w:bottom w:val="single" w:color="AAAAAA" w:sz="4"/>
+              <w:right w:val="single" w:color="AAAAAA" w:sz="4"/>
+            </w:tcBorders>
+            <w:tcMar>
+              <w:top w:type="dxa" w:w="80"/>
+              <w:left w:type="dxa" w:w="120"/>
+              <w:bottom w:type="dxa" w:w="80"/>
+              <w:right w:type="dxa" w:w="120"/>
+            </w:tcMar>
+          </w:tcPr>
+          <w:p>
+            <w:pPr>
+              <w:spacing w:after="300"/>
+            </w:pPr>
+            <w:r>
+              <w:t xml:space="preserve"/>
+            </w:r>
+          </w:p>
+        </w:tc>
+      </w:tr>
+    </w:tbl>
+    <w:p>
+      <w:pPr>
+        <w:spacing w:after="80"/>
+      </w:pPr>
+      <w:r>
+        <w:t xml:space="preserve"/>
+      </w:r>
+    </w:p>
+    <w:p>
+      <w:pPr>
+        <w:spacing w:after="80"/>
+      </w:pPr>
+      <w:r>
+        <w:rPr>
+          <w:b/>
+          <w:bCs/>
+          <w:sz w:val="20"/>
+          <w:szCs w:val="20"/>
+        </w:rPr>
+        <w:t xml:space="preserve">Passo B — Observe a tabela:</w:t>
+      </w:r>
+    </w:p>
+    <w:p>
+      <w:pPr>
+        <w:spacing w:after="80"/>
+      </w:pPr>
+      <w:r>
+        <w:rPr>
+          <w:sz w:val="20"/>
+          <w:szCs w:val="20"/>
+        </w:rPr>
+        <w:t xml:space="preserve">☐  Há células vazias (NULLs)?          ☐  Há linhas repetidas?</w:t>
+      </w:r>
+    </w:p>
+    <w:p>
+      <w:pPr>
+        <w:spacing w:after="80"/>
+      </w:pPr>
+      <w:r>
+        <w:rPr>
+          <w:b/>
+          <w:bCs/>
+          <w:sz w:val="20"/>
+          <w:szCs w:val="20"/>
+        </w:rPr>
+        <w:t xml:space="preserve">Passo C — Decisão:</w:t>
+      </w:r>
+    </w:p>
+    <w:p>
+      <w:pPr>
+        <w:spacing w:after="80"/>
+      </w:pPr>
+      <w:r>
+        <w:rPr>
+          <w:sz w:val="20"/>
+          <w:szCs w:val="20"/>
+        </w:rPr>
+        <w:t xml:space="preserve">☐  Tudo limpo → ficam 2 tabelas          ☐  Criar tabela associativa: _______________________ → 3 tabelas</w:t>
+      </w:r>
+    </w:p>
+    <w:p>
+      <w:pPr>
+        <w:spacing w:after="80"/>
+      </w:pPr>
+      <w:r>
+        <w:rPr>
+          <w:b/>
+          <w:bCs/>
+          <w:sz w:val="20"/>
+          <w:szCs w:val="20"/>
+        </w:rPr>
+        <w:t xml:space="preserve">Passo D — Regra aplicada: Regra _____</w:t>
+      </w:r>
+    </w:p>
     <w:p>
       <w:pPr>
         <w:spacing w:after="200"/>

--- a/docs/er/worksheets/worksheet-guiado-2-licenciamento.docx
+++ b/docs/er/worksheets/worksheet-guiado-2-licenciamento.docx
@@ -74,11 +74,16 @@
         </w:tblBorders>
       </w:tblPr>
       <w:tblGrid>
-        <w:gridCol w:w="1930"/>
-        <w:gridCol w:w="1927"/>
-        <w:gridCol w:w="1927"/>
-        <w:gridCol w:w="1927"/>
-        <w:gridCol w:w="1927"/>
+        <w:gridCol w:w="971"/>
+        <w:gridCol w:w="963"/>
+        <w:gridCol w:w="963"/>
+        <w:gridCol w:w="963"/>
+        <w:gridCol w:w="963"/>
+        <w:gridCol w:w="963"/>
+        <w:gridCol w:w="963"/>
+        <w:gridCol w:w="963"/>
+        <w:gridCol w:w="963"/>
+        <w:gridCol w:w="963"/>
       </w:tblGrid>
       <w:tr>
         <w:trPr>
@@ -86,7 +91,7 @@
         </w:trPr>
         <w:tc>
           <w:tcPr>
-            <w:tcW w:type="dxa" w:w="1930"/>
+            <w:tcW w:type="dxa" w:w="971"/>
             <w:tcBorders>
               <w:top w:val="single" w:color="AAAAAA" w:sz="4"/>
               <w:left w:val="single" w:color="AAAAAA" w:sz="4"/>
@@ -107,8 +112,8 @@
                 <w:b/>
                 <w:bCs/>
                 <w:color w:val="FFFFFF"/>
-                <w:sz w:val="20"/>
-                <w:szCs w:val="20"/>
+                <w:sz w:val="14"/>
+                <w:szCs w:val="14"/>
               </w:rPr>
               <w:t xml:space="preserve">Requerente</w:t>
             </w:r>
@@ -116,7 +121,7 @@
         </w:tc>
         <w:tc>
           <w:tcPr>
-            <w:tcW w:type="dxa" w:w="1927"/>
+            <w:tcW w:type="dxa" w:w="963"/>
             <w:tcBorders>
               <w:top w:val="single" w:color="AAAAAA" w:sz="4"/>
               <w:left w:val="single" w:color="AAAAAA" w:sz="4"/>
@@ -137,16 +142,16 @@
                 <w:b/>
                 <w:bCs/>
                 <w:color w:val="FFFFFF"/>
-                <w:sz w:val="20"/>
-                <w:szCs w:val="20"/>
-              </w:rPr>
-              <w:t xml:space="preserve">NumProcesso</w:t>
-            </w:r>
-          </w:p>
-        </w:tc>
-        <w:tc>
-          <w:tcPr>
-            <w:tcW w:type="dxa" w:w="1927"/>
+                <w:sz w:val="14"/>
+                <w:szCs w:val="14"/>
+              </w:rPr>
+              <w:t xml:space="preserve">NIF</w:t>
+            </w:r>
+          </w:p>
+        </w:tc>
+        <w:tc>
+          <w:tcPr>
+            <w:tcW w:type="dxa" w:w="963"/>
             <w:tcBorders>
               <w:top w:val="single" w:color="AAAAAA" w:sz="4"/>
               <w:left w:val="single" w:color="AAAAAA" w:sz="4"/>
@@ -167,16 +172,16 @@
                 <w:b/>
                 <w:bCs/>
                 <w:color w:val="FFFFFF"/>
-                <w:sz w:val="20"/>
-                <w:szCs w:val="20"/>
-              </w:rPr>
-              <w:t xml:space="preserve">TipoObra</w:t>
-            </w:r>
-          </w:p>
-        </w:tc>
-        <w:tc>
-          <w:tcPr>
-            <w:tcW w:type="dxa" w:w="1927"/>
+                <w:sz w:val="14"/>
+                <w:szCs w:val="14"/>
+              </w:rPr>
+              <w:t xml:space="preserve">Morada</w:t>
+            </w:r>
+          </w:p>
+        </w:tc>
+        <w:tc>
+          <w:tcPr>
+            <w:tcW w:type="dxa" w:w="963"/>
             <w:tcBorders>
               <w:top w:val="single" w:color="AAAAAA" w:sz="4"/>
               <w:left w:val="single" w:color="AAAAAA" w:sz="4"/>
@@ -197,16 +202,16 @@
                 <w:b/>
                 <w:bCs/>
                 <w:color w:val="FFFFFF"/>
-                <w:sz w:val="20"/>
-                <w:szCs w:val="20"/>
-              </w:rPr>
-              <w:t xml:space="preserve">Técnico</w:t>
-            </w:r>
-          </w:p>
-        </w:tc>
-        <w:tc>
-          <w:tcPr>
-            <w:tcW w:type="dxa" w:w="1927"/>
+                <w:sz w:val="14"/>
+                <w:szCs w:val="14"/>
+              </w:rPr>
+              <w:t xml:space="preserve">NumProc.</w:t>
+            </w:r>
+          </w:p>
+        </w:tc>
+        <w:tc>
+          <w:tcPr>
+            <w:tcW w:type="dxa" w:w="963"/>
             <w:tcBorders>
               <w:top w:val="single" w:color="AAAAAA" w:sz="4"/>
               <w:left w:val="single" w:color="AAAAAA" w:sz="4"/>
@@ -227,10 +232,160 @@
                 <w:b/>
                 <w:bCs/>
                 <w:color w:val="FFFFFF"/>
-                <w:sz w:val="20"/>
-                <w:szCs w:val="20"/>
+                <w:sz w:val="14"/>
+                <w:szCs w:val="14"/>
+              </w:rPr>
+              <w:t xml:space="preserve">TipoObra</w:t>
+            </w:r>
+          </w:p>
+        </w:tc>
+        <w:tc>
+          <w:tcPr>
+            <w:tcW w:type="dxa" w:w="963"/>
+            <w:tcBorders>
+              <w:top w:val="single" w:color="AAAAAA" w:sz="4"/>
+              <w:left w:val="single" w:color="AAAAAA" w:sz="4"/>
+              <w:bottom w:val="single" w:color="AAAAAA" w:sz="4"/>
+              <w:right w:val="single" w:color="AAAAAA" w:sz="4"/>
+            </w:tcBorders>
+            <w:shd w:fill="1F3864" w:val="clear"/>
+            <w:tcMar>
+              <w:top w:type="dxa" w:w="80"/>
+              <w:left w:type="dxa" w:w="120"/>
+              <w:bottom w:type="dxa" w:w="80"/>
+              <w:right w:type="dxa" w:w="120"/>
+            </w:tcMar>
+          </w:tcPr>
+          <w:p>
+            <w:r>
+              <w:rPr>
+                <w:b/>
+                <w:bCs/>
+                <w:color w:val="FFFFFF"/>
+                <w:sz w:val="14"/>
+                <w:szCs w:val="14"/>
+              </w:rPr>
+              <w:t xml:space="preserve">Localização</w:t>
+            </w:r>
+          </w:p>
+        </w:tc>
+        <w:tc>
+          <w:tcPr>
+            <w:tcW w:type="dxa" w:w="963"/>
+            <w:tcBorders>
+              <w:top w:val="single" w:color="AAAAAA" w:sz="4"/>
+              <w:left w:val="single" w:color="AAAAAA" w:sz="4"/>
+              <w:bottom w:val="single" w:color="AAAAAA" w:sz="4"/>
+              <w:right w:val="single" w:color="AAAAAA" w:sz="4"/>
+            </w:tcBorders>
+            <w:shd w:fill="1F3864" w:val="clear"/>
+            <w:tcMar>
+              <w:top w:type="dxa" w:w="80"/>
+              <w:left w:type="dxa" w:w="120"/>
+              <w:bottom w:type="dxa" w:w="80"/>
+              <w:right w:type="dxa" w:w="120"/>
+            </w:tcMar>
+          </w:tcPr>
+          <w:p>
+            <w:r>
+              <w:rPr>
+                <w:b/>
+                <w:bCs/>
+                <w:color w:val="FFFFFF"/>
+                <w:sz w:val="14"/>
+                <w:szCs w:val="14"/>
+              </w:rPr>
+              <w:t xml:space="preserve">Técnico</w:t>
+            </w:r>
+          </w:p>
+        </w:tc>
+        <w:tc>
+          <w:tcPr>
+            <w:tcW w:type="dxa" w:w="963"/>
+            <w:tcBorders>
+              <w:top w:val="single" w:color="AAAAAA" w:sz="4"/>
+              <w:left w:val="single" w:color="AAAAAA" w:sz="4"/>
+              <w:bottom w:val="single" w:color="AAAAAA" w:sz="4"/>
+              <w:right w:val="single" w:color="AAAAAA" w:sz="4"/>
+            </w:tcBorders>
+            <w:shd w:fill="1F3864" w:val="clear"/>
+            <w:tcMar>
+              <w:top w:type="dxa" w:w="80"/>
+              <w:left w:type="dxa" w:w="120"/>
+              <w:bottom w:type="dxa" w:w="80"/>
+              <w:right w:type="dxa" w:w="120"/>
+            </w:tcMar>
+          </w:tcPr>
+          <w:p>
+            <w:r>
+              <w:rPr>
+                <w:b/>
+                <w:bCs/>
+                <w:color w:val="FFFFFF"/>
+                <w:sz w:val="14"/>
+                <w:szCs w:val="14"/>
+              </w:rPr>
+              <w:t xml:space="preserve">Especialidade</w:t>
+            </w:r>
+          </w:p>
+        </w:tc>
+        <w:tc>
+          <w:tcPr>
+            <w:tcW w:type="dxa" w:w="963"/>
+            <w:tcBorders>
+              <w:top w:val="single" w:color="AAAAAA" w:sz="4"/>
+              <w:left w:val="single" w:color="AAAAAA" w:sz="4"/>
+              <w:bottom w:val="single" w:color="AAAAAA" w:sz="4"/>
+              <w:right w:val="single" w:color="AAAAAA" w:sz="4"/>
+            </w:tcBorders>
+            <w:shd w:fill="1F3864" w:val="clear"/>
+            <w:tcMar>
+              <w:top w:type="dxa" w:w="80"/>
+              <w:left w:type="dxa" w:w="120"/>
+              <w:bottom w:type="dxa" w:w="80"/>
+              <w:right w:type="dxa" w:w="120"/>
+            </w:tcMar>
+          </w:tcPr>
+          <w:p>
+            <w:r>
+              <w:rPr>
+                <w:b/>
+                <w:bCs/>
+                <w:color w:val="FFFFFF"/>
+                <w:sz w:val="14"/>
+                <w:szCs w:val="14"/>
               </w:rPr>
               <w:t xml:space="preserve">Parecer</w:t>
+            </w:r>
+          </w:p>
+        </w:tc>
+        <w:tc>
+          <w:tcPr>
+            <w:tcW w:type="dxa" w:w="963"/>
+            <w:tcBorders>
+              <w:top w:val="single" w:color="AAAAAA" w:sz="4"/>
+              <w:left w:val="single" w:color="AAAAAA" w:sz="4"/>
+              <w:bottom w:val="single" w:color="AAAAAA" w:sz="4"/>
+              <w:right w:val="single" w:color="AAAAAA" w:sz="4"/>
+            </w:tcBorders>
+            <w:shd w:fill="1F3864" w:val="clear"/>
+            <w:tcMar>
+              <w:top w:type="dxa" w:w="80"/>
+              <w:left w:type="dxa" w:w="120"/>
+              <w:bottom w:type="dxa" w:w="80"/>
+              <w:right w:type="dxa" w:w="120"/>
+            </w:tcMar>
+          </w:tcPr>
+          <w:p>
+            <w:r>
+              <w:rPr>
+                <w:b/>
+                <w:bCs/>
+                <w:color w:val="FFFFFF"/>
+                <w:sz w:val="14"/>
+                <w:szCs w:val="14"/>
+              </w:rPr>
+              <w:t xml:space="preserve">DataParecer</w:t>
             </w:r>
           </w:p>
         </w:tc>
@@ -238,25 +393,25 @@
       <w:tr>
         <w:tc>
           <w:tcPr>
-            <w:tcW w:type="dxa" w:w="1930"/>
-            <w:tcBorders>
-              <w:top w:val="single" w:color="AAAAAA" w:sz="4"/>
-              <w:left w:val="single" w:color="AAAAAA" w:sz="4"/>
-              <w:bottom w:val="single" w:color="AAAAAA" w:sz="4"/>
-              <w:right w:val="single" w:color="AAAAAA" w:sz="4"/>
-            </w:tcBorders>
-            <w:tcMar>
-              <w:top w:type="dxa" w:w="80"/>
-              <w:left w:type="dxa" w:w="120"/>
-              <w:bottom w:type="dxa" w:w="80"/>
-              <w:right w:type="dxa" w:w="120"/>
-            </w:tcMar>
-          </w:tcPr>
-          <w:p>
-            <w:r>
-              <w:rPr>
-                <w:sz w:val="20"/>
-                <w:szCs w:val="20"/>
+            <w:tcW w:type="dxa" w:w="971"/>
+            <w:tcBorders>
+              <w:top w:val="single" w:color="AAAAAA" w:sz="4"/>
+              <w:left w:val="single" w:color="AAAAAA" w:sz="4"/>
+              <w:bottom w:val="single" w:color="AAAAAA" w:sz="4"/>
+              <w:right w:val="single" w:color="AAAAAA" w:sz="4"/>
+            </w:tcBorders>
+            <w:tcMar>
+              <w:top w:type="dxa" w:w="40"/>
+              <w:left w:type="dxa" w:w="80"/>
+              <w:bottom w:type="dxa" w:w="40"/>
+              <w:right w:type="dxa" w:w="80"/>
+            </w:tcMar>
+          </w:tcPr>
+          <w:p>
+            <w:r>
+              <w:rPr>
+                <w:sz w:val="14"/>
+                <w:szCs w:val="14"/>
               </w:rPr>
               <w:t xml:space="preserve">Manuel Ferreira</w:t>
             </w:r>
@@ -264,25 +419,77 @@
         </w:tc>
         <w:tc>
           <w:tcPr>
-            <w:tcW w:type="dxa" w:w="1927"/>
-            <w:tcBorders>
-              <w:top w:val="single" w:color="AAAAAA" w:sz="4"/>
-              <w:left w:val="single" w:color="AAAAAA" w:sz="4"/>
-              <w:bottom w:val="single" w:color="AAAAAA" w:sz="4"/>
-              <w:right w:val="single" w:color="AAAAAA" w:sz="4"/>
-            </w:tcBorders>
-            <w:tcMar>
-              <w:top w:type="dxa" w:w="80"/>
-              <w:left w:type="dxa" w:w="120"/>
-              <w:bottom w:type="dxa" w:w="80"/>
-              <w:right w:type="dxa" w:w="120"/>
-            </w:tcMar>
-          </w:tcPr>
-          <w:p>
-            <w:r>
-              <w:rPr>
-                <w:sz w:val="20"/>
-                <w:szCs w:val="20"/>
+            <w:tcW w:type="dxa" w:w="963"/>
+            <w:tcBorders>
+              <w:top w:val="single" w:color="AAAAAA" w:sz="4"/>
+              <w:left w:val="single" w:color="AAAAAA" w:sz="4"/>
+              <w:bottom w:val="single" w:color="AAAAAA" w:sz="4"/>
+              <w:right w:val="single" w:color="AAAAAA" w:sz="4"/>
+            </w:tcBorders>
+            <w:tcMar>
+              <w:top w:type="dxa" w:w="40"/>
+              <w:left w:type="dxa" w:w="80"/>
+              <w:bottom w:type="dxa" w:w="40"/>
+              <w:right w:type="dxa" w:w="80"/>
+            </w:tcMar>
+          </w:tcPr>
+          <w:p>
+            <w:r>
+              <w:rPr>
+                <w:sz w:val="14"/>
+                <w:szCs w:val="14"/>
+              </w:rPr>
+              <w:t xml:space="preserve">123456789</w:t>
+            </w:r>
+          </w:p>
+        </w:tc>
+        <w:tc>
+          <w:tcPr>
+            <w:tcW w:type="dxa" w:w="963"/>
+            <w:tcBorders>
+              <w:top w:val="single" w:color="AAAAAA" w:sz="4"/>
+              <w:left w:val="single" w:color="AAAAAA" w:sz="4"/>
+              <w:bottom w:val="single" w:color="AAAAAA" w:sz="4"/>
+              <w:right w:val="single" w:color="AAAAAA" w:sz="4"/>
+            </w:tcBorders>
+            <w:tcMar>
+              <w:top w:type="dxa" w:w="40"/>
+              <w:left w:type="dxa" w:w="80"/>
+              <w:bottom w:type="dxa" w:w="40"/>
+              <w:right w:type="dxa" w:w="80"/>
+            </w:tcMar>
+          </w:tcPr>
+          <w:p>
+            <w:r>
+              <w:rPr>
+                <w:sz w:val="14"/>
+                <w:szCs w:val="14"/>
+              </w:rPr>
+              <w:t xml:space="preserve">R. Nova, 3, Vila Feliz</w:t>
+            </w:r>
+          </w:p>
+        </w:tc>
+        <w:tc>
+          <w:tcPr>
+            <w:tcW w:type="dxa" w:w="963"/>
+            <w:tcBorders>
+              <w:top w:val="single" w:color="AAAAAA" w:sz="4"/>
+              <w:left w:val="single" w:color="AAAAAA" w:sz="4"/>
+              <w:bottom w:val="single" w:color="AAAAAA" w:sz="4"/>
+              <w:right w:val="single" w:color="AAAAAA" w:sz="4"/>
+            </w:tcBorders>
+            <w:tcMar>
+              <w:top w:type="dxa" w:w="40"/>
+              <w:left w:type="dxa" w:w="80"/>
+              <w:bottom w:type="dxa" w:w="40"/>
+              <w:right w:type="dxa" w:w="80"/>
+            </w:tcMar>
+          </w:tcPr>
+          <w:p>
+            <w:r>
+              <w:rPr>
+                <w:sz w:val="14"/>
+                <w:szCs w:val="14"/>
               </w:rPr>
               <w:t xml:space="preserve">P-2025/001</w:t>
             </w:r>
@@ -290,25 +497,25 @@
         </w:tc>
         <w:tc>
           <w:tcPr>
-            <w:tcW w:type="dxa" w:w="1927"/>
-            <w:tcBorders>
-              <w:top w:val="single" w:color="AAAAAA" w:sz="4"/>
-              <w:left w:val="single" w:color="AAAAAA" w:sz="4"/>
-              <w:bottom w:val="single" w:color="AAAAAA" w:sz="4"/>
-              <w:right w:val="single" w:color="AAAAAA" w:sz="4"/>
-            </w:tcBorders>
-            <w:tcMar>
-              <w:top w:type="dxa" w:w="80"/>
-              <w:left w:type="dxa" w:w="120"/>
-              <w:bottom w:type="dxa" w:w="80"/>
-              <w:right w:type="dxa" w:w="120"/>
-            </w:tcMar>
-          </w:tcPr>
-          <w:p>
-            <w:r>
-              <w:rPr>
-                <w:sz w:val="20"/>
-                <w:szCs w:val="20"/>
+            <w:tcW w:type="dxa" w:w="963"/>
+            <w:tcBorders>
+              <w:top w:val="single" w:color="AAAAAA" w:sz="4"/>
+              <w:left w:val="single" w:color="AAAAAA" w:sz="4"/>
+              <w:bottom w:val="single" w:color="AAAAAA" w:sz="4"/>
+              <w:right w:val="single" w:color="AAAAAA" w:sz="4"/>
+            </w:tcBorders>
+            <w:tcMar>
+              <w:top w:type="dxa" w:w="40"/>
+              <w:left w:type="dxa" w:w="80"/>
+              <w:bottom w:type="dxa" w:w="40"/>
+              <w:right w:type="dxa" w:w="80"/>
+            </w:tcMar>
+          </w:tcPr>
+          <w:p>
+            <w:r>
+              <w:rPr>
+                <w:sz w:val="14"/>
+                <w:szCs w:val="14"/>
               </w:rPr>
               <w:t xml:space="preserve">Construção</w:t>
             </w:r>
@@ -316,25 +523,51 @@
         </w:tc>
         <w:tc>
           <w:tcPr>
-            <w:tcW w:type="dxa" w:w="1927"/>
-            <w:tcBorders>
-              <w:top w:val="single" w:color="AAAAAA" w:sz="4"/>
-              <w:left w:val="single" w:color="AAAAAA" w:sz="4"/>
-              <w:bottom w:val="single" w:color="AAAAAA" w:sz="4"/>
-              <w:right w:val="single" w:color="AAAAAA" w:sz="4"/>
-            </w:tcBorders>
-            <w:tcMar>
-              <w:top w:type="dxa" w:w="80"/>
-              <w:left w:type="dxa" w:w="120"/>
-              <w:bottom w:type="dxa" w:w="80"/>
-              <w:right w:type="dxa" w:w="120"/>
-            </w:tcMar>
-          </w:tcPr>
-          <w:p>
-            <w:r>
-              <w:rPr>
-                <w:sz w:val="20"/>
-                <w:szCs w:val="20"/>
+            <w:tcW w:type="dxa" w:w="963"/>
+            <w:tcBorders>
+              <w:top w:val="single" w:color="AAAAAA" w:sz="4"/>
+              <w:left w:val="single" w:color="AAAAAA" w:sz="4"/>
+              <w:bottom w:val="single" w:color="AAAAAA" w:sz="4"/>
+              <w:right w:val="single" w:color="AAAAAA" w:sz="4"/>
+            </w:tcBorders>
+            <w:tcMar>
+              <w:top w:type="dxa" w:w="40"/>
+              <w:left w:type="dxa" w:w="80"/>
+              <w:bottom w:type="dxa" w:w="40"/>
+              <w:right w:type="dxa" w:w="80"/>
+            </w:tcMar>
+          </w:tcPr>
+          <w:p>
+            <w:r>
+              <w:rPr>
+                <w:sz w:val="14"/>
+                <w:szCs w:val="14"/>
+              </w:rPr>
+              <w:t xml:space="preserve">Lote 15, Z. Industrial</w:t>
+            </w:r>
+          </w:p>
+        </w:tc>
+        <w:tc>
+          <w:tcPr>
+            <w:tcW w:type="dxa" w:w="963"/>
+            <w:tcBorders>
+              <w:top w:val="single" w:color="AAAAAA" w:sz="4"/>
+              <w:left w:val="single" w:color="AAAAAA" w:sz="4"/>
+              <w:bottom w:val="single" w:color="AAAAAA" w:sz="4"/>
+              <w:right w:val="single" w:color="AAAAAA" w:sz="4"/>
+            </w:tcBorders>
+            <w:tcMar>
+              <w:top w:type="dxa" w:w="40"/>
+              <w:left w:type="dxa" w:w="80"/>
+              <w:bottom w:type="dxa" w:w="40"/>
+              <w:right w:type="dxa" w:w="80"/>
+            </w:tcMar>
+          </w:tcPr>
+          <w:p>
+            <w:r>
+              <w:rPr>
+                <w:sz w:val="14"/>
+                <w:szCs w:val="14"/>
               </w:rPr>
               <w:t xml:space="preserve">Carlos Mendes</w:t>
             </w:r>
@@ -342,27 +575,79 @@
         </w:tc>
         <w:tc>
           <w:tcPr>
-            <w:tcW w:type="dxa" w:w="1927"/>
-            <w:tcBorders>
-              <w:top w:val="single" w:color="AAAAAA" w:sz="4"/>
-              <w:left w:val="single" w:color="AAAAAA" w:sz="4"/>
-              <w:bottom w:val="single" w:color="AAAAAA" w:sz="4"/>
-              <w:right w:val="single" w:color="AAAAAA" w:sz="4"/>
-            </w:tcBorders>
-            <w:tcMar>
-              <w:top w:type="dxa" w:w="80"/>
-              <w:left w:type="dxa" w:w="120"/>
-              <w:bottom w:type="dxa" w:w="80"/>
-              <w:right w:type="dxa" w:w="120"/>
-            </w:tcMar>
-          </w:tcPr>
-          <w:p>
-            <w:r>
-              <w:rPr>
-                <w:sz w:val="20"/>
-                <w:szCs w:val="20"/>
+            <w:tcW w:type="dxa" w:w="963"/>
+            <w:tcBorders>
+              <w:top w:val="single" w:color="AAAAAA" w:sz="4"/>
+              <w:left w:val="single" w:color="AAAAAA" w:sz="4"/>
+              <w:bottom w:val="single" w:color="AAAAAA" w:sz="4"/>
+              <w:right w:val="single" w:color="AAAAAA" w:sz="4"/>
+            </w:tcBorders>
+            <w:tcMar>
+              <w:top w:type="dxa" w:w="40"/>
+              <w:left w:type="dxa" w:w="80"/>
+              <w:bottom w:type="dxa" w:w="40"/>
+              <w:right w:type="dxa" w:w="80"/>
+            </w:tcMar>
+          </w:tcPr>
+          <w:p>
+            <w:r>
+              <w:rPr>
+                <w:sz w:val="14"/>
+                <w:szCs w:val="14"/>
+              </w:rPr>
+              <w:t xml:space="preserve">Arquitectura</w:t>
+            </w:r>
+          </w:p>
+        </w:tc>
+        <w:tc>
+          <w:tcPr>
+            <w:tcW w:type="dxa" w:w="963"/>
+            <w:tcBorders>
+              <w:top w:val="single" w:color="AAAAAA" w:sz="4"/>
+              <w:left w:val="single" w:color="AAAAAA" w:sz="4"/>
+              <w:bottom w:val="single" w:color="AAAAAA" w:sz="4"/>
+              <w:right w:val="single" w:color="AAAAAA" w:sz="4"/>
+            </w:tcBorders>
+            <w:tcMar>
+              <w:top w:type="dxa" w:w="40"/>
+              <w:left w:type="dxa" w:w="80"/>
+              <w:bottom w:type="dxa" w:w="40"/>
+              <w:right w:type="dxa" w:w="80"/>
+            </w:tcMar>
+          </w:tcPr>
+          <w:p>
+            <w:r>
+              <w:rPr>
+                <w:sz w:val="14"/>
+                <w:szCs w:val="14"/>
               </w:rPr>
               <w:t xml:space="preserve">Favorável</w:t>
+            </w:r>
+          </w:p>
+        </w:tc>
+        <w:tc>
+          <w:tcPr>
+            <w:tcW w:type="dxa" w:w="963"/>
+            <w:tcBorders>
+              <w:top w:val="single" w:color="AAAAAA" w:sz="4"/>
+              <w:left w:val="single" w:color="AAAAAA" w:sz="4"/>
+              <w:bottom w:val="single" w:color="AAAAAA" w:sz="4"/>
+              <w:right w:val="single" w:color="AAAAAA" w:sz="4"/>
+            </w:tcBorders>
+            <w:tcMar>
+              <w:top w:type="dxa" w:w="40"/>
+              <w:left w:type="dxa" w:w="80"/>
+              <w:bottom w:type="dxa" w:w="40"/>
+              <w:right w:type="dxa" w:w="80"/>
+            </w:tcMar>
+          </w:tcPr>
+          <w:p>
+            <w:r>
+              <w:rPr>
+                <w:sz w:val="14"/>
+                <w:szCs w:val="14"/>
+              </w:rPr>
+              <w:t xml:space="preserve">2025-03-10</w:t>
             </w:r>
           </w:p>
         </w:tc>
@@ -370,25 +655,25 @@
       <w:tr>
         <w:tc>
           <w:tcPr>
-            <w:tcW w:type="dxa" w:w="1930"/>
-            <w:tcBorders>
-              <w:top w:val="single" w:color="AAAAAA" w:sz="4"/>
-              <w:left w:val="single" w:color="AAAAAA" w:sz="4"/>
-              <w:bottom w:val="single" w:color="AAAAAA" w:sz="4"/>
-              <w:right w:val="single" w:color="AAAAAA" w:sz="4"/>
-            </w:tcBorders>
-            <w:tcMar>
-              <w:top w:type="dxa" w:w="80"/>
-              <w:left w:type="dxa" w:w="120"/>
-              <w:bottom w:type="dxa" w:w="80"/>
-              <w:right w:type="dxa" w:w="120"/>
-            </w:tcMar>
-          </w:tcPr>
-          <w:p>
-            <w:r>
-              <w:rPr>
-                <w:sz w:val="20"/>
-                <w:szCs w:val="20"/>
+            <w:tcW w:type="dxa" w:w="971"/>
+            <w:tcBorders>
+              <w:top w:val="single" w:color="AAAAAA" w:sz="4"/>
+              <w:left w:val="single" w:color="AAAAAA" w:sz="4"/>
+              <w:bottom w:val="single" w:color="AAAAAA" w:sz="4"/>
+              <w:right w:val="single" w:color="AAAAAA" w:sz="4"/>
+            </w:tcBorders>
+            <w:tcMar>
+              <w:top w:type="dxa" w:w="40"/>
+              <w:left w:type="dxa" w:w="80"/>
+              <w:bottom w:type="dxa" w:w="40"/>
+              <w:right w:type="dxa" w:w="80"/>
+            </w:tcMar>
+          </w:tcPr>
+          <w:p>
+            <w:r>
+              <w:rPr>
+                <w:sz w:val="14"/>
+                <w:szCs w:val="14"/>
               </w:rPr>
               <w:t xml:space="preserve">Manuel Ferreira</w:t>
             </w:r>
@@ -396,25 +681,77 @@
         </w:tc>
         <w:tc>
           <w:tcPr>
-            <w:tcW w:type="dxa" w:w="1927"/>
-            <w:tcBorders>
-              <w:top w:val="single" w:color="AAAAAA" w:sz="4"/>
-              <w:left w:val="single" w:color="AAAAAA" w:sz="4"/>
-              <w:bottom w:val="single" w:color="AAAAAA" w:sz="4"/>
-              <w:right w:val="single" w:color="AAAAAA" w:sz="4"/>
-            </w:tcBorders>
-            <w:tcMar>
-              <w:top w:type="dxa" w:w="80"/>
-              <w:left w:type="dxa" w:w="120"/>
-              <w:bottom w:type="dxa" w:w="80"/>
-              <w:right w:type="dxa" w:w="120"/>
-            </w:tcMar>
-          </w:tcPr>
-          <w:p>
-            <w:r>
-              <w:rPr>
-                <w:sz w:val="20"/>
-                <w:szCs w:val="20"/>
+            <w:tcW w:type="dxa" w:w="963"/>
+            <w:tcBorders>
+              <w:top w:val="single" w:color="AAAAAA" w:sz="4"/>
+              <w:left w:val="single" w:color="AAAAAA" w:sz="4"/>
+              <w:bottom w:val="single" w:color="AAAAAA" w:sz="4"/>
+              <w:right w:val="single" w:color="AAAAAA" w:sz="4"/>
+            </w:tcBorders>
+            <w:tcMar>
+              <w:top w:type="dxa" w:w="40"/>
+              <w:left w:type="dxa" w:w="80"/>
+              <w:bottom w:type="dxa" w:w="40"/>
+              <w:right w:type="dxa" w:w="80"/>
+            </w:tcMar>
+          </w:tcPr>
+          <w:p>
+            <w:r>
+              <w:rPr>
+                <w:sz w:val="14"/>
+                <w:szCs w:val="14"/>
+              </w:rPr>
+              <w:t xml:space="preserve">123456789</w:t>
+            </w:r>
+          </w:p>
+        </w:tc>
+        <w:tc>
+          <w:tcPr>
+            <w:tcW w:type="dxa" w:w="963"/>
+            <w:tcBorders>
+              <w:top w:val="single" w:color="AAAAAA" w:sz="4"/>
+              <w:left w:val="single" w:color="AAAAAA" w:sz="4"/>
+              <w:bottom w:val="single" w:color="AAAAAA" w:sz="4"/>
+              <w:right w:val="single" w:color="AAAAAA" w:sz="4"/>
+            </w:tcBorders>
+            <w:tcMar>
+              <w:top w:type="dxa" w:w="40"/>
+              <w:left w:type="dxa" w:w="80"/>
+              <w:bottom w:type="dxa" w:w="40"/>
+              <w:right w:type="dxa" w:w="80"/>
+            </w:tcMar>
+          </w:tcPr>
+          <w:p>
+            <w:r>
+              <w:rPr>
+                <w:sz w:val="14"/>
+                <w:szCs w:val="14"/>
+              </w:rPr>
+              <w:t xml:space="preserve">R. Nova, 3, Vila Feliz</w:t>
+            </w:r>
+          </w:p>
+        </w:tc>
+        <w:tc>
+          <w:tcPr>
+            <w:tcW w:type="dxa" w:w="963"/>
+            <w:tcBorders>
+              <w:top w:val="single" w:color="AAAAAA" w:sz="4"/>
+              <w:left w:val="single" w:color="AAAAAA" w:sz="4"/>
+              <w:bottom w:val="single" w:color="AAAAAA" w:sz="4"/>
+              <w:right w:val="single" w:color="AAAAAA" w:sz="4"/>
+            </w:tcBorders>
+            <w:tcMar>
+              <w:top w:type="dxa" w:w="40"/>
+              <w:left w:type="dxa" w:w="80"/>
+              <w:bottom w:type="dxa" w:w="40"/>
+              <w:right w:type="dxa" w:w="80"/>
+            </w:tcMar>
+          </w:tcPr>
+          <w:p>
+            <w:r>
+              <w:rPr>
+                <w:sz w:val="14"/>
+                <w:szCs w:val="14"/>
               </w:rPr>
               <w:t xml:space="preserve">P-2025/001</w:t>
             </w:r>
@@ -422,25 +759,25 @@
         </w:tc>
         <w:tc>
           <w:tcPr>
-            <w:tcW w:type="dxa" w:w="1927"/>
-            <w:tcBorders>
-              <w:top w:val="single" w:color="AAAAAA" w:sz="4"/>
-              <w:left w:val="single" w:color="AAAAAA" w:sz="4"/>
-              <w:bottom w:val="single" w:color="AAAAAA" w:sz="4"/>
-              <w:right w:val="single" w:color="AAAAAA" w:sz="4"/>
-            </w:tcBorders>
-            <w:tcMar>
-              <w:top w:type="dxa" w:w="80"/>
-              <w:left w:type="dxa" w:w="120"/>
-              <w:bottom w:type="dxa" w:w="80"/>
-              <w:right w:type="dxa" w:w="120"/>
-            </w:tcMar>
-          </w:tcPr>
-          <w:p>
-            <w:r>
-              <w:rPr>
-                <w:sz w:val="20"/>
-                <w:szCs w:val="20"/>
+            <w:tcW w:type="dxa" w:w="963"/>
+            <w:tcBorders>
+              <w:top w:val="single" w:color="AAAAAA" w:sz="4"/>
+              <w:left w:val="single" w:color="AAAAAA" w:sz="4"/>
+              <w:bottom w:val="single" w:color="AAAAAA" w:sz="4"/>
+              <w:right w:val="single" w:color="AAAAAA" w:sz="4"/>
+            </w:tcBorders>
+            <w:tcMar>
+              <w:top w:type="dxa" w:w="40"/>
+              <w:left w:type="dxa" w:w="80"/>
+              <w:bottom w:type="dxa" w:w="40"/>
+              <w:right w:type="dxa" w:w="80"/>
+            </w:tcMar>
+          </w:tcPr>
+          <w:p>
+            <w:r>
+              <w:rPr>
+                <w:sz w:val="14"/>
+                <w:szCs w:val="14"/>
               </w:rPr>
               <w:t xml:space="preserve">Construção</w:t>
             </w:r>
@@ -448,25 +785,51 @@
         </w:tc>
         <w:tc>
           <w:tcPr>
-            <w:tcW w:type="dxa" w:w="1927"/>
-            <w:tcBorders>
-              <w:top w:val="single" w:color="AAAAAA" w:sz="4"/>
-              <w:left w:val="single" w:color="AAAAAA" w:sz="4"/>
-              <w:bottom w:val="single" w:color="AAAAAA" w:sz="4"/>
-              <w:right w:val="single" w:color="AAAAAA" w:sz="4"/>
-            </w:tcBorders>
-            <w:tcMar>
-              <w:top w:type="dxa" w:w="80"/>
-              <w:left w:type="dxa" w:w="120"/>
-              <w:bottom w:type="dxa" w:w="80"/>
-              <w:right w:type="dxa" w:w="120"/>
-            </w:tcMar>
-          </w:tcPr>
-          <w:p>
-            <w:r>
-              <w:rPr>
-                <w:sz w:val="20"/>
-                <w:szCs w:val="20"/>
+            <w:tcW w:type="dxa" w:w="963"/>
+            <w:tcBorders>
+              <w:top w:val="single" w:color="AAAAAA" w:sz="4"/>
+              <w:left w:val="single" w:color="AAAAAA" w:sz="4"/>
+              <w:bottom w:val="single" w:color="AAAAAA" w:sz="4"/>
+              <w:right w:val="single" w:color="AAAAAA" w:sz="4"/>
+            </w:tcBorders>
+            <w:tcMar>
+              <w:top w:type="dxa" w:w="40"/>
+              <w:left w:type="dxa" w:w="80"/>
+              <w:bottom w:type="dxa" w:w="40"/>
+              <w:right w:type="dxa" w:w="80"/>
+            </w:tcMar>
+          </w:tcPr>
+          <w:p>
+            <w:r>
+              <w:rPr>
+                <w:sz w:val="14"/>
+                <w:szCs w:val="14"/>
+              </w:rPr>
+              <w:t xml:space="preserve">Lote 15, Z. Industrial</w:t>
+            </w:r>
+          </w:p>
+        </w:tc>
+        <w:tc>
+          <w:tcPr>
+            <w:tcW w:type="dxa" w:w="963"/>
+            <w:tcBorders>
+              <w:top w:val="single" w:color="AAAAAA" w:sz="4"/>
+              <w:left w:val="single" w:color="AAAAAA" w:sz="4"/>
+              <w:bottom w:val="single" w:color="AAAAAA" w:sz="4"/>
+              <w:right w:val="single" w:color="AAAAAA" w:sz="4"/>
+            </w:tcBorders>
+            <w:tcMar>
+              <w:top w:type="dxa" w:w="40"/>
+              <w:left w:type="dxa" w:w="80"/>
+              <w:bottom w:type="dxa" w:w="40"/>
+              <w:right w:type="dxa" w:w="80"/>
+            </w:tcMar>
+          </w:tcPr>
+          <w:p>
+            <w:r>
+              <w:rPr>
+                <w:sz w:val="14"/>
+                <w:szCs w:val="14"/>
               </w:rPr>
               <w:t xml:space="preserve">Rita Sousa</w:t>
             </w:r>
@@ -474,27 +837,79 @@
         </w:tc>
         <w:tc>
           <w:tcPr>
-            <w:tcW w:type="dxa" w:w="1927"/>
-            <w:tcBorders>
-              <w:top w:val="single" w:color="AAAAAA" w:sz="4"/>
-              <w:left w:val="single" w:color="AAAAAA" w:sz="4"/>
-              <w:bottom w:val="single" w:color="AAAAAA" w:sz="4"/>
-              <w:right w:val="single" w:color="AAAAAA" w:sz="4"/>
-            </w:tcBorders>
-            <w:tcMar>
-              <w:top w:type="dxa" w:w="80"/>
-              <w:left w:type="dxa" w:w="120"/>
-              <w:bottom w:type="dxa" w:w="80"/>
-              <w:right w:type="dxa" w:w="120"/>
-            </w:tcMar>
-          </w:tcPr>
-          <w:p>
-            <w:r>
-              <w:rPr>
-                <w:sz w:val="20"/>
-                <w:szCs w:val="20"/>
+            <w:tcW w:type="dxa" w:w="963"/>
+            <w:tcBorders>
+              <w:top w:val="single" w:color="AAAAAA" w:sz="4"/>
+              <w:left w:val="single" w:color="AAAAAA" w:sz="4"/>
+              <w:bottom w:val="single" w:color="AAAAAA" w:sz="4"/>
+              <w:right w:val="single" w:color="AAAAAA" w:sz="4"/>
+            </w:tcBorders>
+            <w:tcMar>
+              <w:top w:type="dxa" w:w="40"/>
+              <w:left w:type="dxa" w:w="80"/>
+              <w:bottom w:type="dxa" w:w="40"/>
+              <w:right w:type="dxa" w:w="80"/>
+            </w:tcMar>
+          </w:tcPr>
+          <w:p>
+            <w:r>
+              <w:rPr>
+                <w:sz w:val="14"/>
+                <w:szCs w:val="14"/>
+              </w:rPr>
+              <w:t xml:space="preserve">Eng. Civil</w:t>
+            </w:r>
+          </w:p>
+        </w:tc>
+        <w:tc>
+          <w:tcPr>
+            <w:tcW w:type="dxa" w:w="963"/>
+            <w:tcBorders>
+              <w:top w:val="single" w:color="AAAAAA" w:sz="4"/>
+              <w:left w:val="single" w:color="AAAAAA" w:sz="4"/>
+              <w:bottom w:val="single" w:color="AAAAAA" w:sz="4"/>
+              <w:right w:val="single" w:color="AAAAAA" w:sz="4"/>
+            </w:tcBorders>
+            <w:tcMar>
+              <w:top w:type="dxa" w:w="40"/>
+              <w:left w:type="dxa" w:w="80"/>
+              <w:bottom w:type="dxa" w:w="40"/>
+              <w:right w:type="dxa" w:w="80"/>
+            </w:tcMar>
+          </w:tcPr>
+          <w:p>
+            <w:r>
+              <w:rPr>
+                <w:sz w:val="14"/>
+                <w:szCs w:val="14"/>
               </w:rPr>
               <w:t xml:space="preserve">Favorável c/ cond.</w:t>
+            </w:r>
+          </w:p>
+        </w:tc>
+        <w:tc>
+          <w:tcPr>
+            <w:tcW w:type="dxa" w:w="963"/>
+            <w:tcBorders>
+              <w:top w:val="single" w:color="AAAAAA" w:sz="4"/>
+              <w:left w:val="single" w:color="AAAAAA" w:sz="4"/>
+              <w:bottom w:val="single" w:color="AAAAAA" w:sz="4"/>
+              <w:right w:val="single" w:color="AAAAAA" w:sz="4"/>
+            </w:tcBorders>
+            <w:tcMar>
+              <w:top w:type="dxa" w:w="40"/>
+              <w:left w:type="dxa" w:w="80"/>
+              <w:bottom w:type="dxa" w:w="40"/>
+              <w:right w:type="dxa" w:w="80"/>
+            </w:tcMar>
+          </w:tcPr>
+          <w:p>
+            <w:r>
+              <w:rPr>
+                <w:sz w:val="14"/>
+                <w:szCs w:val="14"/>
+              </w:rPr>
+              <w:t xml:space="preserve">2025-03-12</w:t>
             </w:r>
           </w:p>
         </w:tc>
@@ -502,25 +917,25 @@
       <w:tr>
         <w:tc>
           <w:tcPr>
-            <w:tcW w:type="dxa" w:w="1930"/>
-            <w:tcBorders>
-              <w:top w:val="single" w:color="AAAAAA" w:sz="4"/>
-              <w:left w:val="single" w:color="AAAAAA" w:sz="4"/>
-              <w:bottom w:val="single" w:color="AAAAAA" w:sz="4"/>
-              <w:right w:val="single" w:color="AAAAAA" w:sz="4"/>
-            </w:tcBorders>
-            <w:tcMar>
-              <w:top w:type="dxa" w:w="80"/>
-              <w:left w:type="dxa" w:w="120"/>
-              <w:bottom w:type="dxa" w:w="80"/>
-              <w:right w:type="dxa" w:w="120"/>
-            </w:tcMar>
-          </w:tcPr>
-          <w:p>
-            <w:r>
-              <w:rPr>
-                <w:sz w:val="20"/>
-                <w:szCs w:val="20"/>
+            <w:tcW w:type="dxa" w:w="971"/>
+            <w:tcBorders>
+              <w:top w:val="single" w:color="AAAAAA" w:sz="4"/>
+              <w:left w:val="single" w:color="AAAAAA" w:sz="4"/>
+              <w:bottom w:val="single" w:color="AAAAAA" w:sz="4"/>
+              <w:right w:val="single" w:color="AAAAAA" w:sz="4"/>
+            </w:tcBorders>
+            <w:tcMar>
+              <w:top w:type="dxa" w:w="40"/>
+              <w:left w:type="dxa" w:w="80"/>
+              <w:bottom w:type="dxa" w:w="40"/>
+              <w:right w:type="dxa" w:w="80"/>
+            </w:tcMar>
+          </w:tcPr>
+          <w:p>
+            <w:r>
+              <w:rPr>
+                <w:sz w:val="14"/>
+                <w:szCs w:val="14"/>
               </w:rPr>
               <w:t xml:space="preserve">Sofia Lopes</w:t>
             </w:r>
@@ -528,25 +943,77 @@
         </w:tc>
         <w:tc>
           <w:tcPr>
-            <w:tcW w:type="dxa" w:w="1927"/>
-            <w:tcBorders>
-              <w:top w:val="single" w:color="AAAAAA" w:sz="4"/>
-              <w:left w:val="single" w:color="AAAAAA" w:sz="4"/>
-              <w:bottom w:val="single" w:color="AAAAAA" w:sz="4"/>
-              <w:right w:val="single" w:color="AAAAAA" w:sz="4"/>
-            </w:tcBorders>
-            <w:tcMar>
-              <w:top w:type="dxa" w:w="80"/>
-              <w:left w:type="dxa" w:w="120"/>
-              <w:bottom w:type="dxa" w:w="80"/>
-              <w:right w:type="dxa" w:w="120"/>
-            </w:tcMar>
-          </w:tcPr>
-          <w:p>
-            <w:r>
-              <w:rPr>
-                <w:sz w:val="20"/>
-                <w:szCs w:val="20"/>
+            <w:tcW w:type="dxa" w:w="963"/>
+            <w:tcBorders>
+              <w:top w:val="single" w:color="AAAAAA" w:sz="4"/>
+              <w:left w:val="single" w:color="AAAAAA" w:sz="4"/>
+              <w:bottom w:val="single" w:color="AAAAAA" w:sz="4"/>
+              <w:right w:val="single" w:color="AAAAAA" w:sz="4"/>
+            </w:tcBorders>
+            <w:tcMar>
+              <w:top w:type="dxa" w:w="40"/>
+              <w:left w:type="dxa" w:w="80"/>
+              <w:bottom w:type="dxa" w:w="40"/>
+              <w:right w:type="dxa" w:w="80"/>
+            </w:tcMar>
+          </w:tcPr>
+          <w:p>
+            <w:r>
+              <w:rPr>
+                <w:sz w:val="14"/>
+                <w:szCs w:val="14"/>
+              </w:rPr>
+              <w:t xml:space="preserve">987654321</w:t>
+            </w:r>
+          </w:p>
+        </w:tc>
+        <w:tc>
+          <w:tcPr>
+            <w:tcW w:type="dxa" w:w="963"/>
+            <w:tcBorders>
+              <w:top w:val="single" w:color="AAAAAA" w:sz="4"/>
+              <w:left w:val="single" w:color="AAAAAA" w:sz="4"/>
+              <w:bottom w:val="single" w:color="AAAAAA" w:sz="4"/>
+              <w:right w:val="single" w:color="AAAAAA" w:sz="4"/>
+            </w:tcBorders>
+            <w:tcMar>
+              <w:top w:type="dxa" w:w="40"/>
+              <w:left w:type="dxa" w:w="80"/>
+              <w:bottom w:type="dxa" w:w="40"/>
+              <w:right w:type="dxa" w:w="80"/>
+            </w:tcMar>
+          </w:tcPr>
+          <w:p>
+            <w:r>
+              <w:rPr>
+                <w:sz w:val="14"/>
+                <w:szCs w:val="14"/>
+              </w:rPr>
+              <w:t xml:space="preserve">Av. Mar, 8, Vila Feliz</w:t>
+            </w:r>
+          </w:p>
+        </w:tc>
+        <w:tc>
+          <w:tcPr>
+            <w:tcW w:type="dxa" w:w="963"/>
+            <w:tcBorders>
+              <w:top w:val="single" w:color="AAAAAA" w:sz="4"/>
+              <w:left w:val="single" w:color="AAAAAA" w:sz="4"/>
+              <w:bottom w:val="single" w:color="AAAAAA" w:sz="4"/>
+              <w:right w:val="single" w:color="AAAAAA" w:sz="4"/>
+            </w:tcBorders>
+            <w:tcMar>
+              <w:top w:type="dxa" w:w="40"/>
+              <w:left w:type="dxa" w:w="80"/>
+              <w:bottom w:type="dxa" w:w="40"/>
+              <w:right w:type="dxa" w:w="80"/>
+            </w:tcMar>
+          </w:tcPr>
+          <w:p>
+            <w:r>
+              <w:rPr>
+                <w:sz w:val="14"/>
+                <w:szCs w:val="14"/>
               </w:rPr>
               <w:t xml:space="preserve">P-2025/002</w:t>
             </w:r>
@@ -554,25 +1021,25 @@
         </w:tc>
         <w:tc>
           <w:tcPr>
-            <w:tcW w:type="dxa" w:w="1927"/>
-            <w:tcBorders>
-              <w:top w:val="single" w:color="AAAAAA" w:sz="4"/>
-              <w:left w:val="single" w:color="AAAAAA" w:sz="4"/>
-              <w:bottom w:val="single" w:color="AAAAAA" w:sz="4"/>
-              <w:right w:val="single" w:color="AAAAAA" w:sz="4"/>
-            </w:tcBorders>
-            <w:tcMar>
-              <w:top w:type="dxa" w:w="80"/>
-              <w:left w:type="dxa" w:w="120"/>
-              <w:bottom w:type="dxa" w:w="80"/>
-              <w:right w:type="dxa" w:w="120"/>
-            </w:tcMar>
-          </w:tcPr>
-          <w:p>
-            <w:r>
-              <w:rPr>
-                <w:sz w:val="20"/>
-                <w:szCs w:val="20"/>
+            <w:tcW w:type="dxa" w:w="963"/>
+            <w:tcBorders>
+              <w:top w:val="single" w:color="AAAAAA" w:sz="4"/>
+              <w:left w:val="single" w:color="AAAAAA" w:sz="4"/>
+              <w:bottom w:val="single" w:color="AAAAAA" w:sz="4"/>
+              <w:right w:val="single" w:color="AAAAAA" w:sz="4"/>
+            </w:tcBorders>
+            <w:tcMar>
+              <w:top w:type="dxa" w:w="40"/>
+              <w:left w:type="dxa" w:w="80"/>
+              <w:bottom w:type="dxa" w:w="40"/>
+              <w:right w:type="dxa" w:w="80"/>
+            </w:tcMar>
+          </w:tcPr>
+          <w:p>
+            <w:r>
+              <w:rPr>
+                <w:sz w:val="14"/>
+                <w:szCs w:val="14"/>
               </w:rPr>
               <w:t xml:space="preserve">Ampliação</w:t>
             </w:r>
@@ -580,25 +1047,51 @@
         </w:tc>
         <w:tc>
           <w:tcPr>
-            <w:tcW w:type="dxa" w:w="1927"/>
-            <w:tcBorders>
-              <w:top w:val="single" w:color="AAAAAA" w:sz="4"/>
-              <w:left w:val="single" w:color="AAAAAA" w:sz="4"/>
-              <w:bottom w:val="single" w:color="AAAAAA" w:sz="4"/>
-              <w:right w:val="single" w:color="AAAAAA" w:sz="4"/>
-            </w:tcBorders>
-            <w:tcMar>
-              <w:top w:type="dxa" w:w="80"/>
-              <w:left w:type="dxa" w:w="120"/>
-              <w:bottom w:type="dxa" w:w="80"/>
-              <w:right w:type="dxa" w:w="120"/>
-            </w:tcMar>
-          </w:tcPr>
-          <w:p>
-            <w:r>
-              <w:rPr>
-                <w:sz w:val="20"/>
-                <w:szCs w:val="20"/>
+            <w:tcW w:type="dxa" w:w="963"/>
+            <w:tcBorders>
+              <w:top w:val="single" w:color="AAAAAA" w:sz="4"/>
+              <w:left w:val="single" w:color="AAAAAA" w:sz="4"/>
+              <w:bottom w:val="single" w:color="AAAAAA" w:sz="4"/>
+              <w:right w:val="single" w:color="AAAAAA" w:sz="4"/>
+            </w:tcBorders>
+            <w:tcMar>
+              <w:top w:type="dxa" w:w="40"/>
+              <w:left w:type="dxa" w:w="80"/>
+              <w:bottom w:type="dxa" w:w="40"/>
+              <w:right w:type="dxa" w:w="80"/>
+            </w:tcMar>
+          </w:tcPr>
+          <w:p>
+            <w:r>
+              <w:rPr>
+                <w:sz w:val="14"/>
+                <w:szCs w:val="14"/>
+              </w:rPr>
+              <w:t xml:space="preserve">R. Oliveira, 22, Vila Feliz</w:t>
+            </w:r>
+          </w:p>
+        </w:tc>
+        <w:tc>
+          <w:tcPr>
+            <w:tcW w:type="dxa" w:w="963"/>
+            <w:tcBorders>
+              <w:top w:val="single" w:color="AAAAAA" w:sz="4"/>
+              <w:left w:val="single" w:color="AAAAAA" w:sz="4"/>
+              <w:bottom w:val="single" w:color="AAAAAA" w:sz="4"/>
+              <w:right w:val="single" w:color="AAAAAA" w:sz="4"/>
+            </w:tcBorders>
+            <w:tcMar>
+              <w:top w:type="dxa" w:w="40"/>
+              <w:left w:type="dxa" w:w="80"/>
+              <w:bottom w:type="dxa" w:w="40"/>
+              <w:right w:type="dxa" w:w="80"/>
+            </w:tcMar>
+          </w:tcPr>
+          <w:p>
+            <w:r>
+              <w:rPr>
+                <w:sz w:val="14"/>
+                <w:szCs w:val="14"/>
               </w:rPr>
               <w:t xml:space="preserve">Carlos Mendes</w:t>
             </w:r>
@@ -606,27 +1099,79 @@
         </w:tc>
         <w:tc>
           <w:tcPr>
-            <w:tcW w:type="dxa" w:w="1927"/>
-            <w:tcBorders>
-              <w:top w:val="single" w:color="AAAAAA" w:sz="4"/>
-              <w:left w:val="single" w:color="AAAAAA" w:sz="4"/>
-              <w:bottom w:val="single" w:color="AAAAAA" w:sz="4"/>
-              <w:right w:val="single" w:color="AAAAAA" w:sz="4"/>
-            </w:tcBorders>
-            <w:tcMar>
-              <w:top w:type="dxa" w:w="80"/>
-              <w:left w:type="dxa" w:w="120"/>
-              <w:bottom w:type="dxa" w:w="80"/>
-              <w:right w:type="dxa" w:w="120"/>
-            </w:tcMar>
-          </w:tcPr>
-          <w:p>
-            <w:r>
-              <w:rPr>
-                <w:sz w:val="20"/>
-                <w:szCs w:val="20"/>
+            <w:tcW w:type="dxa" w:w="963"/>
+            <w:tcBorders>
+              <w:top w:val="single" w:color="AAAAAA" w:sz="4"/>
+              <w:left w:val="single" w:color="AAAAAA" w:sz="4"/>
+              <w:bottom w:val="single" w:color="AAAAAA" w:sz="4"/>
+              <w:right w:val="single" w:color="AAAAAA" w:sz="4"/>
+            </w:tcBorders>
+            <w:tcMar>
+              <w:top w:type="dxa" w:w="40"/>
+              <w:left w:type="dxa" w:w="80"/>
+              <w:bottom w:type="dxa" w:w="40"/>
+              <w:right w:type="dxa" w:w="80"/>
+            </w:tcMar>
+          </w:tcPr>
+          <w:p>
+            <w:r>
+              <w:rPr>
+                <w:sz w:val="14"/>
+                <w:szCs w:val="14"/>
+              </w:rPr>
+              <w:t xml:space="preserve">Arquitectura</w:t>
+            </w:r>
+          </w:p>
+        </w:tc>
+        <w:tc>
+          <w:tcPr>
+            <w:tcW w:type="dxa" w:w="963"/>
+            <w:tcBorders>
+              <w:top w:val="single" w:color="AAAAAA" w:sz="4"/>
+              <w:left w:val="single" w:color="AAAAAA" w:sz="4"/>
+              <w:bottom w:val="single" w:color="AAAAAA" w:sz="4"/>
+              <w:right w:val="single" w:color="AAAAAA" w:sz="4"/>
+            </w:tcBorders>
+            <w:tcMar>
+              <w:top w:type="dxa" w:w="40"/>
+              <w:left w:type="dxa" w:w="80"/>
+              <w:bottom w:type="dxa" w:w="40"/>
+              <w:right w:type="dxa" w:w="80"/>
+            </w:tcMar>
+          </w:tcPr>
+          <w:p>
+            <w:r>
+              <w:rPr>
+                <w:sz w:val="14"/>
+                <w:szCs w:val="14"/>
               </w:rPr>
               <w:t xml:space="preserve">Desfavorável</w:t>
+            </w:r>
+          </w:p>
+        </w:tc>
+        <w:tc>
+          <w:tcPr>
+            <w:tcW w:type="dxa" w:w="963"/>
+            <w:tcBorders>
+              <w:top w:val="single" w:color="AAAAAA" w:sz="4"/>
+              <w:left w:val="single" w:color="AAAAAA" w:sz="4"/>
+              <w:bottom w:val="single" w:color="AAAAAA" w:sz="4"/>
+              <w:right w:val="single" w:color="AAAAAA" w:sz="4"/>
+            </w:tcBorders>
+            <w:tcMar>
+              <w:top w:type="dxa" w:w="40"/>
+              <w:left w:type="dxa" w:w="80"/>
+              <w:bottom w:type="dxa" w:w="40"/>
+              <w:right w:type="dxa" w:w="80"/>
+            </w:tcMar>
+          </w:tcPr>
+          <w:p>
+            <w:r>
+              <w:rPr>
+                <w:sz w:val="14"/>
+                <w:szCs w:val="14"/>
+              </w:rPr>
+              <w:t xml:space="preserve">2025-03-15</w:t>
             </w:r>
           </w:p>
         </w:tc>

--- a/docs/er/worksheets/worksheet-guiado-2-licenciamento.docx
+++ b/docs/er/worksheets/worksheet-guiado-2-licenciamento.docx
@@ -2362,7 +2362,11 @@
         <w:spacing w:after="120"/>
       </w:pPr>
       <w:r>
-        <w:t xml:space="preserve"/>
+        <w:rPr>
+          <w:sz w:val="22"/>
+          <w:szCs w:val="22"/>
+        </w:rPr>
+        <w:t xml:space="preserve">1.</w:t>
       </w:r>
     </w:p>
     <w:p>
@@ -2373,7 +2377,11 @@
         <w:spacing w:after="120"/>
       </w:pPr>
       <w:r>
-        <w:t xml:space="preserve"/>
+        <w:rPr>
+          <w:sz w:val="22"/>
+          <w:szCs w:val="22"/>
+        </w:rPr>
+        <w:t xml:space="preserve">2.</w:t>
       </w:r>
     </w:p>
     <w:p>
@@ -2384,7 +2392,11 @@
         <w:spacing w:after="120"/>
       </w:pPr>
       <w:r>
-        <w:t xml:space="preserve"/>
+        <w:rPr>
+          <w:sz w:val="22"/>
+          <w:szCs w:val="22"/>
+        </w:rPr>
+        <w:t xml:space="preserve">3.</w:t>
       </w:r>
     </w:p>
     <w:p>
@@ -2395,7 +2407,11 @@
         <w:spacing w:after="120"/>
       </w:pPr>
       <w:r>
-        <w:t xml:space="preserve"/>
+        <w:rPr>
+          <w:sz w:val="22"/>
+          <w:szCs w:val="22"/>
+        </w:rPr>
+        <w:t xml:space="preserve">4.</w:t>
       </w:r>
     </w:p>
     <w:p>
@@ -2406,7 +2422,11 @@
         <w:spacing w:after="120"/>
       </w:pPr>
       <w:r>
-        <w:t xml:space="preserve"/>
+        <w:rPr>
+          <w:sz w:val="22"/>
+          <w:szCs w:val="22"/>
+        </w:rPr>
+        <w:t xml:space="preserve">5.</w:t>
       </w:r>
     </w:p>
     <w:p>
@@ -2417,7 +2437,11 @@
         <w:spacing w:after="120"/>
       </w:pPr>
       <w:r>
-        <w:t xml:space="preserve"/>
+        <w:rPr>
+          <w:sz w:val="22"/>
+          <w:szCs w:val="22"/>
+        </w:rPr>
+        <w:t xml:space="preserve">6.</w:t>
       </w:r>
     </w:p>
     <w:p>
@@ -2428,7 +2452,11 @@
         <w:spacing w:after="120"/>
       </w:pPr>
       <w:r>
-        <w:t xml:space="preserve"/>
+        <w:rPr>
+          <w:sz w:val="22"/>
+          <w:szCs w:val="22"/>
+        </w:rPr>
+        <w:t xml:space="preserve">7.</w:t>
       </w:r>
     </w:p>
     <w:p>

--- a/docs/er/worksheets/worksheet-guiado-2-licenciamento.docx
+++ b/docs/er/worksheets/worksheet-guiado-2-licenciamento.docx
@@ -3229,7 +3229,7 @@
           <w:sz w:val="28"/>
           <w:szCs w:val="28"/>
         </w:rPr>
-        <w:t xml:space="preserve">Fase 5 — Determinar tabelas (abordagem intuitiva)</w:t>
+        <w:t xml:space="preserve">Fase 5 — Determinar tabelas (aplicar regras de construção)</w:t>
       </w:r>
     </w:p>
     <w:p>
@@ -3237,110 +3237,7 @@
         <w:spacing w:after="80"/>
       </w:pPr>
       <w:r>
-        <w:t xml:space="preserve">Para cada relação, aplique o método em 4 passos: (A) tentativa com 3 linhas de dados reais; (B) observação de vazios ou repetições; (C) decisão; (D) nome da regra.</w:t>
-      </w:r>
-    </w:p>
-    <w:p>
-      <w:pPr>
-        <w:spacing w:after="80"/>
-      </w:pPr>
-      <w:r>
-        <w:rPr>
-          <w:b/>
-          <w:bCs/>
-          <w:sz w:val="20"/>
-          <w:szCs w:val="20"/>
-        </w:rPr>
-        <w:t xml:space="preserve">Lembrete rápido: </w:t>
-      </w:r>
-      <w:r>
-        <w:rPr>
-          <w:sz w:val="20"/>
-          <w:szCs w:val="20"/>
-        </w:rPr>
-        <w:t xml:space="preserve">tudo limpo → </w:t>
-      </w:r>
-      <w:r>
-        <w:rPr>
-          <w:b/>
-          <w:bCs/>
-          <w:color w:val="1F3864"/>
-          <w:sz w:val="20"/>
-          <w:szCs w:val="20"/>
-        </w:rPr>
-        <w:t xml:space="preserve">Regra 4 (2 tabelas)</w:t>
-      </w:r>
-      <w:r>
-        <w:rPr>
-          <w:sz w:val="20"/>
-          <w:szCs w:val="20"/>
-        </w:rPr>
-        <w:t xml:space="preserve">   |   NULLs → </w:t>
-      </w:r>
-      <w:r>
-        <w:rPr>
-          <w:b/>
-          <w:bCs/>
-          <w:color w:val="1F3864"/>
-          <w:sz w:val="20"/>
-          <w:szCs w:val="20"/>
-        </w:rPr>
-        <w:t xml:space="preserve">Regra 5 (3 tabelas)</w:t>
-      </w:r>
-      <w:r>
-        <w:rPr>
-          <w:sz w:val="20"/>
-          <w:szCs w:val="20"/>
-        </w:rPr>
-        <w:t xml:space="preserve">   |   repetições → </w:t>
-      </w:r>
-      <w:r>
-        <w:rPr>
-          <w:b/>
-          <w:bCs/>
-          <w:color w:val="1F3864"/>
-          <w:sz w:val="20"/>
-          <w:szCs w:val="20"/>
-        </w:rPr>
-        <w:t xml:space="preserve">Regra 6 (3 tabelas)</w:t>
-      </w:r>
-    </w:p>
-    <w:p>
-      <w:pPr>
-        <w:spacing w:after="120"/>
-      </w:pPr>
-      <w:r>
-        <w:t xml:space="preserve"/>
-      </w:r>
-    </w:p>
-    <w:p>
-      <w:pPr>
-        <w:shd w:fill="DCE6F1" w:val="clear"/>
-        <w:spacing w:after="80" w:before="200"/>
-      </w:pPr>
-      <w:r>
-        <w:rPr>
-          <w:b/>
-          <w:bCs/>
-          <w:color w:val="1F3864"/>
-          <w:sz w:val="22"/>
-          <w:szCs w:val="22"/>
-        </w:rPr>
-        <w:t xml:space="preserve">  Relação 1:  ________________________________________________________________</w:t>
-      </w:r>
-    </w:p>
-    <w:p>
-      <w:pPr>
-        <w:spacing w:after="80"/>
-      </w:pPr>
-      <w:r>
-        <w:rPr>
-          <w:b/>
-          <w:bCs/>
-          <w:sz w:val="20"/>
-          <w:szCs w:val="20"/>
-        </w:rPr>
-        <w:t xml:space="preserve">Passo A — Tentativa: coloque a FK no lado mais natural e escreva 3 linhas com dados plausíveis.</w:t>
+        <w:t xml:space="preserve">Para cada relação, identifique a cardinalidade e a participação, escolha a regra aplicável (1 a 6) e indique o número de tabelas resultantes e onde fica a chave estrangeira.</w:t>
       </w:r>
     </w:p>
     <w:tbl>
@@ -3356,30 +3253,24 @@
         </w:tblBorders>
       </w:tblPr>
       <w:tblGrid>
-        <w:gridCol w:w="2410"/>
-        <w:gridCol w:w="2410"/>
-        <w:gridCol w:w="2409"/>
-        <w:gridCol w:w="2409"/>
+        <w:gridCol w:w="9638"/>
       </w:tblGrid>
       <w:tr>
-        <w:trPr>
-          <w:tblHeader/>
-        </w:trPr>
-        <w:tc>
-          <w:tcPr>
-            <w:tcW w:type="dxa" w:w="2410"/>
-            <w:tcBorders>
-              <w:top w:val="single" w:color="AAAAAA" w:sz="4"/>
-              <w:left w:val="single" w:color="AAAAAA" w:sz="4"/>
-              <w:bottom w:val="single" w:color="AAAAAA" w:sz="4"/>
-              <w:right w:val="single" w:color="AAAAAA" w:sz="4"/>
-            </w:tcBorders>
-            <w:shd w:fill="1F3864" w:val="clear"/>
-            <w:tcMar>
-              <w:top w:type="dxa" w:w="80"/>
-              <w:left w:type="dxa" w:w="120"/>
-              <w:bottom w:type="dxa" w:w="80"/>
-              <w:right w:type="dxa" w:w="120"/>
+        <w:tc>
+          <w:tcPr>
+            <w:tcW w:type="dxa" w:w="9638"/>
+            <w:tcBorders>
+              <w:top w:val="single" w:color="AAAAAA" w:sz="4"/>
+              <w:left w:val="single" w:color="AAAAAA" w:sz="4"/>
+              <w:bottom w:val="single" w:color="AAAAAA" w:sz="4"/>
+              <w:right w:val="single" w:color="AAAAAA" w:sz="4"/>
+            </w:tcBorders>
+            <w:shd w:fill="F2F2F2" w:val="clear"/>
+            <w:tcMar>
+              <w:top w:type="dxa" w:w="120"/>
+              <w:left w:type="dxa" w:w="200"/>
+              <w:bottom w:type="dxa" w:w="120"/>
+              <w:right w:type="dxa" w:w="200"/>
             </w:tcMar>
           </w:tcPr>
           <w:p>
@@ -3387,407 +3278,18 @@
               <w:rPr>
                 <w:b/>
                 <w:bCs/>
-                <w:color w:val="FFFFFF"/>
+                <w:color w:val="1F3864"/>
                 <w:sz w:val="20"/>
                 <w:szCs w:val="20"/>
               </w:rPr>
-              <w:t xml:space="preserve"/>
-            </w:r>
-          </w:p>
-        </w:tc>
-        <w:tc>
-          <w:tcPr>
-            <w:tcW w:type="dxa" w:w="2410"/>
-            <w:tcBorders>
-              <w:top w:val="single" w:color="AAAAAA" w:sz="4"/>
-              <w:left w:val="single" w:color="AAAAAA" w:sz="4"/>
-              <w:bottom w:val="single" w:color="AAAAAA" w:sz="4"/>
-              <w:right w:val="single" w:color="AAAAAA" w:sz="4"/>
-            </w:tcBorders>
-            <w:shd w:fill="1F3864" w:val="clear"/>
-            <w:tcMar>
-              <w:top w:type="dxa" w:w="80"/>
-              <w:left w:type="dxa" w:w="120"/>
-              <w:bottom w:type="dxa" w:w="80"/>
-              <w:right w:type="dxa" w:w="120"/>
-            </w:tcMar>
-          </w:tcPr>
-          <w:p>
-            <w:r>
-              <w:rPr>
-                <w:b/>
-                <w:bCs/>
-                <w:color w:val="FFFFFF"/>
+              <w:t xml:space="preserve">Pergunta-guia: </w:t>
+            </w:r>
+            <w:r>
+              <w:rPr>
                 <w:sz w:val="20"/>
                 <w:szCs w:val="20"/>
               </w:rPr>
-              <w:t xml:space="preserve"/>
-            </w:r>
-          </w:p>
-        </w:tc>
-        <w:tc>
-          <w:tcPr>
-            <w:tcW w:type="dxa" w:w="2409"/>
-            <w:tcBorders>
-              <w:top w:val="single" w:color="AAAAAA" w:sz="4"/>
-              <w:left w:val="single" w:color="AAAAAA" w:sz="4"/>
-              <w:bottom w:val="single" w:color="AAAAAA" w:sz="4"/>
-              <w:right w:val="single" w:color="AAAAAA" w:sz="4"/>
-            </w:tcBorders>
-            <w:shd w:fill="1F3864" w:val="clear"/>
-            <w:tcMar>
-              <w:top w:type="dxa" w:w="80"/>
-              <w:left w:type="dxa" w:w="120"/>
-              <w:bottom w:type="dxa" w:w="80"/>
-              <w:right w:type="dxa" w:w="120"/>
-            </w:tcMar>
-          </w:tcPr>
-          <w:p>
-            <w:r>
-              <w:rPr>
-                <w:b/>
-                <w:bCs/>
-                <w:color w:val="FFFFFF"/>
-                <w:sz w:val="20"/>
-                <w:szCs w:val="20"/>
-              </w:rPr>
-              <w:t xml:space="preserve"/>
-            </w:r>
-          </w:p>
-        </w:tc>
-        <w:tc>
-          <w:tcPr>
-            <w:tcW w:type="dxa" w:w="2409"/>
-            <w:tcBorders>
-              <w:top w:val="single" w:color="AAAAAA" w:sz="4"/>
-              <w:left w:val="single" w:color="AAAAAA" w:sz="4"/>
-              <w:bottom w:val="single" w:color="AAAAAA" w:sz="4"/>
-              <w:right w:val="single" w:color="AAAAAA" w:sz="4"/>
-            </w:tcBorders>
-            <w:shd w:fill="1F3864" w:val="clear"/>
-            <w:tcMar>
-              <w:top w:type="dxa" w:w="80"/>
-              <w:left w:type="dxa" w:w="120"/>
-              <w:bottom w:type="dxa" w:w="80"/>
-              <w:right w:type="dxa" w:w="120"/>
-            </w:tcMar>
-          </w:tcPr>
-          <w:p>
-            <w:r>
-              <w:rPr>
-                <w:b/>
-                <w:bCs/>
-                <w:color w:val="FFFFFF"/>
-                <w:sz w:val="20"/>
-                <w:szCs w:val="20"/>
-              </w:rPr>
-              <w:t xml:space="preserve"/>
-            </w:r>
-          </w:p>
-        </w:tc>
-      </w:tr>
-      <w:tr>
-        <w:tc>
-          <w:tcPr>
-            <w:tcW w:type="dxa" w:w="2410"/>
-            <w:tcBorders>
-              <w:top w:val="single" w:color="AAAAAA" w:sz="4"/>
-              <w:left w:val="single" w:color="AAAAAA" w:sz="4"/>
-              <w:bottom w:val="single" w:color="AAAAAA" w:sz="4"/>
-              <w:right w:val="single" w:color="AAAAAA" w:sz="4"/>
-            </w:tcBorders>
-            <w:tcMar>
-              <w:top w:type="dxa" w:w="80"/>
-              <w:left w:type="dxa" w:w="120"/>
-              <w:bottom w:type="dxa" w:w="80"/>
-              <w:right w:type="dxa" w:w="120"/>
-            </w:tcMar>
-          </w:tcPr>
-          <w:p>
-            <w:pPr>
-              <w:spacing w:after="300"/>
-            </w:pPr>
-            <w:r>
-              <w:t xml:space="preserve"/>
-            </w:r>
-          </w:p>
-        </w:tc>
-        <w:tc>
-          <w:tcPr>
-            <w:tcW w:type="dxa" w:w="2410"/>
-            <w:tcBorders>
-              <w:top w:val="single" w:color="AAAAAA" w:sz="4"/>
-              <w:left w:val="single" w:color="AAAAAA" w:sz="4"/>
-              <w:bottom w:val="single" w:color="AAAAAA" w:sz="4"/>
-              <w:right w:val="single" w:color="AAAAAA" w:sz="4"/>
-            </w:tcBorders>
-            <w:tcMar>
-              <w:top w:type="dxa" w:w="80"/>
-              <w:left w:type="dxa" w:w="120"/>
-              <w:bottom w:type="dxa" w:w="80"/>
-              <w:right w:type="dxa" w:w="120"/>
-            </w:tcMar>
-          </w:tcPr>
-          <w:p>
-            <w:pPr>
-              <w:spacing w:after="300"/>
-            </w:pPr>
-            <w:r>
-              <w:t xml:space="preserve"/>
-            </w:r>
-          </w:p>
-        </w:tc>
-        <w:tc>
-          <w:tcPr>
-            <w:tcW w:type="dxa" w:w="2409"/>
-            <w:tcBorders>
-              <w:top w:val="single" w:color="AAAAAA" w:sz="4"/>
-              <w:left w:val="single" w:color="AAAAAA" w:sz="4"/>
-              <w:bottom w:val="single" w:color="AAAAAA" w:sz="4"/>
-              <w:right w:val="single" w:color="AAAAAA" w:sz="4"/>
-            </w:tcBorders>
-            <w:tcMar>
-              <w:top w:type="dxa" w:w="80"/>
-              <w:left w:type="dxa" w:w="120"/>
-              <w:bottom w:type="dxa" w:w="80"/>
-              <w:right w:type="dxa" w:w="120"/>
-            </w:tcMar>
-          </w:tcPr>
-          <w:p>
-            <w:pPr>
-              <w:spacing w:after="300"/>
-            </w:pPr>
-            <w:r>
-              <w:t xml:space="preserve"/>
-            </w:r>
-          </w:p>
-        </w:tc>
-        <w:tc>
-          <w:tcPr>
-            <w:tcW w:type="dxa" w:w="2409"/>
-            <w:tcBorders>
-              <w:top w:val="single" w:color="AAAAAA" w:sz="4"/>
-              <w:left w:val="single" w:color="AAAAAA" w:sz="4"/>
-              <w:bottom w:val="single" w:color="AAAAAA" w:sz="4"/>
-              <w:right w:val="single" w:color="AAAAAA" w:sz="4"/>
-            </w:tcBorders>
-            <w:tcMar>
-              <w:top w:type="dxa" w:w="80"/>
-              <w:left w:type="dxa" w:w="120"/>
-              <w:bottom w:type="dxa" w:w="80"/>
-              <w:right w:type="dxa" w:w="120"/>
-            </w:tcMar>
-          </w:tcPr>
-          <w:p>
-            <w:pPr>
-              <w:spacing w:after="300"/>
-            </w:pPr>
-            <w:r>
-              <w:t xml:space="preserve"/>
-            </w:r>
-          </w:p>
-        </w:tc>
-      </w:tr>
-      <w:tr>
-        <w:tc>
-          <w:tcPr>
-            <w:tcW w:type="dxa" w:w="2410"/>
-            <w:tcBorders>
-              <w:top w:val="single" w:color="AAAAAA" w:sz="4"/>
-              <w:left w:val="single" w:color="AAAAAA" w:sz="4"/>
-              <w:bottom w:val="single" w:color="AAAAAA" w:sz="4"/>
-              <w:right w:val="single" w:color="AAAAAA" w:sz="4"/>
-            </w:tcBorders>
-            <w:tcMar>
-              <w:top w:type="dxa" w:w="80"/>
-              <w:left w:type="dxa" w:w="120"/>
-              <w:bottom w:type="dxa" w:w="80"/>
-              <w:right w:type="dxa" w:w="120"/>
-            </w:tcMar>
-          </w:tcPr>
-          <w:p>
-            <w:pPr>
-              <w:spacing w:after="300"/>
-            </w:pPr>
-            <w:r>
-              <w:t xml:space="preserve"/>
-            </w:r>
-          </w:p>
-        </w:tc>
-        <w:tc>
-          <w:tcPr>
-            <w:tcW w:type="dxa" w:w="2410"/>
-            <w:tcBorders>
-              <w:top w:val="single" w:color="AAAAAA" w:sz="4"/>
-              <w:left w:val="single" w:color="AAAAAA" w:sz="4"/>
-              <w:bottom w:val="single" w:color="AAAAAA" w:sz="4"/>
-              <w:right w:val="single" w:color="AAAAAA" w:sz="4"/>
-            </w:tcBorders>
-            <w:tcMar>
-              <w:top w:type="dxa" w:w="80"/>
-              <w:left w:type="dxa" w:w="120"/>
-              <w:bottom w:type="dxa" w:w="80"/>
-              <w:right w:type="dxa" w:w="120"/>
-            </w:tcMar>
-          </w:tcPr>
-          <w:p>
-            <w:pPr>
-              <w:spacing w:after="300"/>
-            </w:pPr>
-            <w:r>
-              <w:t xml:space="preserve"/>
-            </w:r>
-          </w:p>
-        </w:tc>
-        <w:tc>
-          <w:tcPr>
-            <w:tcW w:type="dxa" w:w="2409"/>
-            <w:tcBorders>
-              <w:top w:val="single" w:color="AAAAAA" w:sz="4"/>
-              <w:left w:val="single" w:color="AAAAAA" w:sz="4"/>
-              <w:bottom w:val="single" w:color="AAAAAA" w:sz="4"/>
-              <w:right w:val="single" w:color="AAAAAA" w:sz="4"/>
-            </w:tcBorders>
-            <w:tcMar>
-              <w:top w:type="dxa" w:w="80"/>
-              <w:left w:type="dxa" w:w="120"/>
-              <w:bottom w:type="dxa" w:w="80"/>
-              <w:right w:type="dxa" w:w="120"/>
-            </w:tcMar>
-          </w:tcPr>
-          <w:p>
-            <w:pPr>
-              <w:spacing w:after="300"/>
-            </w:pPr>
-            <w:r>
-              <w:t xml:space="preserve"/>
-            </w:r>
-          </w:p>
-        </w:tc>
-        <w:tc>
-          <w:tcPr>
-            <w:tcW w:type="dxa" w:w="2409"/>
-            <w:tcBorders>
-              <w:top w:val="single" w:color="AAAAAA" w:sz="4"/>
-              <w:left w:val="single" w:color="AAAAAA" w:sz="4"/>
-              <w:bottom w:val="single" w:color="AAAAAA" w:sz="4"/>
-              <w:right w:val="single" w:color="AAAAAA" w:sz="4"/>
-            </w:tcBorders>
-            <w:tcMar>
-              <w:top w:type="dxa" w:w="80"/>
-              <w:left w:type="dxa" w:w="120"/>
-              <w:bottom w:type="dxa" w:w="80"/>
-              <w:right w:type="dxa" w:w="120"/>
-            </w:tcMar>
-          </w:tcPr>
-          <w:p>
-            <w:pPr>
-              <w:spacing w:after="300"/>
-            </w:pPr>
-            <w:r>
-              <w:t xml:space="preserve"/>
-            </w:r>
-          </w:p>
-        </w:tc>
-      </w:tr>
-      <w:tr>
-        <w:tc>
-          <w:tcPr>
-            <w:tcW w:type="dxa" w:w="2410"/>
-            <w:tcBorders>
-              <w:top w:val="single" w:color="AAAAAA" w:sz="4"/>
-              <w:left w:val="single" w:color="AAAAAA" w:sz="4"/>
-              <w:bottom w:val="single" w:color="AAAAAA" w:sz="4"/>
-              <w:right w:val="single" w:color="AAAAAA" w:sz="4"/>
-            </w:tcBorders>
-            <w:tcMar>
-              <w:top w:type="dxa" w:w="80"/>
-              <w:left w:type="dxa" w:w="120"/>
-              <w:bottom w:type="dxa" w:w="80"/>
-              <w:right w:type="dxa" w:w="120"/>
-            </w:tcMar>
-          </w:tcPr>
-          <w:p>
-            <w:pPr>
-              <w:spacing w:after="300"/>
-            </w:pPr>
-            <w:r>
-              <w:t xml:space="preserve"/>
-            </w:r>
-          </w:p>
-        </w:tc>
-        <w:tc>
-          <w:tcPr>
-            <w:tcW w:type="dxa" w:w="2410"/>
-            <w:tcBorders>
-              <w:top w:val="single" w:color="AAAAAA" w:sz="4"/>
-              <w:left w:val="single" w:color="AAAAAA" w:sz="4"/>
-              <w:bottom w:val="single" w:color="AAAAAA" w:sz="4"/>
-              <w:right w:val="single" w:color="AAAAAA" w:sz="4"/>
-            </w:tcBorders>
-            <w:tcMar>
-              <w:top w:type="dxa" w:w="80"/>
-              <w:left w:type="dxa" w:w="120"/>
-              <w:bottom w:type="dxa" w:w="80"/>
-              <w:right w:type="dxa" w:w="120"/>
-            </w:tcMar>
-          </w:tcPr>
-          <w:p>
-            <w:pPr>
-              <w:spacing w:after="300"/>
-            </w:pPr>
-            <w:r>
-              <w:t xml:space="preserve"/>
-            </w:r>
-          </w:p>
-        </w:tc>
-        <w:tc>
-          <w:tcPr>
-            <w:tcW w:type="dxa" w:w="2409"/>
-            <w:tcBorders>
-              <w:top w:val="single" w:color="AAAAAA" w:sz="4"/>
-              <w:left w:val="single" w:color="AAAAAA" w:sz="4"/>
-              <w:bottom w:val="single" w:color="AAAAAA" w:sz="4"/>
-              <w:right w:val="single" w:color="AAAAAA" w:sz="4"/>
-            </w:tcBorders>
-            <w:tcMar>
-              <w:top w:type="dxa" w:w="80"/>
-              <w:left w:type="dxa" w:w="120"/>
-              <w:bottom w:type="dxa" w:w="80"/>
-              <w:right w:type="dxa" w:w="120"/>
-            </w:tcMar>
-          </w:tcPr>
-          <w:p>
-            <w:pPr>
-              <w:spacing w:after="300"/>
-            </w:pPr>
-            <w:r>
-              <w:t xml:space="preserve"/>
-            </w:r>
-          </w:p>
-        </w:tc>
-        <w:tc>
-          <w:tcPr>
-            <w:tcW w:type="dxa" w:w="2409"/>
-            <w:tcBorders>
-              <w:top w:val="single" w:color="AAAAAA" w:sz="4"/>
-              <w:left w:val="single" w:color="AAAAAA" w:sz="4"/>
-              <w:bottom w:val="single" w:color="AAAAAA" w:sz="4"/>
-              <w:right w:val="single" w:color="AAAAAA" w:sz="4"/>
-            </w:tcBorders>
-            <w:tcMar>
-              <w:top w:type="dxa" w:w="80"/>
-              <w:left w:type="dxa" w:w="120"/>
-              <w:bottom w:type="dxa" w:w="80"/>
-              <w:right w:type="dxa" w:w="120"/>
-            </w:tcMar>
-          </w:tcPr>
-          <w:p>
-            <w:pPr>
-              <w:spacing w:after="300"/>
-            </w:pPr>
-            <w:r>
-              <w:t xml:space="preserve"/>
+              <w:t xml:space="preserve">Regra 1: 1:1 ambas obrig. → 1 tabela  |  Regra 2: 1:1 obrig. numa → 2  |  Regra 3: 1:1 nenhuma obrig. → 3  |  Regra 4: 1:N obrig. N → 2  |  Regra 5: 1:N não obrig. N → 3  |  Regra 6: N:M → 3</w:t>
             </w:r>
           </w:p>
         </w:tc>
@@ -3795,81 +3297,7 @@
     </w:tbl>
     <w:p>
       <w:pPr>
-        <w:spacing w:after="80"/>
-      </w:pPr>
-      <w:r>
-        <w:t xml:space="preserve"/>
-      </w:r>
-    </w:p>
-    <w:p>
-      <w:pPr>
-        <w:spacing w:after="80"/>
-      </w:pPr>
-      <w:r>
-        <w:rPr>
-          <w:b/>
-          <w:bCs/>
-          <w:sz w:val="20"/>
-          <w:szCs w:val="20"/>
-        </w:rPr>
-        <w:t xml:space="preserve">Passo B — Observe a tabela:</w:t>
-      </w:r>
-    </w:p>
-    <w:p>
-      <w:pPr>
-        <w:spacing w:after="80"/>
-      </w:pPr>
-      <w:r>
-        <w:rPr>
-          <w:sz w:val="20"/>
-          <w:szCs w:val="20"/>
-        </w:rPr>
-        <w:t xml:space="preserve">☐  Há células vazias (NULLs)?          ☐  Há linhas repetidas?</w:t>
-      </w:r>
-    </w:p>
-    <w:p>
-      <w:pPr>
-        <w:spacing w:after="80"/>
-      </w:pPr>
-      <w:r>
-        <w:rPr>
-          <w:b/>
-          <w:bCs/>
-          <w:sz w:val="20"/>
-          <w:szCs w:val="20"/>
-        </w:rPr>
-        <w:t xml:space="preserve">Passo C — Decisão:</w:t>
-      </w:r>
-    </w:p>
-    <w:p>
-      <w:pPr>
-        <w:spacing w:after="80"/>
-      </w:pPr>
-      <w:r>
-        <w:rPr>
-          <w:sz w:val="20"/>
-          <w:szCs w:val="20"/>
-        </w:rPr>
-        <w:t xml:space="preserve">☐  Tudo limpo → ficam 2 tabelas          ☐  Criar tabela associativa: _______________________ → 3 tabelas</w:t>
-      </w:r>
-    </w:p>
-    <w:p>
-      <w:pPr>
-        <w:spacing w:after="80"/>
-      </w:pPr>
-      <w:r>
-        <w:rPr>
-          <w:b/>
-          <w:bCs/>
-          <w:sz w:val="20"/>
-          <w:szCs w:val="20"/>
-        </w:rPr>
-        <w:t xml:space="preserve">Passo D — Regra aplicada: Regra _____</w:t>
-      </w:r>
-    </w:p>
-    <w:p>
-      <w:pPr>
-        <w:spacing w:after="200"/>
+        <w:spacing w:after="120"/>
       </w:pPr>
       <w:r>
         <w:t xml:space="preserve"/>
@@ -3888,21 +3316,7 @@
           <w:sz w:val="22"/>
           <w:szCs w:val="22"/>
         </w:rPr>
-        <w:t xml:space="preserve">  Relação 2:  ________________________________________________________________</w:t>
-      </w:r>
-    </w:p>
-    <w:p>
-      <w:pPr>
-        <w:spacing w:after="80"/>
-      </w:pPr>
-      <w:r>
-        <w:rPr>
-          <w:b/>
-          <w:bCs/>
-          <w:sz w:val="20"/>
-          <w:szCs w:val="20"/>
-        </w:rPr>
-        <w:t xml:space="preserve">Passo A — Tentativa: coloque a FK no lado mais natural e escreva 3 linhas com dados plausíveis.</w:t>
+        <w:t xml:space="preserve">  Relação 1:  ________________________________________________________________</w:t>
       </w:r>
     </w:p>
     <w:tbl>
@@ -3918,10 +3332,11 @@
         </w:tblBorders>
       </w:tblPr>
       <w:tblGrid>
-        <w:gridCol w:w="2410"/>
-        <w:gridCol w:w="2410"/>
-        <w:gridCol w:w="2409"/>
-        <w:gridCol w:w="2409"/>
+        <w:gridCol w:w="1600"/>
+        <w:gridCol w:w="2600"/>
+        <w:gridCol w:w="1600"/>
+        <w:gridCol w:w="1400"/>
+        <w:gridCol w:w="2438"/>
       </w:tblGrid>
       <w:tr>
         <w:trPr>
@@ -3929,7 +3344,7 @@
         </w:trPr>
         <w:tc>
           <w:tcPr>
-            <w:tcW w:type="dxa" w:w="2410"/>
+            <w:tcW w:type="dxa" w:w="1600"/>
             <w:tcBorders>
               <w:top w:val="single" w:color="AAAAAA" w:sz="4"/>
               <w:left w:val="single" w:color="AAAAAA" w:sz="4"/>
@@ -3953,13 +3368,13 @@
                 <w:sz w:val="20"/>
                 <w:szCs w:val="20"/>
               </w:rPr>
-              <w:t xml:space="preserve"/>
-            </w:r>
-          </w:p>
-        </w:tc>
-        <w:tc>
-          <w:tcPr>
-            <w:tcW w:type="dxa" w:w="2410"/>
+              <w:t xml:space="preserve">Cardinalidade</w:t>
+            </w:r>
+          </w:p>
+        </w:tc>
+        <w:tc>
+          <w:tcPr>
+            <w:tcW w:type="dxa" w:w="2600"/>
             <w:tcBorders>
               <w:top w:val="single" w:color="AAAAAA" w:sz="4"/>
               <w:left w:val="single" w:color="AAAAAA" w:sz="4"/>
@@ -3983,13 +3398,13 @@
                 <w:sz w:val="20"/>
                 <w:szCs w:val="20"/>
               </w:rPr>
-              <w:t xml:space="preserve"/>
-            </w:r>
-          </w:p>
-        </w:tc>
-        <w:tc>
-          <w:tcPr>
-            <w:tcW w:type="dxa" w:w="2409"/>
+              <w:t xml:space="preserve">Participação</w:t>
+            </w:r>
+          </w:p>
+        </w:tc>
+        <w:tc>
+          <w:tcPr>
+            <w:tcW w:type="dxa" w:w="1600"/>
             <w:tcBorders>
               <w:top w:val="single" w:color="AAAAAA" w:sz="4"/>
               <w:left w:val="single" w:color="AAAAAA" w:sz="4"/>
@@ -4013,13 +3428,13 @@
                 <w:sz w:val="20"/>
                 <w:szCs w:val="20"/>
               </w:rPr>
-              <w:t xml:space="preserve"/>
-            </w:r>
-          </w:p>
-        </w:tc>
-        <w:tc>
-          <w:tcPr>
-            <w:tcW w:type="dxa" w:w="2409"/>
+              <w:t xml:space="preserve">Regra aplicável</w:t>
+            </w:r>
+          </w:p>
+        </w:tc>
+        <w:tc>
+          <w:tcPr>
+            <w:tcW w:type="dxa" w:w="1400"/>
             <w:tcBorders>
               <w:top w:val="single" w:color="AAAAAA" w:sz="4"/>
               <w:left w:val="single" w:color="AAAAAA" w:sz="4"/>
@@ -4043,7 +3458,37 @@
                 <w:sz w:val="20"/>
                 <w:szCs w:val="20"/>
               </w:rPr>
-              <w:t xml:space="preserve"/>
+              <w:t xml:space="preserve">Nº tabelas</w:t>
+            </w:r>
+          </w:p>
+        </w:tc>
+        <w:tc>
+          <w:tcPr>
+            <w:tcW w:type="dxa" w:w="2438"/>
+            <w:tcBorders>
+              <w:top w:val="single" w:color="AAAAAA" w:sz="4"/>
+              <w:left w:val="single" w:color="AAAAAA" w:sz="4"/>
+              <w:bottom w:val="single" w:color="AAAAAA" w:sz="4"/>
+              <w:right w:val="single" w:color="AAAAAA" w:sz="4"/>
+            </w:tcBorders>
+            <w:shd w:fill="1F3864" w:val="clear"/>
+            <w:tcMar>
+              <w:top w:type="dxa" w:w="80"/>
+              <w:left w:type="dxa" w:w="120"/>
+              <w:bottom w:type="dxa" w:w="80"/>
+              <w:right w:type="dxa" w:w="120"/>
+            </w:tcMar>
+          </w:tcPr>
+          <w:p>
+            <w:r>
+              <w:rPr>
+                <w:b/>
+                <w:bCs/>
+                <w:color w:val="FFFFFF"/>
+                <w:sz w:val="20"/>
+                <w:szCs w:val="20"/>
+              </w:rPr>
+              <w:t xml:space="preserve">Onde fica a FK</w:t>
             </w:r>
           </w:p>
         </w:tc>
@@ -4051,286 +3496,107 @@
       <w:tr>
         <w:tc>
           <w:tcPr>
-            <w:tcW w:type="dxa" w:w="2410"/>
-            <w:tcBorders>
-              <w:top w:val="single" w:color="AAAAAA" w:sz="4"/>
-              <w:left w:val="single" w:color="AAAAAA" w:sz="4"/>
-              <w:bottom w:val="single" w:color="AAAAAA" w:sz="4"/>
-              <w:right w:val="single" w:color="AAAAAA" w:sz="4"/>
-            </w:tcBorders>
-            <w:tcMar>
-              <w:top w:type="dxa" w:w="80"/>
-              <w:left w:type="dxa" w:w="120"/>
-              <w:bottom w:type="dxa" w:w="80"/>
-              <w:right w:type="dxa" w:w="120"/>
-            </w:tcMar>
-          </w:tcPr>
-          <w:p>
-            <w:pPr>
-              <w:spacing w:after="300"/>
-            </w:pPr>
-            <w:r>
-              <w:t xml:space="preserve"/>
-            </w:r>
-          </w:p>
-        </w:tc>
-        <w:tc>
-          <w:tcPr>
-            <w:tcW w:type="dxa" w:w="2410"/>
-            <w:tcBorders>
-              <w:top w:val="single" w:color="AAAAAA" w:sz="4"/>
-              <w:left w:val="single" w:color="AAAAAA" w:sz="4"/>
-              <w:bottom w:val="single" w:color="AAAAAA" w:sz="4"/>
-              <w:right w:val="single" w:color="AAAAAA" w:sz="4"/>
-            </w:tcBorders>
-            <w:tcMar>
-              <w:top w:type="dxa" w:w="80"/>
-              <w:left w:type="dxa" w:w="120"/>
-              <w:bottom w:type="dxa" w:w="80"/>
-              <w:right w:type="dxa" w:w="120"/>
-            </w:tcMar>
-          </w:tcPr>
-          <w:p>
-            <w:pPr>
-              <w:spacing w:after="300"/>
-            </w:pPr>
-            <w:r>
-              <w:t xml:space="preserve"/>
-            </w:r>
-          </w:p>
-        </w:tc>
-        <w:tc>
-          <w:tcPr>
-            <w:tcW w:type="dxa" w:w="2409"/>
-            <w:tcBorders>
-              <w:top w:val="single" w:color="AAAAAA" w:sz="4"/>
-              <w:left w:val="single" w:color="AAAAAA" w:sz="4"/>
-              <w:bottom w:val="single" w:color="AAAAAA" w:sz="4"/>
-              <w:right w:val="single" w:color="AAAAAA" w:sz="4"/>
-            </w:tcBorders>
-            <w:tcMar>
-              <w:top w:type="dxa" w:w="80"/>
-              <w:left w:type="dxa" w:w="120"/>
-              <w:bottom w:type="dxa" w:w="80"/>
-              <w:right w:type="dxa" w:w="120"/>
-            </w:tcMar>
-          </w:tcPr>
-          <w:p>
-            <w:pPr>
-              <w:spacing w:after="300"/>
-            </w:pPr>
-            <w:r>
-              <w:t xml:space="preserve"/>
-            </w:r>
-          </w:p>
-        </w:tc>
-        <w:tc>
-          <w:tcPr>
-            <w:tcW w:type="dxa" w:w="2409"/>
-            <w:tcBorders>
-              <w:top w:val="single" w:color="AAAAAA" w:sz="4"/>
-              <w:left w:val="single" w:color="AAAAAA" w:sz="4"/>
-              <w:bottom w:val="single" w:color="AAAAAA" w:sz="4"/>
-              <w:right w:val="single" w:color="AAAAAA" w:sz="4"/>
-            </w:tcBorders>
-            <w:tcMar>
-              <w:top w:type="dxa" w:w="80"/>
-              <w:left w:type="dxa" w:w="120"/>
-              <w:bottom w:type="dxa" w:w="80"/>
-              <w:right w:type="dxa" w:w="120"/>
-            </w:tcMar>
-          </w:tcPr>
-          <w:p>
-            <w:pPr>
-              <w:spacing w:after="300"/>
-            </w:pPr>
-            <w:r>
-              <w:t xml:space="preserve"/>
-            </w:r>
-          </w:p>
-        </w:tc>
-      </w:tr>
-      <w:tr>
-        <w:tc>
-          <w:tcPr>
-            <w:tcW w:type="dxa" w:w="2410"/>
-            <w:tcBorders>
-              <w:top w:val="single" w:color="AAAAAA" w:sz="4"/>
-              <w:left w:val="single" w:color="AAAAAA" w:sz="4"/>
-              <w:bottom w:val="single" w:color="AAAAAA" w:sz="4"/>
-              <w:right w:val="single" w:color="AAAAAA" w:sz="4"/>
-            </w:tcBorders>
-            <w:tcMar>
-              <w:top w:type="dxa" w:w="80"/>
-              <w:left w:type="dxa" w:w="120"/>
-              <w:bottom w:type="dxa" w:w="80"/>
-              <w:right w:type="dxa" w:w="120"/>
-            </w:tcMar>
-          </w:tcPr>
-          <w:p>
-            <w:pPr>
-              <w:spacing w:after="300"/>
-            </w:pPr>
-            <w:r>
-              <w:t xml:space="preserve"/>
-            </w:r>
-          </w:p>
-        </w:tc>
-        <w:tc>
-          <w:tcPr>
-            <w:tcW w:type="dxa" w:w="2410"/>
-            <w:tcBorders>
-              <w:top w:val="single" w:color="AAAAAA" w:sz="4"/>
-              <w:left w:val="single" w:color="AAAAAA" w:sz="4"/>
-              <w:bottom w:val="single" w:color="AAAAAA" w:sz="4"/>
-              <w:right w:val="single" w:color="AAAAAA" w:sz="4"/>
-            </w:tcBorders>
-            <w:tcMar>
-              <w:top w:type="dxa" w:w="80"/>
-              <w:left w:type="dxa" w:w="120"/>
-              <w:bottom w:type="dxa" w:w="80"/>
-              <w:right w:type="dxa" w:w="120"/>
-            </w:tcMar>
-          </w:tcPr>
-          <w:p>
-            <w:pPr>
-              <w:spacing w:after="300"/>
-            </w:pPr>
-            <w:r>
-              <w:t xml:space="preserve"/>
-            </w:r>
-          </w:p>
-        </w:tc>
-        <w:tc>
-          <w:tcPr>
-            <w:tcW w:type="dxa" w:w="2409"/>
-            <w:tcBorders>
-              <w:top w:val="single" w:color="AAAAAA" w:sz="4"/>
-              <w:left w:val="single" w:color="AAAAAA" w:sz="4"/>
-              <w:bottom w:val="single" w:color="AAAAAA" w:sz="4"/>
-              <w:right w:val="single" w:color="AAAAAA" w:sz="4"/>
-            </w:tcBorders>
-            <w:tcMar>
-              <w:top w:type="dxa" w:w="80"/>
-              <w:left w:type="dxa" w:w="120"/>
-              <w:bottom w:type="dxa" w:w="80"/>
-              <w:right w:type="dxa" w:w="120"/>
-            </w:tcMar>
-          </w:tcPr>
-          <w:p>
-            <w:pPr>
-              <w:spacing w:after="300"/>
-            </w:pPr>
-            <w:r>
-              <w:t xml:space="preserve"/>
-            </w:r>
-          </w:p>
-        </w:tc>
-        <w:tc>
-          <w:tcPr>
-            <w:tcW w:type="dxa" w:w="2409"/>
-            <w:tcBorders>
-              <w:top w:val="single" w:color="AAAAAA" w:sz="4"/>
-              <w:left w:val="single" w:color="AAAAAA" w:sz="4"/>
-              <w:bottom w:val="single" w:color="AAAAAA" w:sz="4"/>
-              <w:right w:val="single" w:color="AAAAAA" w:sz="4"/>
-            </w:tcBorders>
-            <w:tcMar>
-              <w:top w:type="dxa" w:w="80"/>
-              <w:left w:type="dxa" w:w="120"/>
-              <w:bottom w:type="dxa" w:w="80"/>
-              <w:right w:type="dxa" w:w="120"/>
-            </w:tcMar>
-          </w:tcPr>
-          <w:p>
-            <w:pPr>
-              <w:spacing w:after="300"/>
-            </w:pPr>
-            <w:r>
-              <w:t xml:space="preserve"/>
-            </w:r>
-          </w:p>
-        </w:tc>
-      </w:tr>
-      <w:tr>
-        <w:tc>
-          <w:tcPr>
-            <w:tcW w:type="dxa" w:w="2410"/>
-            <w:tcBorders>
-              <w:top w:val="single" w:color="AAAAAA" w:sz="4"/>
-              <w:left w:val="single" w:color="AAAAAA" w:sz="4"/>
-              <w:bottom w:val="single" w:color="AAAAAA" w:sz="4"/>
-              <w:right w:val="single" w:color="AAAAAA" w:sz="4"/>
-            </w:tcBorders>
-            <w:tcMar>
-              <w:top w:type="dxa" w:w="80"/>
-              <w:left w:type="dxa" w:w="120"/>
-              <w:bottom w:type="dxa" w:w="80"/>
-              <w:right w:type="dxa" w:w="120"/>
-            </w:tcMar>
-          </w:tcPr>
-          <w:p>
-            <w:pPr>
-              <w:spacing w:after="300"/>
-            </w:pPr>
-            <w:r>
-              <w:t xml:space="preserve"/>
-            </w:r>
-          </w:p>
-        </w:tc>
-        <w:tc>
-          <w:tcPr>
-            <w:tcW w:type="dxa" w:w="2410"/>
-            <w:tcBorders>
-              <w:top w:val="single" w:color="AAAAAA" w:sz="4"/>
-              <w:left w:val="single" w:color="AAAAAA" w:sz="4"/>
-              <w:bottom w:val="single" w:color="AAAAAA" w:sz="4"/>
-              <w:right w:val="single" w:color="AAAAAA" w:sz="4"/>
-            </w:tcBorders>
-            <w:tcMar>
-              <w:top w:type="dxa" w:w="80"/>
-              <w:left w:type="dxa" w:w="120"/>
-              <w:bottom w:type="dxa" w:w="80"/>
-              <w:right w:type="dxa" w:w="120"/>
-            </w:tcMar>
-          </w:tcPr>
-          <w:p>
-            <w:pPr>
-              <w:spacing w:after="300"/>
-            </w:pPr>
-            <w:r>
-              <w:t xml:space="preserve"/>
-            </w:r>
-          </w:p>
-        </w:tc>
-        <w:tc>
-          <w:tcPr>
-            <w:tcW w:type="dxa" w:w="2409"/>
-            <w:tcBorders>
-              <w:top w:val="single" w:color="AAAAAA" w:sz="4"/>
-              <w:left w:val="single" w:color="AAAAAA" w:sz="4"/>
-              <w:bottom w:val="single" w:color="AAAAAA" w:sz="4"/>
-              <w:right w:val="single" w:color="AAAAAA" w:sz="4"/>
-            </w:tcBorders>
-            <w:tcMar>
-              <w:top w:type="dxa" w:w="80"/>
-              <w:left w:type="dxa" w:w="120"/>
-              <w:bottom w:type="dxa" w:w="80"/>
-              <w:right w:type="dxa" w:w="120"/>
-            </w:tcMar>
-          </w:tcPr>
-          <w:p>
-            <w:pPr>
-              <w:spacing w:after="300"/>
-            </w:pPr>
-            <w:r>
-              <w:t xml:space="preserve"/>
-            </w:r>
-          </w:p>
-        </w:tc>
-        <w:tc>
-          <w:tcPr>
-            <w:tcW w:type="dxa" w:w="2409"/>
+            <w:tcW w:type="dxa" w:w="1600"/>
+            <w:tcBorders>
+              <w:top w:val="single" w:color="AAAAAA" w:sz="4"/>
+              <w:left w:val="single" w:color="AAAAAA" w:sz="4"/>
+              <w:bottom w:val="single" w:color="AAAAAA" w:sz="4"/>
+              <w:right w:val="single" w:color="AAAAAA" w:sz="4"/>
+            </w:tcBorders>
+            <w:tcMar>
+              <w:top w:type="dxa" w:w="80"/>
+              <w:left w:type="dxa" w:w="120"/>
+              <w:bottom w:type="dxa" w:w="80"/>
+              <w:right w:type="dxa" w:w="120"/>
+            </w:tcMar>
+          </w:tcPr>
+          <w:p>
+            <w:pPr>
+              <w:spacing w:after="300"/>
+            </w:pPr>
+            <w:r>
+              <w:t xml:space="preserve"/>
+            </w:r>
+          </w:p>
+        </w:tc>
+        <w:tc>
+          <w:tcPr>
+            <w:tcW w:type="dxa" w:w="2600"/>
+            <w:tcBorders>
+              <w:top w:val="single" w:color="AAAAAA" w:sz="4"/>
+              <w:left w:val="single" w:color="AAAAAA" w:sz="4"/>
+              <w:bottom w:val="single" w:color="AAAAAA" w:sz="4"/>
+              <w:right w:val="single" w:color="AAAAAA" w:sz="4"/>
+            </w:tcBorders>
+            <w:tcMar>
+              <w:top w:type="dxa" w:w="80"/>
+              <w:left w:type="dxa" w:w="120"/>
+              <w:bottom w:type="dxa" w:w="80"/>
+              <w:right w:type="dxa" w:w="120"/>
+            </w:tcMar>
+          </w:tcPr>
+          <w:p>
+            <w:pPr>
+              <w:spacing w:after="300"/>
+            </w:pPr>
+            <w:r>
+              <w:t xml:space="preserve"/>
+            </w:r>
+          </w:p>
+        </w:tc>
+        <w:tc>
+          <w:tcPr>
+            <w:tcW w:type="dxa" w:w="1600"/>
+            <w:tcBorders>
+              <w:top w:val="single" w:color="AAAAAA" w:sz="4"/>
+              <w:left w:val="single" w:color="AAAAAA" w:sz="4"/>
+              <w:bottom w:val="single" w:color="AAAAAA" w:sz="4"/>
+              <w:right w:val="single" w:color="AAAAAA" w:sz="4"/>
+            </w:tcBorders>
+            <w:tcMar>
+              <w:top w:type="dxa" w:w="80"/>
+              <w:left w:type="dxa" w:w="120"/>
+              <w:bottom w:type="dxa" w:w="80"/>
+              <w:right w:type="dxa" w:w="120"/>
+            </w:tcMar>
+          </w:tcPr>
+          <w:p>
+            <w:pPr>
+              <w:spacing w:after="300"/>
+            </w:pPr>
+            <w:r>
+              <w:t xml:space="preserve"/>
+            </w:r>
+          </w:p>
+        </w:tc>
+        <w:tc>
+          <w:tcPr>
+            <w:tcW w:type="dxa" w:w="1400"/>
+            <w:tcBorders>
+              <w:top w:val="single" w:color="AAAAAA" w:sz="4"/>
+              <w:left w:val="single" w:color="AAAAAA" w:sz="4"/>
+              <w:bottom w:val="single" w:color="AAAAAA" w:sz="4"/>
+              <w:right w:val="single" w:color="AAAAAA" w:sz="4"/>
+            </w:tcBorders>
+            <w:tcMar>
+              <w:top w:type="dxa" w:w="80"/>
+              <w:left w:type="dxa" w:w="120"/>
+              <w:bottom w:type="dxa" w:w="80"/>
+              <w:right w:type="dxa" w:w="120"/>
+            </w:tcMar>
+          </w:tcPr>
+          <w:p>
+            <w:pPr>
+              <w:spacing w:after="300"/>
+            </w:pPr>
+            <w:r>
+              <w:t xml:space="preserve"/>
+            </w:r>
+          </w:p>
+        </w:tc>
+        <w:tc>
+          <w:tcPr>
+            <w:tcW w:type="dxa" w:w="2438"/>
             <w:tcBorders>
               <w:top w:val="single" w:color="AAAAAA" w:sz="4"/>
               <w:left w:val="single" w:color="AAAAAA" w:sz="4"/>
@@ -4357,7 +3623,7 @@
     </w:tbl>
     <w:p>
       <w:pPr>
-        <w:spacing w:after="80"/>
+        <w:spacing w:after="120"/>
       </w:pPr>
       <w:r>
         <w:t xml:space="preserve"/>
@@ -4374,59 +3640,40 @@
           <w:sz w:val="20"/>
           <w:szCs w:val="20"/>
         </w:rPr>
-        <w:t xml:space="preserve">Passo B — Observe a tabela:</w:t>
-      </w:r>
-    </w:p>
-    <w:p>
-      <w:pPr>
-        <w:spacing w:after="80"/>
-      </w:pPr>
-      <w:r>
-        <w:rPr>
-          <w:sz w:val="20"/>
-          <w:szCs w:val="20"/>
-        </w:rPr>
-        <w:t xml:space="preserve">☐  Há células vazias (NULLs)?          ☐  Há linhas repetidas?</w:t>
-      </w:r>
-    </w:p>
-    <w:p>
-      <w:pPr>
-        <w:spacing w:after="80"/>
-      </w:pPr>
-      <w:r>
-        <w:rPr>
-          <w:b/>
-          <w:bCs/>
-          <w:sz w:val="20"/>
-          <w:szCs w:val="20"/>
-        </w:rPr>
-        <w:t xml:space="preserve">Passo C — Decisão:</w:t>
-      </w:r>
-    </w:p>
-    <w:p>
-      <w:pPr>
-        <w:spacing w:after="80"/>
-      </w:pPr>
-      <w:r>
-        <w:rPr>
-          <w:sz w:val="20"/>
-          <w:szCs w:val="20"/>
-        </w:rPr>
-        <w:t xml:space="preserve">☐  Tudo limpo → ficam 2 tabelas          ☐  Criar tabela associativa: _______________________ → 3 tabelas</w:t>
-      </w:r>
-    </w:p>
-    <w:p>
-      <w:pPr>
-        <w:spacing w:after="80"/>
-      </w:pPr>
-      <w:r>
-        <w:rPr>
-          <w:b/>
-          <w:bCs/>
-          <w:sz w:val="20"/>
-          <w:szCs w:val="20"/>
-        </w:rPr>
-        <w:t xml:space="preserve">Passo D — Regra aplicada: Regra _____</w:t>
+        <w:t xml:space="preserve">Aplicação (tabelas resultantes):</w:t>
+      </w:r>
+    </w:p>
+    <w:p>
+      <w:pPr>
+        <w:pBdr>
+          <w:bottom w:val="single" w:color="AAAAAA" w:sz="4" w:space="1"/>
+        </w:pBdr>
+        <w:spacing w:after="120"/>
+      </w:pPr>
+      <w:r>
+        <w:t xml:space="preserve"/>
+      </w:r>
+    </w:p>
+    <w:p>
+      <w:pPr>
+        <w:pBdr>
+          <w:bottom w:val="single" w:color="AAAAAA" w:sz="4" w:space="1"/>
+        </w:pBdr>
+        <w:spacing w:after="120"/>
+      </w:pPr>
+      <w:r>
+        <w:t xml:space="preserve"/>
+      </w:r>
+    </w:p>
+    <w:p>
+      <w:pPr>
+        <w:pBdr>
+          <w:bottom w:val="single" w:color="AAAAAA" w:sz="4" w:space="1"/>
+        </w:pBdr>
+        <w:spacing w:after="120"/>
+      </w:pPr>
+      <w:r>
+        <w:t xml:space="preserve"/>
       </w:r>
     </w:p>
     <w:p>
@@ -4450,21 +3697,7 @@
           <w:sz w:val="22"/>
           <w:szCs w:val="22"/>
         </w:rPr>
-        <w:t xml:space="preserve">  Relação 3:  ________________________________________________________________</w:t>
-      </w:r>
-    </w:p>
-    <w:p>
-      <w:pPr>
-        <w:spacing w:after="80"/>
-      </w:pPr>
-      <w:r>
-        <w:rPr>
-          <w:b/>
-          <w:bCs/>
-          <w:sz w:val="20"/>
-          <w:szCs w:val="20"/>
-        </w:rPr>
-        <w:t xml:space="preserve">Passo A — Tentativa: coloque a FK no lado mais natural e escreva 3 linhas com dados plausíveis.</w:t>
+        <w:t xml:space="preserve">  Relação 2:  ________________________________________________________________</w:t>
       </w:r>
     </w:p>
     <w:tbl>
@@ -4480,10 +3713,11 @@
         </w:tblBorders>
       </w:tblPr>
       <w:tblGrid>
-        <w:gridCol w:w="2410"/>
-        <w:gridCol w:w="2410"/>
-        <w:gridCol w:w="2409"/>
-        <w:gridCol w:w="2409"/>
+        <w:gridCol w:w="1600"/>
+        <w:gridCol w:w="2600"/>
+        <w:gridCol w:w="1600"/>
+        <w:gridCol w:w="1400"/>
+        <w:gridCol w:w="2438"/>
       </w:tblGrid>
       <w:tr>
         <w:trPr>
@@ -4491,7 +3725,7 @@
         </w:trPr>
         <w:tc>
           <w:tcPr>
-            <w:tcW w:type="dxa" w:w="2410"/>
+            <w:tcW w:type="dxa" w:w="1600"/>
             <w:tcBorders>
               <w:top w:val="single" w:color="AAAAAA" w:sz="4"/>
               <w:left w:val="single" w:color="AAAAAA" w:sz="4"/>
@@ -4515,13 +3749,13 @@
                 <w:sz w:val="20"/>
                 <w:szCs w:val="20"/>
               </w:rPr>
-              <w:t xml:space="preserve"/>
-            </w:r>
-          </w:p>
-        </w:tc>
-        <w:tc>
-          <w:tcPr>
-            <w:tcW w:type="dxa" w:w="2410"/>
+              <w:t xml:space="preserve">Cardinalidade</w:t>
+            </w:r>
+          </w:p>
+        </w:tc>
+        <w:tc>
+          <w:tcPr>
+            <w:tcW w:type="dxa" w:w="2600"/>
             <w:tcBorders>
               <w:top w:val="single" w:color="AAAAAA" w:sz="4"/>
               <w:left w:val="single" w:color="AAAAAA" w:sz="4"/>
@@ -4545,13 +3779,13 @@
                 <w:sz w:val="20"/>
                 <w:szCs w:val="20"/>
               </w:rPr>
-              <w:t xml:space="preserve"/>
-            </w:r>
-          </w:p>
-        </w:tc>
-        <w:tc>
-          <w:tcPr>
-            <w:tcW w:type="dxa" w:w="2409"/>
+              <w:t xml:space="preserve">Participação</w:t>
+            </w:r>
+          </w:p>
+        </w:tc>
+        <w:tc>
+          <w:tcPr>
+            <w:tcW w:type="dxa" w:w="1600"/>
             <w:tcBorders>
               <w:top w:val="single" w:color="AAAAAA" w:sz="4"/>
               <w:left w:val="single" w:color="AAAAAA" w:sz="4"/>
@@ -4575,13 +3809,13 @@
                 <w:sz w:val="20"/>
                 <w:szCs w:val="20"/>
               </w:rPr>
-              <w:t xml:space="preserve"/>
-            </w:r>
-          </w:p>
-        </w:tc>
-        <w:tc>
-          <w:tcPr>
-            <w:tcW w:type="dxa" w:w="2409"/>
+              <w:t xml:space="preserve">Regra aplicável</w:t>
+            </w:r>
+          </w:p>
+        </w:tc>
+        <w:tc>
+          <w:tcPr>
+            <w:tcW w:type="dxa" w:w="1400"/>
             <w:tcBorders>
               <w:top w:val="single" w:color="AAAAAA" w:sz="4"/>
               <w:left w:val="single" w:color="AAAAAA" w:sz="4"/>
@@ -4605,7 +3839,37 @@
                 <w:sz w:val="20"/>
                 <w:szCs w:val="20"/>
               </w:rPr>
-              <w:t xml:space="preserve"/>
+              <w:t xml:space="preserve">Nº tabelas</w:t>
+            </w:r>
+          </w:p>
+        </w:tc>
+        <w:tc>
+          <w:tcPr>
+            <w:tcW w:type="dxa" w:w="2438"/>
+            <w:tcBorders>
+              <w:top w:val="single" w:color="AAAAAA" w:sz="4"/>
+              <w:left w:val="single" w:color="AAAAAA" w:sz="4"/>
+              <w:bottom w:val="single" w:color="AAAAAA" w:sz="4"/>
+              <w:right w:val="single" w:color="AAAAAA" w:sz="4"/>
+            </w:tcBorders>
+            <w:shd w:fill="1F3864" w:val="clear"/>
+            <w:tcMar>
+              <w:top w:type="dxa" w:w="80"/>
+              <w:left w:type="dxa" w:w="120"/>
+              <w:bottom w:type="dxa" w:w="80"/>
+              <w:right w:type="dxa" w:w="120"/>
+            </w:tcMar>
+          </w:tcPr>
+          <w:p>
+            <w:r>
+              <w:rPr>
+                <w:b/>
+                <w:bCs/>
+                <w:color w:val="FFFFFF"/>
+                <w:sz w:val="20"/>
+                <w:szCs w:val="20"/>
+              </w:rPr>
+              <w:t xml:space="preserve">Onde fica a FK</w:t>
             </w:r>
           </w:p>
         </w:tc>
@@ -4613,286 +3877,107 @@
       <w:tr>
         <w:tc>
           <w:tcPr>
-            <w:tcW w:type="dxa" w:w="2410"/>
-            <w:tcBorders>
-              <w:top w:val="single" w:color="AAAAAA" w:sz="4"/>
-              <w:left w:val="single" w:color="AAAAAA" w:sz="4"/>
-              <w:bottom w:val="single" w:color="AAAAAA" w:sz="4"/>
-              <w:right w:val="single" w:color="AAAAAA" w:sz="4"/>
-            </w:tcBorders>
-            <w:tcMar>
-              <w:top w:type="dxa" w:w="80"/>
-              <w:left w:type="dxa" w:w="120"/>
-              <w:bottom w:type="dxa" w:w="80"/>
-              <w:right w:type="dxa" w:w="120"/>
-            </w:tcMar>
-          </w:tcPr>
-          <w:p>
-            <w:pPr>
-              <w:spacing w:after="300"/>
-            </w:pPr>
-            <w:r>
-              <w:t xml:space="preserve"/>
-            </w:r>
-          </w:p>
-        </w:tc>
-        <w:tc>
-          <w:tcPr>
-            <w:tcW w:type="dxa" w:w="2410"/>
-            <w:tcBorders>
-              <w:top w:val="single" w:color="AAAAAA" w:sz="4"/>
-              <w:left w:val="single" w:color="AAAAAA" w:sz="4"/>
-              <w:bottom w:val="single" w:color="AAAAAA" w:sz="4"/>
-              <w:right w:val="single" w:color="AAAAAA" w:sz="4"/>
-            </w:tcBorders>
-            <w:tcMar>
-              <w:top w:type="dxa" w:w="80"/>
-              <w:left w:type="dxa" w:w="120"/>
-              <w:bottom w:type="dxa" w:w="80"/>
-              <w:right w:type="dxa" w:w="120"/>
-            </w:tcMar>
-          </w:tcPr>
-          <w:p>
-            <w:pPr>
-              <w:spacing w:after="300"/>
-            </w:pPr>
-            <w:r>
-              <w:t xml:space="preserve"/>
-            </w:r>
-          </w:p>
-        </w:tc>
-        <w:tc>
-          <w:tcPr>
-            <w:tcW w:type="dxa" w:w="2409"/>
-            <w:tcBorders>
-              <w:top w:val="single" w:color="AAAAAA" w:sz="4"/>
-              <w:left w:val="single" w:color="AAAAAA" w:sz="4"/>
-              <w:bottom w:val="single" w:color="AAAAAA" w:sz="4"/>
-              <w:right w:val="single" w:color="AAAAAA" w:sz="4"/>
-            </w:tcBorders>
-            <w:tcMar>
-              <w:top w:type="dxa" w:w="80"/>
-              <w:left w:type="dxa" w:w="120"/>
-              <w:bottom w:type="dxa" w:w="80"/>
-              <w:right w:type="dxa" w:w="120"/>
-            </w:tcMar>
-          </w:tcPr>
-          <w:p>
-            <w:pPr>
-              <w:spacing w:after="300"/>
-            </w:pPr>
-            <w:r>
-              <w:t xml:space="preserve"/>
-            </w:r>
-          </w:p>
-        </w:tc>
-        <w:tc>
-          <w:tcPr>
-            <w:tcW w:type="dxa" w:w="2409"/>
-            <w:tcBorders>
-              <w:top w:val="single" w:color="AAAAAA" w:sz="4"/>
-              <w:left w:val="single" w:color="AAAAAA" w:sz="4"/>
-              <w:bottom w:val="single" w:color="AAAAAA" w:sz="4"/>
-              <w:right w:val="single" w:color="AAAAAA" w:sz="4"/>
-            </w:tcBorders>
-            <w:tcMar>
-              <w:top w:type="dxa" w:w="80"/>
-              <w:left w:type="dxa" w:w="120"/>
-              <w:bottom w:type="dxa" w:w="80"/>
-              <w:right w:type="dxa" w:w="120"/>
-            </w:tcMar>
-          </w:tcPr>
-          <w:p>
-            <w:pPr>
-              <w:spacing w:after="300"/>
-            </w:pPr>
-            <w:r>
-              <w:t xml:space="preserve"/>
-            </w:r>
-          </w:p>
-        </w:tc>
-      </w:tr>
-      <w:tr>
-        <w:tc>
-          <w:tcPr>
-            <w:tcW w:type="dxa" w:w="2410"/>
-            <w:tcBorders>
-              <w:top w:val="single" w:color="AAAAAA" w:sz="4"/>
-              <w:left w:val="single" w:color="AAAAAA" w:sz="4"/>
-              <w:bottom w:val="single" w:color="AAAAAA" w:sz="4"/>
-              <w:right w:val="single" w:color="AAAAAA" w:sz="4"/>
-            </w:tcBorders>
-            <w:tcMar>
-              <w:top w:type="dxa" w:w="80"/>
-              <w:left w:type="dxa" w:w="120"/>
-              <w:bottom w:type="dxa" w:w="80"/>
-              <w:right w:type="dxa" w:w="120"/>
-            </w:tcMar>
-          </w:tcPr>
-          <w:p>
-            <w:pPr>
-              <w:spacing w:after="300"/>
-            </w:pPr>
-            <w:r>
-              <w:t xml:space="preserve"/>
-            </w:r>
-          </w:p>
-        </w:tc>
-        <w:tc>
-          <w:tcPr>
-            <w:tcW w:type="dxa" w:w="2410"/>
-            <w:tcBorders>
-              <w:top w:val="single" w:color="AAAAAA" w:sz="4"/>
-              <w:left w:val="single" w:color="AAAAAA" w:sz="4"/>
-              <w:bottom w:val="single" w:color="AAAAAA" w:sz="4"/>
-              <w:right w:val="single" w:color="AAAAAA" w:sz="4"/>
-            </w:tcBorders>
-            <w:tcMar>
-              <w:top w:type="dxa" w:w="80"/>
-              <w:left w:type="dxa" w:w="120"/>
-              <w:bottom w:type="dxa" w:w="80"/>
-              <w:right w:type="dxa" w:w="120"/>
-            </w:tcMar>
-          </w:tcPr>
-          <w:p>
-            <w:pPr>
-              <w:spacing w:after="300"/>
-            </w:pPr>
-            <w:r>
-              <w:t xml:space="preserve"/>
-            </w:r>
-          </w:p>
-        </w:tc>
-        <w:tc>
-          <w:tcPr>
-            <w:tcW w:type="dxa" w:w="2409"/>
-            <w:tcBorders>
-              <w:top w:val="single" w:color="AAAAAA" w:sz="4"/>
-              <w:left w:val="single" w:color="AAAAAA" w:sz="4"/>
-              <w:bottom w:val="single" w:color="AAAAAA" w:sz="4"/>
-              <w:right w:val="single" w:color="AAAAAA" w:sz="4"/>
-            </w:tcBorders>
-            <w:tcMar>
-              <w:top w:type="dxa" w:w="80"/>
-              <w:left w:type="dxa" w:w="120"/>
-              <w:bottom w:type="dxa" w:w="80"/>
-              <w:right w:type="dxa" w:w="120"/>
-            </w:tcMar>
-          </w:tcPr>
-          <w:p>
-            <w:pPr>
-              <w:spacing w:after="300"/>
-            </w:pPr>
-            <w:r>
-              <w:t xml:space="preserve"/>
-            </w:r>
-          </w:p>
-        </w:tc>
-        <w:tc>
-          <w:tcPr>
-            <w:tcW w:type="dxa" w:w="2409"/>
-            <w:tcBorders>
-              <w:top w:val="single" w:color="AAAAAA" w:sz="4"/>
-              <w:left w:val="single" w:color="AAAAAA" w:sz="4"/>
-              <w:bottom w:val="single" w:color="AAAAAA" w:sz="4"/>
-              <w:right w:val="single" w:color="AAAAAA" w:sz="4"/>
-            </w:tcBorders>
-            <w:tcMar>
-              <w:top w:type="dxa" w:w="80"/>
-              <w:left w:type="dxa" w:w="120"/>
-              <w:bottom w:type="dxa" w:w="80"/>
-              <w:right w:type="dxa" w:w="120"/>
-            </w:tcMar>
-          </w:tcPr>
-          <w:p>
-            <w:pPr>
-              <w:spacing w:after="300"/>
-            </w:pPr>
-            <w:r>
-              <w:t xml:space="preserve"/>
-            </w:r>
-          </w:p>
-        </w:tc>
-      </w:tr>
-      <w:tr>
-        <w:tc>
-          <w:tcPr>
-            <w:tcW w:type="dxa" w:w="2410"/>
-            <w:tcBorders>
-              <w:top w:val="single" w:color="AAAAAA" w:sz="4"/>
-              <w:left w:val="single" w:color="AAAAAA" w:sz="4"/>
-              <w:bottom w:val="single" w:color="AAAAAA" w:sz="4"/>
-              <w:right w:val="single" w:color="AAAAAA" w:sz="4"/>
-            </w:tcBorders>
-            <w:tcMar>
-              <w:top w:type="dxa" w:w="80"/>
-              <w:left w:type="dxa" w:w="120"/>
-              <w:bottom w:type="dxa" w:w="80"/>
-              <w:right w:type="dxa" w:w="120"/>
-            </w:tcMar>
-          </w:tcPr>
-          <w:p>
-            <w:pPr>
-              <w:spacing w:after="300"/>
-            </w:pPr>
-            <w:r>
-              <w:t xml:space="preserve"/>
-            </w:r>
-          </w:p>
-        </w:tc>
-        <w:tc>
-          <w:tcPr>
-            <w:tcW w:type="dxa" w:w="2410"/>
-            <w:tcBorders>
-              <w:top w:val="single" w:color="AAAAAA" w:sz="4"/>
-              <w:left w:val="single" w:color="AAAAAA" w:sz="4"/>
-              <w:bottom w:val="single" w:color="AAAAAA" w:sz="4"/>
-              <w:right w:val="single" w:color="AAAAAA" w:sz="4"/>
-            </w:tcBorders>
-            <w:tcMar>
-              <w:top w:type="dxa" w:w="80"/>
-              <w:left w:type="dxa" w:w="120"/>
-              <w:bottom w:type="dxa" w:w="80"/>
-              <w:right w:type="dxa" w:w="120"/>
-            </w:tcMar>
-          </w:tcPr>
-          <w:p>
-            <w:pPr>
-              <w:spacing w:after="300"/>
-            </w:pPr>
-            <w:r>
-              <w:t xml:space="preserve"/>
-            </w:r>
-          </w:p>
-        </w:tc>
-        <w:tc>
-          <w:tcPr>
-            <w:tcW w:type="dxa" w:w="2409"/>
-            <w:tcBorders>
-              <w:top w:val="single" w:color="AAAAAA" w:sz="4"/>
-              <w:left w:val="single" w:color="AAAAAA" w:sz="4"/>
-              <w:bottom w:val="single" w:color="AAAAAA" w:sz="4"/>
-              <w:right w:val="single" w:color="AAAAAA" w:sz="4"/>
-            </w:tcBorders>
-            <w:tcMar>
-              <w:top w:type="dxa" w:w="80"/>
-              <w:left w:type="dxa" w:w="120"/>
-              <w:bottom w:type="dxa" w:w="80"/>
-              <w:right w:type="dxa" w:w="120"/>
-            </w:tcMar>
-          </w:tcPr>
-          <w:p>
-            <w:pPr>
-              <w:spacing w:after="300"/>
-            </w:pPr>
-            <w:r>
-              <w:t xml:space="preserve"/>
-            </w:r>
-          </w:p>
-        </w:tc>
-        <w:tc>
-          <w:tcPr>
-            <w:tcW w:type="dxa" w:w="2409"/>
+            <w:tcW w:type="dxa" w:w="1600"/>
+            <w:tcBorders>
+              <w:top w:val="single" w:color="AAAAAA" w:sz="4"/>
+              <w:left w:val="single" w:color="AAAAAA" w:sz="4"/>
+              <w:bottom w:val="single" w:color="AAAAAA" w:sz="4"/>
+              <w:right w:val="single" w:color="AAAAAA" w:sz="4"/>
+            </w:tcBorders>
+            <w:tcMar>
+              <w:top w:type="dxa" w:w="80"/>
+              <w:left w:type="dxa" w:w="120"/>
+              <w:bottom w:type="dxa" w:w="80"/>
+              <w:right w:type="dxa" w:w="120"/>
+            </w:tcMar>
+          </w:tcPr>
+          <w:p>
+            <w:pPr>
+              <w:spacing w:after="300"/>
+            </w:pPr>
+            <w:r>
+              <w:t xml:space="preserve"/>
+            </w:r>
+          </w:p>
+        </w:tc>
+        <w:tc>
+          <w:tcPr>
+            <w:tcW w:type="dxa" w:w="2600"/>
+            <w:tcBorders>
+              <w:top w:val="single" w:color="AAAAAA" w:sz="4"/>
+              <w:left w:val="single" w:color="AAAAAA" w:sz="4"/>
+              <w:bottom w:val="single" w:color="AAAAAA" w:sz="4"/>
+              <w:right w:val="single" w:color="AAAAAA" w:sz="4"/>
+            </w:tcBorders>
+            <w:tcMar>
+              <w:top w:type="dxa" w:w="80"/>
+              <w:left w:type="dxa" w:w="120"/>
+              <w:bottom w:type="dxa" w:w="80"/>
+              <w:right w:type="dxa" w:w="120"/>
+            </w:tcMar>
+          </w:tcPr>
+          <w:p>
+            <w:pPr>
+              <w:spacing w:after="300"/>
+            </w:pPr>
+            <w:r>
+              <w:t xml:space="preserve"/>
+            </w:r>
+          </w:p>
+        </w:tc>
+        <w:tc>
+          <w:tcPr>
+            <w:tcW w:type="dxa" w:w="1600"/>
+            <w:tcBorders>
+              <w:top w:val="single" w:color="AAAAAA" w:sz="4"/>
+              <w:left w:val="single" w:color="AAAAAA" w:sz="4"/>
+              <w:bottom w:val="single" w:color="AAAAAA" w:sz="4"/>
+              <w:right w:val="single" w:color="AAAAAA" w:sz="4"/>
+            </w:tcBorders>
+            <w:tcMar>
+              <w:top w:type="dxa" w:w="80"/>
+              <w:left w:type="dxa" w:w="120"/>
+              <w:bottom w:type="dxa" w:w="80"/>
+              <w:right w:type="dxa" w:w="120"/>
+            </w:tcMar>
+          </w:tcPr>
+          <w:p>
+            <w:pPr>
+              <w:spacing w:after="300"/>
+            </w:pPr>
+            <w:r>
+              <w:t xml:space="preserve"/>
+            </w:r>
+          </w:p>
+        </w:tc>
+        <w:tc>
+          <w:tcPr>
+            <w:tcW w:type="dxa" w:w="1400"/>
+            <w:tcBorders>
+              <w:top w:val="single" w:color="AAAAAA" w:sz="4"/>
+              <w:left w:val="single" w:color="AAAAAA" w:sz="4"/>
+              <w:bottom w:val="single" w:color="AAAAAA" w:sz="4"/>
+              <w:right w:val="single" w:color="AAAAAA" w:sz="4"/>
+            </w:tcBorders>
+            <w:tcMar>
+              <w:top w:type="dxa" w:w="80"/>
+              <w:left w:type="dxa" w:w="120"/>
+              <w:bottom w:type="dxa" w:w="80"/>
+              <w:right w:type="dxa" w:w="120"/>
+            </w:tcMar>
+          </w:tcPr>
+          <w:p>
+            <w:pPr>
+              <w:spacing w:after="300"/>
+            </w:pPr>
+            <w:r>
+              <w:t xml:space="preserve"/>
+            </w:r>
+          </w:p>
+        </w:tc>
+        <w:tc>
+          <w:tcPr>
+            <w:tcW w:type="dxa" w:w="2438"/>
             <w:tcBorders>
               <w:top w:val="single" w:color="AAAAAA" w:sz="4"/>
               <w:left w:val="single" w:color="AAAAAA" w:sz="4"/>
@@ -4919,7 +4004,7 @@
     </w:tbl>
     <w:p>
       <w:pPr>
-        <w:spacing w:after="80"/>
+        <w:spacing w:after="120"/>
       </w:pPr>
       <w:r>
         <w:t xml:space="preserve"/>
@@ -4936,19 +4021,374 @@
           <w:sz w:val="20"/>
           <w:szCs w:val="20"/>
         </w:rPr>
-        <w:t xml:space="preserve">Passo B — Observe a tabela:</w:t>
-      </w:r>
-    </w:p>
-    <w:p>
-      <w:pPr>
-        <w:spacing w:after="80"/>
+        <w:t xml:space="preserve">Aplicação (tabelas resultantes):</w:t>
+      </w:r>
+    </w:p>
+    <w:p>
+      <w:pPr>
+        <w:pBdr>
+          <w:bottom w:val="single" w:color="AAAAAA" w:sz="4" w:space="1"/>
+        </w:pBdr>
+        <w:spacing w:after="120"/>
+      </w:pPr>
+      <w:r>
+        <w:t xml:space="preserve"/>
+      </w:r>
+    </w:p>
+    <w:p>
+      <w:pPr>
+        <w:pBdr>
+          <w:bottom w:val="single" w:color="AAAAAA" w:sz="4" w:space="1"/>
+        </w:pBdr>
+        <w:spacing w:after="120"/>
+      </w:pPr>
+      <w:r>
+        <w:t xml:space="preserve"/>
+      </w:r>
+    </w:p>
+    <w:p>
+      <w:pPr>
+        <w:pBdr>
+          <w:bottom w:val="single" w:color="AAAAAA" w:sz="4" w:space="1"/>
+        </w:pBdr>
+        <w:spacing w:after="120"/>
+      </w:pPr>
+      <w:r>
+        <w:t xml:space="preserve"/>
+      </w:r>
+    </w:p>
+    <w:p>
+      <w:pPr>
+        <w:spacing w:after="200"/>
+      </w:pPr>
+      <w:r>
+        <w:t xml:space="preserve"/>
+      </w:r>
+    </w:p>
+    <w:p>
+      <w:pPr>
+        <w:shd w:fill="DCE6F1" w:val="clear"/>
+        <w:spacing w:after="80" w:before="200"/>
       </w:pPr>
       <w:r>
         <w:rPr>
-          <w:sz w:val="20"/>
-          <w:szCs w:val="20"/>
+          <w:b/>
+          <w:bCs/>
+          <w:color w:val="1F3864"/>
+          <w:sz w:val="22"/>
+          <w:szCs w:val="22"/>
         </w:rPr>
-        <w:t xml:space="preserve">☐  Há células vazias (NULLs)?          ☐  Há linhas repetidas?</w:t>
+        <w:t xml:space="preserve">  Relação 3:  ________________________________________________________________</w:t>
+      </w:r>
+    </w:p>
+    <w:tbl>
+      <w:tblPr>
+        <w:tblW w:type="dxa" w:w="9638"/>
+        <w:tblBorders>
+          <w:top w:val="single" w:color="auto" w:sz="4"/>
+          <w:left w:val="single" w:color="auto" w:sz="4"/>
+          <w:bottom w:val="single" w:color="auto" w:sz="4"/>
+          <w:right w:val="single" w:color="auto" w:sz="4"/>
+          <w:insideH w:val="single" w:color="auto" w:sz="4"/>
+          <w:insideV w:val="single" w:color="auto" w:sz="4"/>
+        </w:tblBorders>
+      </w:tblPr>
+      <w:tblGrid>
+        <w:gridCol w:w="1600"/>
+        <w:gridCol w:w="2600"/>
+        <w:gridCol w:w="1600"/>
+        <w:gridCol w:w="1400"/>
+        <w:gridCol w:w="2438"/>
+      </w:tblGrid>
+      <w:tr>
+        <w:trPr>
+          <w:tblHeader/>
+        </w:trPr>
+        <w:tc>
+          <w:tcPr>
+            <w:tcW w:type="dxa" w:w="1600"/>
+            <w:tcBorders>
+              <w:top w:val="single" w:color="AAAAAA" w:sz="4"/>
+              <w:left w:val="single" w:color="AAAAAA" w:sz="4"/>
+              <w:bottom w:val="single" w:color="AAAAAA" w:sz="4"/>
+              <w:right w:val="single" w:color="AAAAAA" w:sz="4"/>
+            </w:tcBorders>
+            <w:shd w:fill="1F3864" w:val="clear"/>
+            <w:tcMar>
+              <w:top w:type="dxa" w:w="80"/>
+              <w:left w:type="dxa" w:w="120"/>
+              <w:bottom w:type="dxa" w:w="80"/>
+              <w:right w:type="dxa" w:w="120"/>
+            </w:tcMar>
+          </w:tcPr>
+          <w:p>
+            <w:r>
+              <w:rPr>
+                <w:b/>
+                <w:bCs/>
+                <w:color w:val="FFFFFF"/>
+                <w:sz w:val="20"/>
+                <w:szCs w:val="20"/>
+              </w:rPr>
+              <w:t xml:space="preserve">Cardinalidade</w:t>
+            </w:r>
+          </w:p>
+        </w:tc>
+        <w:tc>
+          <w:tcPr>
+            <w:tcW w:type="dxa" w:w="2600"/>
+            <w:tcBorders>
+              <w:top w:val="single" w:color="AAAAAA" w:sz="4"/>
+              <w:left w:val="single" w:color="AAAAAA" w:sz="4"/>
+              <w:bottom w:val="single" w:color="AAAAAA" w:sz="4"/>
+              <w:right w:val="single" w:color="AAAAAA" w:sz="4"/>
+            </w:tcBorders>
+            <w:shd w:fill="1F3864" w:val="clear"/>
+            <w:tcMar>
+              <w:top w:type="dxa" w:w="80"/>
+              <w:left w:type="dxa" w:w="120"/>
+              <w:bottom w:type="dxa" w:w="80"/>
+              <w:right w:type="dxa" w:w="120"/>
+            </w:tcMar>
+          </w:tcPr>
+          <w:p>
+            <w:r>
+              <w:rPr>
+                <w:b/>
+                <w:bCs/>
+                <w:color w:val="FFFFFF"/>
+                <w:sz w:val="20"/>
+                <w:szCs w:val="20"/>
+              </w:rPr>
+              <w:t xml:space="preserve">Participação</w:t>
+            </w:r>
+          </w:p>
+        </w:tc>
+        <w:tc>
+          <w:tcPr>
+            <w:tcW w:type="dxa" w:w="1600"/>
+            <w:tcBorders>
+              <w:top w:val="single" w:color="AAAAAA" w:sz="4"/>
+              <w:left w:val="single" w:color="AAAAAA" w:sz="4"/>
+              <w:bottom w:val="single" w:color="AAAAAA" w:sz="4"/>
+              <w:right w:val="single" w:color="AAAAAA" w:sz="4"/>
+            </w:tcBorders>
+            <w:shd w:fill="1F3864" w:val="clear"/>
+            <w:tcMar>
+              <w:top w:type="dxa" w:w="80"/>
+              <w:left w:type="dxa" w:w="120"/>
+              <w:bottom w:type="dxa" w:w="80"/>
+              <w:right w:type="dxa" w:w="120"/>
+            </w:tcMar>
+          </w:tcPr>
+          <w:p>
+            <w:r>
+              <w:rPr>
+                <w:b/>
+                <w:bCs/>
+                <w:color w:val="FFFFFF"/>
+                <w:sz w:val="20"/>
+                <w:szCs w:val="20"/>
+              </w:rPr>
+              <w:t xml:space="preserve">Regra aplicável</w:t>
+            </w:r>
+          </w:p>
+        </w:tc>
+        <w:tc>
+          <w:tcPr>
+            <w:tcW w:type="dxa" w:w="1400"/>
+            <w:tcBorders>
+              <w:top w:val="single" w:color="AAAAAA" w:sz="4"/>
+              <w:left w:val="single" w:color="AAAAAA" w:sz="4"/>
+              <w:bottom w:val="single" w:color="AAAAAA" w:sz="4"/>
+              <w:right w:val="single" w:color="AAAAAA" w:sz="4"/>
+            </w:tcBorders>
+            <w:shd w:fill="1F3864" w:val="clear"/>
+            <w:tcMar>
+              <w:top w:type="dxa" w:w="80"/>
+              <w:left w:type="dxa" w:w="120"/>
+              <w:bottom w:type="dxa" w:w="80"/>
+              <w:right w:type="dxa" w:w="120"/>
+            </w:tcMar>
+          </w:tcPr>
+          <w:p>
+            <w:r>
+              <w:rPr>
+                <w:b/>
+                <w:bCs/>
+                <w:color w:val="FFFFFF"/>
+                <w:sz w:val="20"/>
+                <w:szCs w:val="20"/>
+              </w:rPr>
+              <w:t xml:space="preserve">Nº tabelas</w:t>
+            </w:r>
+          </w:p>
+        </w:tc>
+        <w:tc>
+          <w:tcPr>
+            <w:tcW w:type="dxa" w:w="2438"/>
+            <w:tcBorders>
+              <w:top w:val="single" w:color="AAAAAA" w:sz="4"/>
+              <w:left w:val="single" w:color="AAAAAA" w:sz="4"/>
+              <w:bottom w:val="single" w:color="AAAAAA" w:sz="4"/>
+              <w:right w:val="single" w:color="AAAAAA" w:sz="4"/>
+            </w:tcBorders>
+            <w:shd w:fill="1F3864" w:val="clear"/>
+            <w:tcMar>
+              <w:top w:type="dxa" w:w="80"/>
+              <w:left w:type="dxa" w:w="120"/>
+              <w:bottom w:type="dxa" w:w="80"/>
+              <w:right w:type="dxa" w:w="120"/>
+            </w:tcMar>
+          </w:tcPr>
+          <w:p>
+            <w:r>
+              <w:rPr>
+                <w:b/>
+                <w:bCs/>
+                <w:color w:val="FFFFFF"/>
+                <w:sz w:val="20"/>
+                <w:szCs w:val="20"/>
+              </w:rPr>
+              <w:t xml:space="preserve">Onde fica a FK</w:t>
+            </w:r>
+          </w:p>
+        </w:tc>
+      </w:tr>
+      <w:tr>
+        <w:tc>
+          <w:tcPr>
+            <w:tcW w:type="dxa" w:w="1600"/>
+            <w:tcBorders>
+              <w:top w:val="single" w:color="AAAAAA" w:sz="4"/>
+              <w:left w:val="single" w:color="AAAAAA" w:sz="4"/>
+              <w:bottom w:val="single" w:color="AAAAAA" w:sz="4"/>
+              <w:right w:val="single" w:color="AAAAAA" w:sz="4"/>
+            </w:tcBorders>
+            <w:tcMar>
+              <w:top w:type="dxa" w:w="80"/>
+              <w:left w:type="dxa" w:w="120"/>
+              <w:bottom w:type="dxa" w:w="80"/>
+              <w:right w:type="dxa" w:w="120"/>
+            </w:tcMar>
+          </w:tcPr>
+          <w:p>
+            <w:pPr>
+              <w:spacing w:after="300"/>
+            </w:pPr>
+            <w:r>
+              <w:t xml:space="preserve"/>
+            </w:r>
+          </w:p>
+        </w:tc>
+        <w:tc>
+          <w:tcPr>
+            <w:tcW w:type="dxa" w:w="2600"/>
+            <w:tcBorders>
+              <w:top w:val="single" w:color="AAAAAA" w:sz="4"/>
+              <w:left w:val="single" w:color="AAAAAA" w:sz="4"/>
+              <w:bottom w:val="single" w:color="AAAAAA" w:sz="4"/>
+              <w:right w:val="single" w:color="AAAAAA" w:sz="4"/>
+            </w:tcBorders>
+            <w:tcMar>
+              <w:top w:type="dxa" w:w="80"/>
+              <w:left w:type="dxa" w:w="120"/>
+              <w:bottom w:type="dxa" w:w="80"/>
+              <w:right w:type="dxa" w:w="120"/>
+            </w:tcMar>
+          </w:tcPr>
+          <w:p>
+            <w:pPr>
+              <w:spacing w:after="300"/>
+            </w:pPr>
+            <w:r>
+              <w:t xml:space="preserve"/>
+            </w:r>
+          </w:p>
+        </w:tc>
+        <w:tc>
+          <w:tcPr>
+            <w:tcW w:type="dxa" w:w="1600"/>
+            <w:tcBorders>
+              <w:top w:val="single" w:color="AAAAAA" w:sz="4"/>
+              <w:left w:val="single" w:color="AAAAAA" w:sz="4"/>
+              <w:bottom w:val="single" w:color="AAAAAA" w:sz="4"/>
+              <w:right w:val="single" w:color="AAAAAA" w:sz="4"/>
+            </w:tcBorders>
+            <w:tcMar>
+              <w:top w:type="dxa" w:w="80"/>
+              <w:left w:type="dxa" w:w="120"/>
+              <w:bottom w:type="dxa" w:w="80"/>
+              <w:right w:type="dxa" w:w="120"/>
+            </w:tcMar>
+          </w:tcPr>
+          <w:p>
+            <w:pPr>
+              <w:spacing w:after="300"/>
+            </w:pPr>
+            <w:r>
+              <w:t xml:space="preserve"/>
+            </w:r>
+          </w:p>
+        </w:tc>
+        <w:tc>
+          <w:tcPr>
+            <w:tcW w:type="dxa" w:w="1400"/>
+            <w:tcBorders>
+              <w:top w:val="single" w:color="AAAAAA" w:sz="4"/>
+              <w:left w:val="single" w:color="AAAAAA" w:sz="4"/>
+              <w:bottom w:val="single" w:color="AAAAAA" w:sz="4"/>
+              <w:right w:val="single" w:color="AAAAAA" w:sz="4"/>
+            </w:tcBorders>
+            <w:tcMar>
+              <w:top w:type="dxa" w:w="80"/>
+              <w:left w:type="dxa" w:w="120"/>
+              <w:bottom w:type="dxa" w:w="80"/>
+              <w:right w:type="dxa" w:w="120"/>
+            </w:tcMar>
+          </w:tcPr>
+          <w:p>
+            <w:pPr>
+              <w:spacing w:after="300"/>
+            </w:pPr>
+            <w:r>
+              <w:t xml:space="preserve"/>
+            </w:r>
+          </w:p>
+        </w:tc>
+        <w:tc>
+          <w:tcPr>
+            <w:tcW w:type="dxa" w:w="2438"/>
+            <w:tcBorders>
+              <w:top w:val="single" w:color="AAAAAA" w:sz="4"/>
+              <w:left w:val="single" w:color="AAAAAA" w:sz="4"/>
+              <w:bottom w:val="single" w:color="AAAAAA" w:sz="4"/>
+              <w:right w:val="single" w:color="AAAAAA" w:sz="4"/>
+            </w:tcBorders>
+            <w:tcMar>
+              <w:top w:type="dxa" w:w="80"/>
+              <w:left w:type="dxa" w:w="120"/>
+              <w:bottom w:type="dxa" w:w="80"/>
+              <w:right w:type="dxa" w:w="120"/>
+            </w:tcMar>
+          </w:tcPr>
+          <w:p>
+            <w:pPr>
+              <w:spacing w:after="300"/>
+            </w:pPr>
+            <w:r>
+              <w:t xml:space="preserve"/>
+            </w:r>
+          </w:p>
+        </w:tc>
+      </w:tr>
+    </w:tbl>
+    <w:p>
+      <w:pPr>
+        <w:spacing w:after="120"/>
+      </w:pPr>
+      <w:r>
+        <w:t xml:space="preserve"/>
       </w:r>
     </w:p>
     <w:p>
@@ -4962,33 +4402,40 @@
           <w:sz w:val="20"/>
           <w:szCs w:val="20"/>
         </w:rPr>
-        <w:t xml:space="preserve">Passo C — Decisão:</w:t>
-      </w:r>
-    </w:p>
-    <w:p>
-      <w:pPr>
-        <w:spacing w:after="80"/>
-      </w:pPr>
-      <w:r>
-        <w:rPr>
-          <w:sz w:val="20"/>
-          <w:szCs w:val="20"/>
-        </w:rPr>
-        <w:t xml:space="preserve">☐  Tudo limpo → ficam 2 tabelas          ☐  Criar tabela associativa: _______________________ → 3 tabelas</w:t>
-      </w:r>
-    </w:p>
-    <w:p>
-      <w:pPr>
-        <w:spacing w:after="80"/>
-      </w:pPr>
-      <w:r>
-        <w:rPr>
-          <w:b/>
-          <w:bCs/>
-          <w:sz w:val="20"/>
-          <w:szCs w:val="20"/>
-        </w:rPr>
-        <w:t xml:space="preserve">Passo D — Regra aplicada: Regra _____</w:t>
+        <w:t xml:space="preserve">Aplicação (tabelas resultantes):</w:t>
+      </w:r>
+    </w:p>
+    <w:p>
+      <w:pPr>
+        <w:pBdr>
+          <w:bottom w:val="single" w:color="AAAAAA" w:sz="4" w:space="1"/>
+        </w:pBdr>
+        <w:spacing w:after="120"/>
+      </w:pPr>
+      <w:r>
+        <w:t xml:space="preserve"/>
+      </w:r>
+    </w:p>
+    <w:p>
+      <w:pPr>
+        <w:pBdr>
+          <w:bottom w:val="single" w:color="AAAAAA" w:sz="4" w:space="1"/>
+        </w:pBdr>
+        <w:spacing w:after="120"/>
+      </w:pPr>
+      <w:r>
+        <w:t xml:space="preserve"/>
+      </w:r>
+    </w:p>
+    <w:p>
+      <w:pPr>
+        <w:pBdr>
+          <w:bottom w:val="single" w:color="AAAAAA" w:sz="4" w:space="1"/>
+        </w:pBdr>
+        <w:spacing w:after="120"/>
+      </w:pPr>
+      <w:r>
+        <w:t xml:space="preserve"/>
       </w:r>
     </w:p>
     <w:p>
